--- a/frontend/src/assets/documents/trame_entretien.docx
+++ b/frontend/src/assets/documents/trame_entretien.docx
@@ -1,12 +1,12 @@
 
 <file path=word/document.xml><?xml version="1.0" encoding="utf-8"?>
-<w:document xmlns:wpc="http://schemas.microsoft.com/office/word/2010/wordprocessingCanvas" xmlns:cx="http://schemas.microsoft.com/office/drawing/2014/chartex" xmlns:cx1="http://schemas.microsoft.com/office/drawing/2015/9/8/chartex" xmlns:cx2="http://schemas.microsoft.com/office/drawing/2015/10/21/chartex" xmlns:cx3="http://schemas.microsoft.com/office/drawing/2016/5/9/chartex" xmlns:cx4="http://schemas.microsoft.com/office/drawing/2016/5/10/chartex" xmlns:cx5="http://schemas.microsoft.com/office/drawing/2016/5/11/chartex" xmlns:cx6="http://schemas.microsoft.com/office/drawing/2016/5/12/chartex" xmlns:cx7="http://schemas.microsoft.com/office/drawing/2016/5/13/chartex" xmlns:cx8="http://schemas.microsoft.com/office/drawing/2016/5/14/chartex" xmlns:mc="http://schemas.openxmlformats.org/markup-compatibility/2006" xmlns:aink="http://schemas.microsoft.com/office/drawing/2016/ink" xmlns:am3d="http://schemas.microsoft.com/office/drawing/2017/model3d" xmlns:o="urn:schemas-microsoft-com:office:office" xmlns:r="http://schemas.openxmlformats.org/officeDocument/2006/relationships" xmlns:m="http://schemas.openxmlformats.org/officeDocument/2006/math" xmlns:v="urn:schemas-microsoft-com:vml" xmlns:wp14="http://schemas.microsoft.com/office/word/2010/wordprocessingDrawing" xmlns:wp="http://schemas.openxmlformats.org/drawingml/2006/wordprocessingDrawing" xmlns:w10="urn:schemas-microsoft-com:office:word" xmlns:w="http://schemas.openxmlformats.org/wordprocessingml/2006/main" xmlns:w14="http://schemas.microsoft.com/office/word/2010/wordml" xmlns:w15="http://schemas.microsoft.com/office/word/2012/wordml" xmlns:w16cid="http://schemas.microsoft.com/office/word/2016/wordml/cid" xmlns:w16se="http://schemas.microsoft.com/office/word/2015/wordml/symex" xmlns:wpg="http://schemas.microsoft.com/office/word/2010/wordprocessingGroup" xmlns:wpi="http://schemas.microsoft.com/office/word/2010/wordprocessingInk" xmlns:wne="http://schemas.microsoft.com/office/word/2006/wordml" xmlns:wps="http://schemas.microsoft.com/office/word/2010/wordprocessingShape" mc:Ignorable="w14 w15 w16se w16cid wp14">
+<w:document xmlns:wpc="http://schemas.microsoft.com/office/word/2010/wordprocessingCanvas" xmlns:cx="http://schemas.microsoft.com/office/drawing/2014/chartex" xmlns:cx1="http://schemas.microsoft.com/office/drawing/2015/9/8/chartex" xmlns:cx2="http://schemas.microsoft.com/office/drawing/2015/10/21/chartex" xmlns:cx3="http://schemas.microsoft.com/office/drawing/2016/5/9/chartex" xmlns:cx4="http://schemas.microsoft.com/office/drawing/2016/5/10/chartex" xmlns:cx5="http://schemas.microsoft.com/office/drawing/2016/5/11/chartex" xmlns:cx6="http://schemas.microsoft.com/office/drawing/2016/5/12/chartex" xmlns:cx7="http://schemas.microsoft.com/office/drawing/2016/5/13/chartex" xmlns:cx8="http://schemas.microsoft.com/office/drawing/2016/5/14/chartex" xmlns:mc="http://schemas.openxmlformats.org/markup-compatibility/2006" xmlns:aink="http://schemas.microsoft.com/office/drawing/2016/ink" xmlns:am3d="http://schemas.microsoft.com/office/drawing/2017/model3d" xmlns:o="urn:schemas-microsoft-com:office:office" xmlns:oel="http://schemas.microsoft.com/office/2019/extlst" xmlns:r="http://schemas.openxmlformats.org/officeDocument/2006/relationships" xmlns:m="http://schemas.openxmlformats.org/officeDocument/2006/math" xmlns:v="urn:schemas-microsoft-com:vml" xmlns:wp14="http://schemas.microsoft.com/office/word/2010/wordprocessingDrawing" xmlns:wp="http://schemas.openxmlformats.org/drawingml/2006/wordprocessingDrawing" xmlns:w10="urn:schemas-microsoft-com:office:word" xmlns:w="http://schemas.openxmlformats.org/wordprocessingml/2006/main" xmlns:w14="http://schemas.microsoft.com/office/word/2010/wordml" xmlns:w15="http://schemas.microsoft.com/office/word/2012/wordml" xmlns:w16cex="http://schemas.microsoft.com/office/word/2018/wordml/cex" xmlns:w16cid="http://schemas.microsoft.com/office/word/2016/wordml/cid" xmlns:w16="http://schemas.microsoft.com/office/word/2018/wordml" xmlns:w16du="http://schemas.microsoft.com/office/word/2023/wordml/word16du" xmlns:w16sdtdh="http://schemas.microsoft.com/office/word/2020/wordml/sdtdatahash" xmlns:w16sdtfl="http://schemas.microsoft.com/office/word/2024/wordml/sdtformatlock" xmlns:w16se="http://schemas.microsoft.com/office/word/2015/wordml/symex" xmlns:wpg="http://schemas.microsoft.com/office/word/2010/wordprocessingGroup" xmlns:wpi="http://schemas.microsoft.com/office/word/2010/wordprocessingInk" xmlns:wne="http://schemas.microsoft.com/office/word/2006/wordml" xmlns:wps="http://schemas.microsoft.com/office/word/2010/wordprocessingShape" mc:Ignorable="w14 w15 w16se w16cid w16 w16cex w16sdtdh w16sdtfl w16du wp14">
   <w:body>
     <w:p>
       <w:pPr>
         <w:sectPr>
-          <w:headerReference w:type="default" r:id="rId8"/>
-          <w:footerReference w:type="default" r:id="rId9"/>
+          <w:headerReference w:type="default" r:id="rId11"/>
+          <w:footerReference w:type="default" r:id="rId12"/>
           <w:pgSz w:w="11906" w:h="16838"/>
           <w:pgMar w:top="1417" w:right="1417" w:bottom="1417" w:left="1417" w:header="708" w:footer="708" w:gutter="0"/>
           <w:pgNumType w:start="1"/>
@@ -51,8 +51,6 @@
         </w:rPr>
         <w:t>enquêté</w:t>
       </w:r>
-      <w:bookmarkStart w:id="0" w:name="_GoBack"/>
-      <w:bookmarkEnd w:id="0"/>
     </w:p>
     <w:p>
       <w:pPr>
@@ -498,7 +496,10 @@
         <w:t>missions</w:t>
       </w:r>
       <w:r>
-        <w:t xml:space="preserve"> d’une réserve naturelle</w:t>
+        <w:t xml:space="preserve"> d’un</w:t>
+      </w:r>
+      <w:r>
+        <w:t xml:space="preserve"> site naturel protégé</w:t>
       </w:r>
       <w:r>
         <w:t xml:space="preserve">, </w:t>
@@ -510,7 +511,19 @@
         <w:rPr>
           <w:color w:val="000000"/>
         </w:rPr>
-        <w:t xml:space="preserve"> ? Et celle-ci en particulier ?</w:t>
+        <w:t xml:space="preserve"> ? Et cel</w:t>
+      </w:r>
+      <w:r>
+        <w:rPr>
+          <w:color w:val="000000"/>
+        </w:rPr>
+        <w:t>ui</w:t>
+      </w:r>
+      <w:r>
+        <w:rPr>
+          <w:color w:val="000000"/>
+        </w:rPr>
+        <w:t>-ci en particulier ?</w:t>
       </w:r>
     </w:p>
     <w:p>
@@ -557,10 +570,10 @@
         <w:spacing w:after="0"/>
       </w:pPr>
       <w:r>
-        <w:t xml:space="preserve">Concrètement, savez-vous ce qui se fait sur cette </w:t>
-      </w:r>
-      <w:r>
-        <w:t>réserve</w:t>
+        <w:t>Concrètement, savez-vous ce qui se fait sur ce</w:t>
+      </w:r>
+      <w:r>
+        <w:t xml:space="preserve"> site naturel protégé</w:t>
       </w:r>
       <w:r>
         <w:t xml:space="preserve"> </w:t>
@@ -674,7 +687,6 @@
         </w:rPr>
         <w:t xml:space="preserve">  </w:t>
       </w:r>
-      <w:proofErr w:type="gramStart"/>
       <w:r>
         <w:rPr>
           <w:color w:val="000000"/>
@@ -685,14 +697,7 @@
         <w:rPr>
           <w:color w:val="000000"/>
         </w:rPr>
-        <w:t xml:space="preserve"> le</w:t>
-      </w:r>
-      <w:proofErr w:type="gramEnd"/>
-      <w:r>
-        <w:rPr>
-          <w:color w:val="000000"/>
-        </w:rPr>
-        <w:t xml:space="preserve"> ou</w:t>
+        <w:t xml:space="preserve"> le ou</w:t>
       </w:r>
       <w:r>
         <w:rPr>
@@ -873,7 +878,7 @@
           <w:between w:val="nil"/>
         </w:pBdr>
         <w:spacing w:after="0"/>
-        <w:ind w:left="426"/>
+        <w:ind w:left="720"/>
       </w:pPr>
       <w:r>
         <w:rPr>
@@ -1001,7 +1006,19 @@
         <w:rPr>
           <w:color w:val="000000"/>
         </w:rPr>
-        <w:t>t les espèces emblématiques de la réserve ?</w:t>
+        <w:t xml:space="preserve">t les espèces </w:t>
+      </w:r>
+      <w:r>
+        <w:rPr>
+          <w:color w:val="000000"/>
+        </w:rPr>
+        <w:t>représentatives</w:t>
+      </w:r>
+      <w:r>
+        <w:rPr>
+          <w:color w:val="000000"/>
+        </w:rPr>
+        <w:t xml:space="preserve"> de la réserve ?</w:t>
       </w:r>
       <w:r>
         <w:rPr>
@@ -1592,7 +1609,7 @@
       <w:tblPr>
         <w:tblStyle w:val="af6"/>
         <w:tblpPr w:leftFromText="141" w:rightFromText="141" w:vertAnchor="text" w:horzAnchor="margin" w:tblpXSpec="center" w:tblpY="172"/>
-        <w:tblW w:w="7756" w:type="dxa"/>
+        <w:tblW w:w="8217" w:type="dxa"/>
         <w:tblInd w:w="0" w:type="dxa"/>
         <w:tblBorders>
           <w:top w:val="single" w:sz="4" w:space="0" w:color="000000"/>
@@ -1610,7 +1627,7 @@
         <w:gridCol w:w="1441"/>
         <w:gridCol w:w="1441"/>
         <w:gridCol w:w="1817"/>
-        <w:gridCol w:w="1616"/>
+        <w:gridCol w:w="2077"/>
       </w:tblGrid>
       <w:tr>
         <w:trPr>
@@ -1699,7 +1716,7 @@
         </w:tc>
         <w:tc>
           <w:tcPr>
-            <w:tcW w:w="1616" w:type="dxa"/>
+            <w:tcW w:w="2077" w:type="dxa"/>
           </w:tcPr>
           <w:p>
             <w:pPr>
@@ -1714,6 +1731,13 @@
                 <w:szCs w:val="18"/>
               </w:rPr>
               <w:t>1fois/mois</w:t>
+            </w:r>
+            <w:r>
+              <w:rPr>
+                <w:sz w:val="24"/>
+                <w:szCs w:val="18"/>
+              </w:rPr>
+              <w:t xml:space="preserve"> ou plus </w:t>
             </w:r>
           </w:p>
         </w:tc>
@@ -1777,7 +1801,7 @@
         </w:tc>
         <w:tc>
           <w:tcPr>
-            <w:tcW w:w="1616" w:type="dxa"/>
+            <w:tcW w:w="2077" w:type="dxa"/>
           </w:tcPr>
           <w:p>
             <w:pPr>
@@ -2135,7 +2159,14 @@
                 <w:sz w:val="24"/>
                 <w:szCs w:val="18"/>
               </w:rPr>
-              <w:t>Aucun avis</w:t>
+              <w:t>Avis</w:t>
+            </w:r>
+            <w:r>
+              <w:rPr>
+                <w:sz w:val="24"/>
+                <w:szCs w:val="18"/>
+              </w:rPr>
+              <w:t xml:space="preserve"> négatif</w:t>
             </w:r>
           </w:p>
         </w:tc>
@@ -2189,14 +2220,14 @@
                 <w:sz w:val="24"/>
                 <w:szCs w:val="18"/>
               </w:rPr>
-              <w:t xml:space="preserve"> « peut</w:t>
+              <w:t xml:space="preserve"> </w:t>
             </w:r>
             <w:r>
               <w:rPr>
                 <w:sz w:val="24"/>
                 <w:szCs w:val="18"/>
               </w:rPr>
-              <w:t xml:space="preserve"> mieux faire »</w:t>
+              <w:t>ou neutre</w:t>
             </w:r>
           </w:p>
         </w:tc>
@@ -5441,7 +5472,7 @@
         </w:pBdr>
         <w:ind w:left="709"/>
         <w:sectPr>
-          <w:footerReference w:type="default" r:id="rId10"/>
+          <w:footerReference w:type="default" r:id="rId13"/>
           <w:type w:val="continuous"/>
           <w:pgSz w:w="11906" w:h="16838"/>
           <w:pgMar w:top="1417" w:right="1417" w:bottom="1417" w:left="1417" w:header="708" w:footer="708" w:gutter="0"/>
@@ -6733,6 +6764,17 @@
           <w:szCs w:val="28"/>
         </w:rPr>
       </w:pPr>
+      <w:bookmarkStart w:id="0" w:name="_heading=h.30j0zll" w:colFirst="0" w:colLast="0"/>
+      <w:bookmarkEnd w:id="0"/>
+    </w:p>
+    <w:p>
+      <w:pPr>
+        <w:rPr>
+          <w:b/>
+          <w:sz w:val="28"/>
+          <w:szCs w:val="28"/>
+        </w:rPr>
+      </w:pPr>
     </w:p>
     <w:p>
       <w:pPr>
@@ -6742,33 +6784,30 @@
           <w:sz w:val="28"/>
         </w:rPr>
       </w:pPr>
-      <w:bookmarkStart w:id="1" w:name="_heading=h.30j0zll" w:colFirst="0" w:colLast="0"/>
-      <w:bookmarkEnd w:id="1"/>
-      <w:r>
+    </w:p>
+    <w:p>
+      <w:pPr>
         <w:rPr>
           <w:b/>
           <w:color w:val="A8D08D" w:themeColor="accent6" w:themeTint="99"/>
           <w:sz w:val="28"/>
         </w:rPr>
-        <w:br w:type="page"/>
-      </w:r>
-    </w:p>
-    <w:p>
-      <w:pPr>
+      </w:pPr>
+      <w:r>
         <w:rPr>
           <w:b/>
           <w:color w:val="A8D08D" w:themeColor="accent6" w:themeTint="99"/>
           <w:sz w:val="28"/>
         </w:rPr>
-      </w:pPr>
+        <w:t xml:space="preserve">Thème </w:t>
+      </w:r>
       <w:r>
         <w:rPr>
           <w:b/>
           <w:color w:val="A8D08D" w:themeColor="accent6" w:themeTint="99"/>
           <w:sz w:val="28"/>
         </w:rPr>
-        <w:lastRenderedPageBreak/>
-        <w:t xml:space="preserve">Thème </w:t>
+        <w:t>9</w:t>
       </w:r>
       <w:r>
         <w:rPr>
@@ -6776,237 +6815,294 @@
           <w:color w:val="A8D08D" w:themeColor="accent6" w:themeTint="99"/>
           <w:sz w:val="28"/>
         </w:rPr>
-        <w:t>9</w:t>
-      </w:r>
-      <w:r>
+        <w:t>. Changement climatique et biodiversité</w:t>
+      </w:r>
+    </w:p>
+    <w:p>
+      <w:pPr>
+        <w:pStyle w:val="Paragraphedeliste"/>
+        <w:numPr>
+          <w:ilvl w:val="0"/>
+          <w:numId w:val="18"/>
+        </w:numPr>
+        <w:pBdr>
+          <w:top w:val="nil"/>
+          <w:left w:val="nil"/>
+          <w:bottom w:val="nil"/>
+          <w:right w:val="nil"/>
+          <w:between w:val="nil"/>
+        </w:pBdr>
+        <w:spacing w:before="240" w:after="0"/>
+      </w:pPr>
+      <w:commentRangeStart w:id="1"/>
+      <w:r>
+        <w:rPr>
+          <w:color w:val="000000"/>
+        </w:rPr>
+        <w:t>Observez-vous des impacts du changement climatique sur vos activités ou bien sur le territoire ?</w:t>
+      </w:r>
+    </w:p>
+    <w:p>
+      <w:pPr>
+        <w:pBdr>
+          <w:top w:val="nil"/>
+          <w:left w:val="nil"/>
+          <w:bottom w:val="nil"/>
+          <w:right w:val="nil"/>
+          <w:between w:val="nil"/>
+        </w:pBdr>
+        <w:spacing w:before="240" w:after="0"/>
+        <w:ind w:left="360"/>
+      </w:pPr>
+      <w:r>
+        <w:rPr>
+          <w:color w:val="000000"/>
+        </w:rPr>
+        <w:t>………………………………………………………………………………………………………...........................................</w:t>
+      </w:r>
+      <w:r>
+        <w:rPr>
+          <w:color w:val="000000"/>
+        </w:rPr>
+        <w:t>.......</w:t>
+      </w:r>
+    </w:p>
+    <w:p>
+      <w:pPr>
+        <w:pStyle w:val="Paragraphedeliste"/>
+        <w:numPr>
+          <w:ilvl w:val="0"/>
+          <w:numId w:val="18"/>
+        </w:numPr>
+        <w:pBdr>
+          <w:top w:val="nil"/>
+          <w:left w:val="nil"/>
+          <w:bottom w:val="nil"/>
+          <w:right w:val="nil"/>
+          <w:between w:val="nil"/>
+        </w:pBdr>
+        <w:spacing w:before="240" w:after="0"/>
+      </w:pPr>
+      <w:r>
+        <w:rPr>
+          <w:color w:val="000000"/>
+        </w:rPr>
+        <w:t>Si oui, comment y réagissez-vous ?</w:t>
+      </w:r>
+    </w:p>
+    <w:p>
+      <w:pPr>
+        <w:pBdr>
+          <w:top w:val="nil"/>
+          <w:left w:val="nil"/>
+          <w:bottom w:val="nil"/>
+          <w:right w:val="nil"/>
+          <w:between w:val="nil"/>
+        </w:pBdr>
+        <w:spacing w:before="240" w:after="0"/>
+        <w:ind w:left="360"/>
+      </w:pPr>
+      <w:r>
+        <w:rPr>
+          <w:color w:val="000000"/>
+        </w:rPr>
+        <w:t>………………………………………………………………………………………………………...........................................</w:t>
+      </w:r>
+      <w:r>
+        <w:rPr>
+          <w:color w:val="000000"/>
+        </w:rPr>
+        <w:t>...................................................................................................................................................................</w:t>
+      </w:r>
+    </w:p>
+    <w:p>
+      <w:pPr>
+        <w:pBdr>
+          <w:top w:val="nil"/>
+          <w:left w:val="nil"/>
+          <w:bottom w:val="nil"/>
+          <w:right w:val="nil"/>
+          <w:between w:val="nil"/>
+        </w:pBdr>
+        <w:spacing w:after="0"/>
+        <w:rPr>
+          <w:color w:val="000000"/>
+        </w:rPr>
+      </w:pPr>
+    </w:p>
+    <w:p>
+      <w:pPr>
+        <w:pStyle w:val="Paragraphedeliste"/>
+        <w:numPr>
+          <w:ilvl w:val="0"/>
+          <w:numId w:val="18"/>
+        </w:numPr>
+        <w:pBdr>
+          <w:top w:val="nil"/>
+          <w:left w:val="nil"/>
+          <w:bottom w:val="nil"/>
+          <w:right w:val="nil"/>
+          <w:between w:val="nil"/>
+        </w:pBdr>
+        <w:spacing w:line="240" w:lineRule="auto"/>
+        <w:rPr>
+          <w:color w:val="000000"/>
+        </w:rPr>
+      </w:pPr>
+      <w:r>
+        <w:rPr>
+          <w:color w:val="000000"/>
+        </w:rPr>
+        <w:t>Savez-vous comment les espaces naturels proches de chez vous y réagissent</w:t>
+      </w:r>
+      <w:r>
+        <w:rPr>
+          <w:color w:val="000000"/>
+        </w:rPr>
+        <w:t> ?</w:t>
+      </w:r>
+    </w:p>
+    <w:p>
+      <w:pPr>
+        <w:pBdr>
+          <w:top w:val="nil"/>
+          <w:left w:val="nil"/>
+          <w:bottom w:val="nil"/>
+          <w:right w:val="nil"/>
+          <w:between w:val="nil"/>
+        </w:pBdr>
+        <w:spacing w:line="240" w:lineRule="auto"/>
+        <w:ind w:left="360"/>
+        <w:rPr>
+          <w:color w:val="000000"/>
+        </w:rPr>
+      </w:pPr>
+      <w:r>
+        <w:rPr>
+          <w:color w:val="000000"/>
+        </w:rPr>
+        <w:t>...............…...……………………………………………………………………………………………………….........</w:t>
+      </w:r>
+      <w:r>
+        <w:rPr>
+          <w:color w:val="000000"/>
+        </w:rPr>
+        <w:t>....................</w:t>
+      </w:r>
+      <w:commentRangeEnd w:id="1"/>
+      <w:r>
+        <w:rPr>
+          <w:rStyle w:val="Marquedecommentaire"/>
+          <w:color w:val="000000"/>
+          <w:sz w:val="22"/>
+          <w:szCs w:val="22"/>
+        </w:rPr>
+        <w:commentReference w:id="1"/>
+      </w:r>
+    </w:p>
+    <w:p>
+      <w:pPr>
+        <w:pBdr>
+          <w:top w:val="nil"/>
+          <w:left w:val="nil"/>
+          <w:bottom w:val="nil"/>
+          <w:right w:val="nil"/>
+          <w:between w:val="nil"/>
+        </w:pBdr>
+        <w:spacing w:line="240" w:lineRule="auto"/>
+        <w:ind w:left="360"/>
+        <w:rPr>
+          <w:color w:val="000000"/>
+        </w:rPr>
+      </w:pPr>
+    </w:p>
+    <w:p>
+      <w:pPr>
+        <w:pBdr>
+          <w:top w:val="nil"/>
+          <w:left w:val="nil"/>
+          <w:bottom w:val="nil"/>
+          <w:right w:val="nil"/>
+          <w:between w:val="nil"/>
+        </w:pBdr>
+        <w:spacing w:line="240" w:lineRule="auto"/>
+        <w:ind w:left="360"/>
+        <w:rPr>
+          <w:color w:val="000000"/>
+        </w:rPr>
+      </w:pPr>
+    </w:p>
+    <w:p>
+      <w:pPr>
+        <w:pBdr>
+          <w:top w:val="nil"/>
+          <w:left w:val="nil"/>
+          <w:bottom w:val="nil"/>
+          <w:right w:val="nil"/>
+          <w:between w:val="nil"/>
+        </w:pBdr>
+        <w:spacing w:line="240" w:lineRule="auto"/>
+        <w:ind w:left="360"/>
+        <w:rPr>
+          <w:color w:val="000000"/>
+        </w:rPr>
+      </w:pPr>
+    </w:p>
+    <w:p>
+      <w:pPr>
+        <w:pBdr>
+          <w:top w:val="nil"/>
+          <w:left w:val="nil"/>
+          <w:bottom w:val="nil"/>
+          <w:right w:val="nil"/>
+          <w:between w:val="nil"/>
+        </w:pBdr>
+        <w:spacing w:line="240" w:lineRule="auto"/>
+        <w:ind w:left="360"/>
+        <w:rPr>
+          <w:color w:val="000000"/>
+        </w:rPr>
+      </w:pPr>
+    </w:p>
+    <w:p>
+      <w:pPr>
         <w:rPr>
           <w:b/>
           <w:color w:val="A8D08D" w:themeColor="accent6" w:themeTint="99"/>
           <w:sz w:val="28"/>
         </w:rPr>
-        <w:t>. Changement climatique et biodiversité</w:t>
-      </w:r>
-    </w:p>
-    <w:p>
-      <w:pPr>
-        <w:numPr>
-          <w:ilvl w:val="0"/>
-          <w:numId w:val="5"/>
-        </w:numPr>
-        <w:pBdr>
-          <w:top w:val="nil"/>
-          <w:left w:val="nil"/>
-          <w:bottom w:val="nil"/>
-          <w:right w:val="nil"/>
-          <w:between w:val="nil"/>
-        </w:pBdr>
-        <w:spacing w:before="240" w:after="0"/>
-      </w:pPr>
-      <w:r>
-        <w:rPr>
-          <w:color w:val="000000"/>
-        </w:rPr>
-        <w:t xml:space="preserve">Que connaissez-vous des impacts du changement climatique sur le territoire ? </w:t>
-      </w:r>
-    </w:p>
-    <w:p>
-      <w:pPr>
-        <w:pBdr>
-          <w:top w:val="nil"/>
-          <w:left w:val="nil"/>
-          <w:bottom w:val="nil"/>
-          <w:right w:val="nil"/>
-          <w:between w:val="nil"/>
-        </w:pBdr>
-        <w:spacing w:after="0"/>
-        <w:ind w:left="426"/>
-        <w:rPr>
-          <w:color w:val="000000"/>
-        </w:rPr>
-      </w:pPr>
-    </w:p>
-    <w:p>
-      <w:pPr>
-        <w:pBdr>
-          <w:top w:val="nil"/>
-          <w:left w:val="nil"/>
-          <w:bottom w:val="nil"/>
-          <w:right w:val="nil"/>
-          <w:between w:val="nil"/>
-        </w:pBdr>
-        <w:spacing w:after="0"/>
-        <w:ind w:left="426"/>
-        <w:rPr>
-          <w:color w:val="000000"/>
-        </w:rPr>
-      </w:pPr>
-      <w:r>
-        <w:rPr>
-          <w:color w:val="000000"/>
-        </w:rPr>
-        <w:t>………………………………………………………………………………………………………...........................................</w:t>
-      </w:r>
-    </w:p>
-    <w:p>
-      <w:pPr>
-        <w:numPr>
-          <w:ilvl w:val="0"/>
-          <w:numId w:val="5"/>
-        </w:numPr>
-        <w:pBdr>
-          <w:top w:val="nil"/>
-          <w:left w:val="nil"/>
-          <w:bottom w:val="nil"/>
-          <w:right w:val="nil"/>
-          <w:between w:val="nil"/>
-        </w:pBdr>
-        <w:spacing w:before="240" w:after="0"/>
-      </w:pPr>
-      <w:r>
-        <w:rPr>
-          <w:color w:val="000000"/>
-        </w:rPr>
-        <w:t>Etes-vous concerné par ces changements ? Si oui, à quel degré et comment y réagissez-vous ?</w:t>
-      </w:r>
-    </w:p>
-    <w:p>
-      <w:pPr>
-        <w:pBdr>
-          <w:top w:val="nil"/>
-          <w:left w:val="nil"/>
-          <w:bottom w:val="nil"/>
-          <w:right w:val="nil"/>
-          <w:between w:val="nil"/>
-        </w:pBdr>
-        <w:spacing w:after="0"/>
-        <w:ind w:left="720"/>
-        <w:rPr>
-          <w:color w:val="000000"/>
-        </w:rPr>
-      </w:pPr>
-      <w:r>
-        <w:rPr>
-          <w:color w:val="000000"/>
-        </w:rPr>
-        <w:t>………………………………………………………………………………………………………...........................................</w:t>
-      </w:r>
-    </w:p>
-    <w:p>
-      <w:pPr>
-        <w:pBdr>
-          <w:top w:val="nil"/>
-          <w:left w:val="nil"/>
-          <w:bottom w:val="nil"/>
-          <w:right w:val="nil"/>
-          <w:between w:val="nil"/>
-        </w:pBdr>
-        <w:spacing w:after="0"/>
-        <w:ind w:left="720"/>
-        <w:rPr>
-          <w:color w:val="000000"/>
-        </w:rPr>
-      </w:pPr>
-    </w:p>
-    <w:p>
-      <w:pPr>
-        <w:numPr>
-          <w:ilvl w:val="0"/>
-          <w:numId w:val="5"/>
-        </w:numPr>
-        <w:pBdr>
-          <w:top w:val="nil"/>
-          <w:left w:val="nil"/>
-          <w:bottom w:val="nil"/>
-          <w:right w:val="nil"/>
-          <w:between w:val="nil"/>
-        </w:pBdr>
-        <w:spacing w:after="0"/>
-      </w:pPr>
-      <w:r>
-        <w:rPr>
-          <w:color w:val="000000"/>
-        </w:rPr>
-        <w:t>Pensez-vous que la réserve s'adapte à ces changements, si oui comment ?</w:t>
-      </w:r>
-    </w:p>
-    <w:p>
-      <w:pPr>
-        <w:pBdr>
-          <w:top w:val="nil"/>
-          <w:left w:val="nil"/>
-          <w:bottom w:val="nil"/>
-          <w:right w:val="nil"/>
-          <w:between w:val="nil"/>
-        </w:pBdr>
-        <w:spacing w:after="0"/>
-        <w:ind w:left="720"/>
-        <w:rPr>
-          <w:color w:val="000000"/>
-        </w:rPr>
-      </w:pPr>
-      <w:r>
-        <w:rPr>
-          <w:color w:val="000000"/>
-        </w:rPr>
-        <w:t>………………………………………………………………………………………………………...........................................</w:t>
-      </w:r>
-    </w:p>
-    <w:p>
-      <w:pPr>
-        <w:pBdr>
-          <w:top w:val="nil"/>
-          <w:left w:val="nil"/>
-          <w:bottom w:val="nil"/>
-          <w:right w:val="nil"/>
-          <w:between w:val="nil"/>
-        </w:pBdr>
-        <w:spacing w:after="0"/>
-        <w:ind w:left="720"/>
-        <w:rPr>
-          <w:color w:val="000000"/>
-        </w:rPr>
-      </w:pPr>
-    </w:p>
-    <w:p>
-      <w:pPr>
-        <w:numPr>
-          <w:ilvl w:val="0"/>
-          <w:numId w:val="5"/>
-        </w:numPr>
-        <w:pBdr>
-          <w:top w:val="nil"/>
-          <w:left w:val="nil"/>
-          <w:bottom w:val="nil"/>
-          <w:right w:val="nil"/>
-          <w:between w:val="nil"/>
-        </w:pBdr>
-      </w:pPr>
-      <w:r>
-        <w:rPr>
-          <w:color w:val="000000"/>
-        </w:rPr>
-        <w:t>Êtes-vous d'accord avec ces choix d'adaptation ? Pourquoi ?</w:t>
-      </w:r>
-      <w:r>
-        <w:rPr>
-          <w:color w:val="000000"/>
-        </w:rPr>
-        <w:br/>
-      </w:r>
-      <w:r>
-        <w:rPr>
-          <w:i/>
-          <w:color w:val="000000"/>
-        </w:rPr>
-        <w:t>Merci de cocher directement sur le tableau votre réponse.</w:t>
+      </w:pPr>
+      <w:r>
+        <w:rPr>
+          <w:b/>
+          <w:color w:val="A8D08D" w:themeColor="accent6" w:themeTint="99"/>
+          <w:sz w:val="28"/>
+        </w:rPr>
+        <w:lastRenderedPageBreak/>
+        <w:t>Conclusion</w:t>
+      </w:r>
+    </w:p>
+    <w:p>
+      <w:pPr>
+        <w:rPr>
+          <w:b/>
+          <w:sz w:val="24"/>
+          <w:szCs w:val="24"/>
+        </w:rPr>
+      </w:pPr>
+      <w:r>
+        <w:rPr>
+          <w:b/>
+          <w:sz w:val="24"/>
+          <w:szCs w:val="24"/>
+        </w:rPr>
+        <w:t>AFOM</w:t>
       </w:r>
     </w:p>
     <w:tbl>
       <w:tblPr>
-        <w:tblStyle w:val="aff7"/>
-        <w:tblW w:w="6535" w:type="dxa"/>
+        <w:tblW w:w="8402" w:type="dxa"/>
         <w:jc w:val="center"/>
-        <w:tblInd w:w="0" w:type="dxa"/>
         <w:tblBorders>
           <w:top w:val="single" w:sz="4" w:space="0" w:color="000000"/>
           <w:left w:val="single" w:sz="4" w:space="0" w:color="000000"/>
@@ -7019,184 +7115,242 @@
         <w:tblLook w:val="0400" w:firstRow="0" w:lastRow="0" w:firstColumn="0" w:lastColumn="0" w:noHBand="0" w:noVBand="1"/>
       </w:tblPr>
       <w:tblGrid>
-        <w:gridCol w:w="1307"/>
-        <w:gridCol w:w="1307"/>
-        <w:gridCol w:w="1307"/>
-        <w:gridCol w:w="1307"/>
-        <w:gridCol w:w="1307"/>
+        <w:gridCol w:w="4527"/>
+        <w:gridCol w:w="3875"/>
       </w:tblGrid>
       <w:tr>
         <w:trPr>
-          <w:trHeight w:val="105"/>
+          <w:trHeight w:val="269"/>
           <w:jc w:val="center"/>
         </w:trPr>
         <w:tc>
           <w:tcPr>
-            <w:tcW w:w="1307" w:type="dxa"/>
-          </w:tcPr>
-          <w:p>
-            <w:pPr>
-              <w:rPr>
-                <w:sz w:val="18"/>
-                <w:szCs w:val="18"/>
-              </w:rPr>
-            </w:pPr>
-            <w:r>
-              <w:rPr>
-                <w:sz w:val="18"/>
-                <w:szCs w:val="18"/>
-              </w:rPr>
-              <w:t>Pas du tout</w:t>
-            </w:r>
-          </w:p>
-        </w:tc>
-        <w:tc>
-          <w:tcPr>
-            <w:tcW w:w="1307" w:type="dxa"/>
-          </w:tcPr>
-          <w:p>
-            <w:pPr>
-              <w:rPr>
-                <w:sz w:val="18"/>
-                <w:szCs w:val="18"/>
-              </w:rPr>
-            </w:pPr>
-            <w:r>
-              <w:rPr>
-                <w:sz w:val="18"/>
-                <w:szCs w:val="18"/>
-              </w:rPr>
-              <w:t>Plutôt non</w:t>
-            </w:r>
-          </w:p>
-        </w:tc>
-        <w:tc>
-          <w:tcPr>
-            <w:tcW w:w="1307" w:type="dxa"/>
-          </w:tcPr>
-          <w:p>
-            <w:pPr>
-              <w:jc w:val="center"/>
-              <w:rPr>
-                <w:sz w:val="18"/>
-                <w:szCs w:val="18"/>
-              </w:rPr>
-            </w:pPr>
-            <w:r>
-              <w:rPr>
-                <w:sz w:val="18"/>
-                <w:szCs w:val="18"/>
-              </w:rPr>
-              <w:t>Mitigé</w:t>
-            </w:r>
-          </w:p>
-        </w:tc>
-        <w:tc>
-          <w:tcPr>
-            <w:tcW w:w="1307" w:type="dxa"/>
-          </w:tcPr>
-          <w:p>
-            <w:pPr>
-              <w:rPr>
-                <w:sz w:val="18"/>
-                <w:szCs w:val="18"/>
-              </w:rPr>
-            </w:pPr>
-            <w:r>
-              <w:rPr>
-                <w:sz w:val="18"/>
-                <w:szCs w:val="18"/>
-              </w:rPr>
-              <w:t>Plutôt oui</w:t>
-            </w:r>
-          </w:p>
-        </w:tc>
-        <w:tc>
-          <w:tcPr>
-            <w:tcW w:w="1307" w:type="dxa"/>
-          </w:tcPr>
-          <w:p>
-            <w:pPr>
-              <w:rPr>
-                <w:sz w:val="18"/>
-                <w:szCs w:val="18"/>
-              </w:rPr>
-            </w:pPr>
-            <w:r>
-              <w:rPr>
-                <w:sz w:val="18"/>
-                <w:szCs w:val="18"/>
-              </w:rPr>
-              <w:t>Tout à fait</w:t>
+            <w:tcW w:w="4527" w:type="dxa"/>
+          </w:tcPr>
+          <w:p>
+            <w:pPr>
+              <w:pBdr>
+                <w:top w:val="nil"/>
+                <w:left w:val="nil"/>
+                <w:bottom w:val="nil"/>
+                <w:right w:val="nil"/>
+                <w:between w:val="nil"/>
+              </w:pBdr>
+              <w:ind w:left="720"/>
+              <w:rPr>
+                <w:b/>
+                <w:color w:val="000000"/>
+                <w:sz w:val="18"/>
+                <w:szCs w:val="18"/>
+              </w:rPr>
+            </w:pPr>
+            <w:r>
+              <w:rPr>
+                <w:b/>
+                <w:color w:val="000000"/>
+                <w:sz w:val="18"/>
+                <w:szCs w:val="18"/>
+              </w:rPr>
+              <w:t>Atouts</w:t>
+            </w:r>
+          </w:p>
+        </w:tc>
+        <w:tc>
+          <w:tcPr>
+            <w:tcW w:w="3875" w:type="dxa"/>
+          </w:tcPr>
+          <w:p>
+            <w:pPr>
+              <w:pBdr>
+                <w:top w:val="nil"/>
+                <w:left w:val="nil"/>
+                <w:bottom w:val="nil"/>
+                <w:right w:val="nil"/>
+                <w:between w:val="nil"/>
+              </w:pBdr>
+              <w:ind w:left="720"/>
+              <w:rPr>
+                <w:b/>
+                <w:color w:val="000000"/>
+                <w:sz w:val="18"/>
+                <w:szCs w:val="18"/>
+              </w:rPr>
+            </w:pPr>
+            <w:r>
+              <w:rPr>
+                <w:b/>
+                <w:color w:val="000000"/>
+                <w:sz w:val="18"/>
+                <w:szCs w:val="18"/>
+              </w:rPr>
+              <w:t>Faiblesses</w:t>
             </w:r>
           </w:p>
         </w:tc>
       </w:tr>
       <w:tr>
         <w:trPr>
-          <w:trHeight w:val="201"/>
+          <w:trHeight w:val="2465"/>
           <w:jc w:val="center"/>
         </w:trPr>
         <w:tc>
           <w:tcPr>
-            <w:tcW w:w="1307" w:type="dxa"/>
-          </w:tcPr>
-          <w:p>
-            <w:pPr>
+            <w:tcW w:w="4527" w:type="dxa"/>
+          </w:tcPr>
+          <w:p>
+            <w:pPr>
+              <w:pBdr>
+                <w:top w:val="nil"/>
+                <w:left w:val="nil"/>
+                <w:bottom w:val="nil"/>
+                <w:right w:val="nil"/>
+                <w:between w:val="nil"/>
+              </w:pBdr>
+              <w:ind w:left="720"/>
+              <w:rPr>
+                <w:color w:val="000000"/>
+                <w:sz w:val="18"/>
+                <w:szCs w:val="18"/>
+              </w:rPr>
+            </w:pPr>
+          </w:p>
+        </w:tc>
+        <w:tc>
+          <w:tcPr>
+            <w:tcW w:w="3875" w:type="dxa"/>
+          </w:tcPr>
+          <w:p>
+            <w:pPr>
+              <w:pBdr>
+                <w:top w:val="nil"/>
+                <w:left w:val="nil"/>
+                <w:bottom w:val="nil"/>
+                <w:right w:val="nil"/>
+                <w:between w:val="nil"/>
+              </w:pBdr>
+              <w:ind w:left="720"/>
+              <w:rPr>
+                <w:color w:val="000000"/>
+                <w:sz w:val="18"/>
+                <w:szCs w:val="18"/>
+              </w:rPr>
+            </w:pPr>
+          </w:p>
+        </w:tc>
+      </w:tr>
+      <w:tr>
+        <w:trPr>
+          <w:trHeight w:val="75"/>
+          <w:jc w:val="center"/>
+        </w:trPr>
+        <w:tc>
+          <w:tcPr>
+            <w:tcW w:w="4527" w:type="dxa"/>
+          </w:tcPr>
+          <w:p>
+            <w:pPr>
+              <w:pBdr>
+                <w:top w:val="nil"/>
+                <w:left w:val="nil"/>
+                <w:bottom w:val="nil"/>
+                <w:right w:val="nil"/>
+                <w:between w:val="nil"/>
+              </w:pBdr>
+              <w:ind w:left="720"/>
               <w:rPr>
                 <w:b/>
-                <w:sz w:val="18"/>
-                <w:szCs w:val="18"/>
-              </w:rPr>
-            </w:pPr>
-          </w:p>
-        </w:tc>
-        <w:tc>
-          <w:tcPr>
-            <w:tcW w:w="1307" w:type="dxa"/>
-          </w:tcPr>
-          <w:p>
-            <w:pPr>
-              <w:rPr>
-                <w:sz w:val="18"/>
-                <w:szCs w:val="18"/>
-              </w:rPr>
-            </w:pPr>
-          </w:p>
-        </w:tc>
-        <w:tc>
-          <w:tcPr>
-            <w:tcW w:w="1307" w:type="dxa"/>
-          </w:tcPr>
-          <w:p>
-            <w:pPr>
-              <w:rPr>
-                <w:sz w:val="18"/>
-                <w:szCs w:val="18"/>
-              </w:rPr>
-            </w:pPr>
-          </w:p>
-        </w:tc>
-        <w:tc>
-          <w:tcPr>
-            <w:tcW w:w="1307" w:type="dxa"/>
-          </w:tcPr>
-          <w:p>
-            <w:pPr>
-              <w:rPr>
-                <w:sz w:val="18"/>
-                <w:szCs w:val="18"/>
-              </w:rPr>
-            </w:pPr>
-          </w:p>
-        </w:tc>
-        <w:tc>
-          <w:tcPr>
-            <w:tcW w:w="1307" w:type="dxa"/>
-          </w:tcPr>
-          <w:p>
-            <w:pPr>
-              <w:rPr>
+                <w:color w:val="000000"/>
+                <w:sz w:val="18"/>
+                <w:szCs w:val="18"/>
+              </w:rPr>
+            </w:pPr>
+            <w:r>
+              <w:rPr>
+                <w:b/>
+                <w:color w:val="000000"/>
+                <w:sz w:val="18"/>
+                <w:szCs w:val="18"/>
+              </w:rPr>
+              <w:t>Opportunités</w:t>
+            </w:r>
+          </w:p>
+        </w:tc>
+        <w:tc>
+          <w:tcPr>
+            <w:tcW w:w="3875" w:type="dxa"/>
+          </w:tcPr>
+          <w:p>
+            <w:pPr>
+              <w:pBdr>
+                <w:top w:val="nil"/>
+                <w:left w:val="nil"/>
+                <w:bottom w:val="nil"/>
+                <w:right w:val="nil"/>
+                <w:between w:val="nil"/>
+              </w:pBdr>
+              <w:ind w:left="720"/>
+              <w:rPr>
+                <w:b/>
+                <w:color w:val="000000"/>
+                <w:sz w:val="18"/>
+                <w:szCs w:val="18"/>
+              </w:rPr>
+            </w:pPr>
+            <w:r>
+              <w:rPr>
+                <w:b/>
+                <w:color w:val="000000"/>
+                <w:sz w:val="18"/>
+                <w:szCs w:val="18"/>
+              </w:rPr>
+              <w:t>Menaces</w:t>
+            </w:r>
+          </w:p>
+        </w:tc>
+      </w:tr>
+      <w:tr>
+        <w:trPr>
+          <w:trHeight w:val="1323"/>
+          <w:jc w:val="center"/>
+        </w:trPr>
+        <w:tc>
+          <w:tcPr>
+            <w:tcW w:w="4527" w:type="dxa"/>
+          </w:tcPr>
+          <w:p>
+            <w:pPr>
+              <w:pBdr>
+                <w:top w:val="nil"/>
+                <w:left w:val="nil"/>
+                <w:bottom w:val="nil"/>
+                <w:right w:val="nil"/>
+                <w:between w:val="nil"/>
+              </w:pBdr>
+              <w:ind w:left="720"/>
+              <w:rPr>
+                <w:color w:val="000000"/>
+                <w:sz w:val="18"/>
+                <w:szCs w:val="18"/>
+              </w:rPr>
+            </w:pPr>
+          </w:p>
+        </w:tc>
+        <w:tc>
+          <w:tcPr>
+            <w:tcW w:w="3875" w:type="dxa"/>
+          </w:tcPr>
+          <w:p>
+            <w:pPr>
+              <w:pBdr>
+                <w:top w:val="nil"/>
+                <w:left w:val="nil"/>
+                <w:bottom w:val="nil"/>
+                <w:right w:val="nil"/>
+                <w:between w:val="nil"/>
+              </w:pBdr>
+              <w:ind w:left="720"/>
+              <w:rPr>
+                <w:color w:val="000000"/>
                 <w:sz w:val="18"/>
                 <w:szCs w:val="18"/>
               </w:rPr>
@@ -7205,73 +7359,6 @@
         </w:tc>
       </w:tr>
     </w:tbl>
-    <w:p>
-      <w:pPr>
-        <w:pBdr>
-          <w:top w:val="nil"/>
-          <w:left w:val="nil"/>
-          <w:bottom w:val="nil"/>
-          <w:right w:val="nil"/>
-          <w:between w:val="nil"/>
-        </w:pBdr>
-        <w:ind w:left="720"/>
-        <w:rPr>
-          <w:color w:val="000000"/>
-        </w:rPr>
-      </w:pPr>
-      <w:r>
-        <w:rPr>
-          <w:color w:val="000000"/>
-        </w:rPr>
-        <w:t>……………………………………………………………………………………………………….......................................................................…...……………………………………………………………………………………………………….........</w:t>
-      </w:r>
-    </w:p>
-    <w:p>
-      <w:pPr>
-        <w:ind w:left="360"/>
-        <w:jc w:val="center"/>
-        <w:rPr>
-          <w:b/>
-          <w:sz w:val="28"/>
-          <w:szCs w:val="28"/>
-        </w:rPr>
-      </w:pPr>
-    </w:p>
-    <w:p>
-      <w:pPr>
-        <w:rPr>
-          <w:b/>
-          <w:color w:val="A8D08D" w:themeColor="accent6" w:themeTint="99"/>
-          <w:sz w:val="28"/>
-        </w:rPr>
-      </w:pPr>
-      <w:r>
-        <w:rPr>
-          <w:b/>
-          <w:color w:val="A8D08D" w:themeColor="accent6" w:themeTint="99"/>
-          <w:sz w:val="28"/>
-        </w:rPr>
-        <w:br w:type="page"/>
-      </w:r>
-    </w:p>
-    <w:p>
-      <w:pPr>
-        <w:rPr>
-          <w:b/>
-          <w:color w:val="A8D08D" w:themeColor="accent6" w:themeTint="99"/>
-          <w:sz w:val="28"/>
-        </w:rPr>
-      </w:pPr>
-      <w:r>
-        <w:rPr>
-          <w:b/>
-          <w:color w:val="A8D08D" w:themeColor="accent6" w:themeTint="99"/>
-          <w:sz w:val="28"/>
-        </w:rPr>
-        <w:lastRenderedPageBreak/>
-        <w:t>Conclusion</w:t>
-      </w:r>
-    </w:p>
     <w:p>
       <w:pPr>
         <w:pBdr>
@@ -7293,7 +7380,7 @@
         <w:pStyle w:val="Paragraphedeliste"/>
         <w:numPr>
           <w:ilvl w:val="0"/>
-          <w:numId w:val="5"/>
+          <w:numId w:val="17"/>
         </w:numPr>
         <w:pBdr>
           <w:top w:val="nil"/>
@@ -7367,7 +7454,7 @@
       <w:pPr>
         <w:numPr>
           <w:ilvl w:val="0"/>
-          <w:numId w:val="5"/>
+          <w:numId w:val="17"/>
         </w:numPr>
         <w:pBdr>
           <w:top w:val="nil"/>
@@ -7629,7 +7716,7 @@
       <w:pPr>
         <w:numPr>
           <w:ilvl w:val="0"/>
-          <w:numId w:val="5"/>
+          <w:numId w:val="17"/>
         </w:numPr>
         <w:pBdr>
           <w:top w:val="nil"/>
@@ -8231,13 +8318,8 @@
                 <w:numId w:val="15"/>
               </w:numPr>
             </w:pPr>
-            <w:proofErr w:type="gramStart"/>
-            <w:r>
-              <w:t>de</w:t>
-            </w:r>
-            <w:proofErr w:type="gramEnd"/>
-            <w:r>
-              <w:t xml:space="preserve"> 25 ans</w:t>
+            <w:r>
+              <w:t>de 25 ans</w:t>
             </w:r>
           </w:p>
           <w:p>
@@ -8248,13 +8330,8 @@
                 <w:numId w:val="15"/>
               </w:numPr>
             </w:pPr>
-            <w:proofErr w:type="gramStart"/>
-            <w:r>
-              <w:t>entre</w:t>
-            </w:r>
-            <w:proofErr w:type="gramEnd"/>
-            <w:r>
-              <w:t xml:space="preserve"> 25 et 40 ans</w:t>
+            <w:r>
+              <w:t>entre 25 et 40 ans</w:t>
             </w:r>
           </w:p>
           <w:p>
@@ -8265,13 +8342,8 @@
                 <w:numId w:val="15"/>
               </w:numPr>
             </w:pPr>
-            <w:proofErr w:type="gramStart"/>
-            <w:r>
-              <w:t>entre</w:t>
-            </w:r>
-            <w:proofErr w:type="gramEnd"/>
-            <w:r>
-              <w:t xml:space="preserve"> 41 et 60 ans</w:t>
+            <w:r>
+              <w:t>entre 41 et 60 ans</w:t>
             </w:r>
           </w:p>
           <w:p>
@@ -8382,7 +8454,7 @@
       <w:pPr>
         <w:numPr>
           <w:ilvl w:val="0"/>
-          <w:numId w:val="7"/>
+          <w:numId w:val="19"/>
         </w:numPr>
         <w:pBdr>
           <w:top w:val="nil"/>
@@ -8483,7 +8555,7 @@
       <w:pPr>
         <w:numPr>
           <w:ilvl w:val="0"/>
-          <w:numId w:val="7"/>
+          <w:numId w:val="19"/>
         </w:numPr>
         <w:pBdr>
           <w:top w:val="nil"/>
@@ -8680,21 +8752,7 @@
         <w:rPr>
           <w:color w:val="000000"/>
         </w:rPr>
-        <w:t xml:space="preserve">4.   </w:t>
-      </w:r>
-      <w:proofErr w:type="gramStart"/>
-      <w:r>
-        <w:rPr>
-          <w:color w:val="000000"/>
-        </w:rPr>
-        <w:t>Connaissez-vous le</w:t>
-      </w:r>
-      <w:proofErr w:type="gramEnd"/>
-      <w:r>
-        <w:rPr>
-          <w:color w:val="000000"/>
-        </w:rPr>
-        <w:t xml:space="preserve"> ou les organisme(s) gestionnaire(s) de la réserve ?</w:t>
+        <w:t>4.   Connaissez-vous le ou les organisme(s) gestionnaire(s) de la réserve ?</w:t>
       </w:r>
     </w:p>
     <w:p>
@@ -8942,25 +9000,7 @@
           <w:color w:val="000000"/>
           <w:sz w:val="20"/>
         </w:rPr>
-        <w:t xml:space="preserve">Vous laisserez à </w:t>
-      </w:r>
-      <w:proofErr w:type="gramStart"/>
-      <w:r>
-        <w:rPr>
-          <w:i/>
-          <w:color w:val="000000"/>
-          <w:sz w:val="20"/>
-        </w:rPr>
-        <w:t>l’enquêté</w:t>
-      </w:r>
-      <w:proofErr w:type="gramEnd"/>
-      <w:r>
-        <w:rPr>
-          <w:i/>
-          <w:color w:val="000000"/>
-          <w:sz w:val="20"/>
-        </w:rPr>
-        <w:t xml:space="preserve"> le choix de la carte qu’il préfère pour délimiter le périmètre du site</w:t>
+        <w:t>Vous laisserez à l’enquêté le choix de la carte qu’il préfère pour délimiter le périmètre du site</w:t>
       </w:r>
       <w:r>
         <w:rPr>
@@ -9203,7 +9243,7 @@
       <w:pPr>
         <w:numPr>
           <w:ilvl w:val="0"/>
-          <w:numId w:val="4"/>
+          <w:numId w:val="20"/>
         </w:numPr>
         <w:pBdr>
           <w:top w:val="nil"/>
@@ -9466,25 +9506,7 @@
           <w:color w:val="000000"/>
           <w:sz w:val="20"/>
         </w:rPr>
-        <w:t xml:space="preserve"> une liste des documents et éventuellement des documents sous format papier à présenter à </w:t>
-      </w:r>
-      <w:proofErr w:type="gramStart"/>
-      <w:r>
-        <w:rPr>
-          <w:i/>
-          <w:color w:val="000000"/>
-          <w:sz w:val="20"/>
-        </w:rPr>
-        <w:t>l’enquêté</w:t>
-      </w:r>
-      <w:proofErr w:type="gramEnd"/>
-      <w:r>
-        <w:rPr>
-          <w:i/>
-          <w:color w:val="000000"/>
-          <w:sz w:val="20"/>
-        </w:rPr>
-        <w:t xml:space="preserve"> (ex : plaquette, plan de gestion simplifié, photos de panneaux, site internet, …)</w:t>
+        <w:t xml:space="preserve"> une liste des documents et éventuellement des documents sous format papier à présenter à l’enquêté (ex : plaquette, plan de gestion simplifié, photos de panneaux, site internet, …)</w:t>
       </w:r>
     </w:p>
     <w:p>
@@ -9506,7 +9528,7 @@
       <w:pPr>
         <w:numPr>
           <w:ilvl w:val="0"/>
-          <w:numId w:val="4"/>
+          <w:numId w:val="20"/>
         </w:numPr>
         <w:pBdr>
           <w:top w:val="nil"/>
@@ -9584,7 +9606,7 @@
       <w:pPr>
         <w:numPr>
           <w:ilvl w:val="0"/>
-          <w:numId w:val="4"/>
+          <w:numId w:val="20"/>
         </w:numPr>
         <w:pBdr>
           <w:top w:val="nil"/>
@@ -9645,7 +9667,7 @@
       <w:pPr>
         <w:numPr>
           <w:ilvl w:val="0"/>
-          <w:numId w:val="4"/>
+          <w:numId w:val="20"/>
         </w:numPr>
         <w:pBdr>
           <w:top w:val="nil"/>
@@ -9926,21 +9948,7 @@
           <w:color w:val="000000"/>
         </w:rPr>
         <w:tab/>
-        <w:t xml:space="preserve">A quelle fréquence </w:t>
-      </w:r>
-      <w:proofErr w:type="spellStart"/>
-      <w:r>
-        <w:rPr>
-          <w:color w:val="000000"/>
-        </w:rPr>
-        <w:t>venez-vous</w:t>
-      </w:r>
-      <w:proofErr w:type="spellEnd"/>
-      <w:r>
-        <w:rPr>
-          <w:color w:val="000000"/>
-        </w:rPr>
-        <w:t xml:space="preserve"> voir la réserve </w:t>
+        <w:t xml:space="preserve">A quelle fréquence venez-vous voir la réserve </w:t>
       </w:r>
       <w:r>
         <w:rPr>
@@ -9987,27 +9995,13 @@
         <w:rPr>
           <w:i/>
         </w:rPr>
-        <w:t xml:space="preserve"> comprend les possibilités </w:t>
-      </w:r>
-      <w:proofErr w:type="gramStart"/>
-      <w:r>
-        <w:rPr>
-          <w:i/>
-        </w:rPr>
-        <w:t>suivantes</w:t>
-      </w:r>
-      <w:r>
-        <w:rPr>
-          <w:i/>
-        </w:rPr>
-        <w:t>:</w:t>
-      </w:r>
-      <w:proofErr w:type="gramEnd"/>
-      <w:r>
-        <w:rPr>
-          <w:i/>
-        </w:rPr>
-        <w:t xml:space="preserve"> voir la réserve de près (on est dans le périmètre de la réserve) ou de loin (on l’observe de loin via un point de vue, un paysage) / soit venir à la réserve par le biais de la maison d’accueil (exposition) ou dans les bureaux (via l’équipe de la réserve) </w:t>
+        <w:t xml:space="preserve"> comprend les possibilités suivantes</w:t>
+      </w:r>
+      <w:r>
+        <w:rPr>
+          <w:i/>
+        </w:rPr>
+        <w:t xml:space="preserve">: voir la réserve de près (on est dans le périmètre de la réserve) ou de loin (on l’observe de loin via un point de vue, un paysage) / soit venir à la réserve par le biais de la maison d’accueil (exposition) ou dans les bureaux (via l’équipe de la réserve) </w:t>
       </w:r>
     </w:p>
     <w:tbl>
@@ -10135,6 +10129,13 @@
               </w:rPr>
               <w:t>1fois/mois</w:t>
             </w:r>
+            <w:r>
+              <w:rPr>
+                <w:sz w:val="24"/>
+                <w:szCs w:val="18"/>
+              </w:rPr>
+              <w:t xml:space="preserve"> ou plus</w:t>
+            </w:r>
           </w:p>
         </w:tc>
       </w:tr>
@@ -10384,7 +10385,6 @@
           <w:color w:val="A8D08D" w:themeColor="accent6" w:themeTint="99"/>
           <w:sz w:val="28"/>
         </w:rPr>
-        <w:lastRenderedPageBreak/>
         <w:t>T</w:t>
       </w:r>
       <w:r>
@@ -10437,7 +10437,7 @@
       <w:pPr>
         <w:numPr>
           <w:ilvl w:val="0"/>
-          <w:numId w:val="1"/>
+          <w:numId w:val="21"/>
         </w:numPr>
         <w:pBdr>
           <w:top w:val="nil"/>
@@ -10522,7 +10522,7 @@
       <w:pPr>
         <w:numPr>
           <w:ilvl w:val="0"/>
-          <w:numId w:val="2"/>
+          <w:numId w:val="22"/>
         </w:numPr>
         <w:pBdr>
           <w:top w:val="nil"/>
@@ -10531,7 +10531,6 @@
           <w:right w:val="nil"/>
           <w:between w:val="nil"/>
         </w:pBdr>
-        <w:ind w:left="851" w:hanging="425"/>
       </w:pPr>
       <w:r>
         <w:t xml:space="preserve">Quel est votre avis sur les animations ? </w:t>
@@ -10608,7 +10607,14 @@
                 <w:sz w:val="24"/>
                 <w:szCs w:val="18"/>
               </w:rPr>
-              <w:t>Aucun avis</w:t>
+              <w:t>Avis</w:t>
+            </w:r>
+            <w:r>
+              <w:rPr>
+                <w:sz w:val="24"/>
+                <w:szCs w:val="18"/>
+              </w:rPr>
+              <w:t xml:space="preserve"> négatif</w:t>
             </w:r>
           </w:p>
         </w:tc>
@@ -10655,7 +10661,14 @@
                 <w:sz w:val="24"/>
                 <w:szCs w:val="18"/>
               </w:rPr>
-              <w:t>Avis mitigé « peut mieux faire »</w:t>
+              <w:t xml:space="preserve">Avis mitigé </w:t>
+            </w:r>
+            <w:r>
+              <w:rPr>
+                <w:sz w:val="24"/>
+                <w:szCs w:val="18"/>
+              </w:rPr>
+              <w:t>ou neutre</w:t>
             </w:r>
           </w:p>
         </w:tc>
@@ -10873,21 +10886,6 @@
           <w:between w:val="nil"/>
         </w:pBdr>
         <w:spacing w:after="0"/>
-        <w:rPr>
-          <w:color w:val="000000"/>
-        </w:rPr>
-      </w:pPr>
-    </w:p>
-    <w:p>
-      <w:pPr>
-        <w:pBdr>
-          <w:top w:val="nil"/>
-          <w:left w:val="nil"/>
-          <w:bottom w:val="nil"/>
-          <w:right w:val="nil"/>
-          <w:between w:val="nil"/>
-        </w:pBdr>
-        <w:spacing w:after="0"/>
         <w:jc w:val="both"/>
         <w:rPr>
           <w:i/>
@@ -11051,14 +11049,6 @@
         </w:rPr>
         <w:t xml:space="preserve">Eventuellement, l’enquêté peut apporter de nouvelles actions et à ce moment-là lui redemander son avis sur chacune d’elles. </w:t>
       </w:r>
-    </w:p>
-    <w:p>
-      <w:pPr>
-        <w:jc w:val="both"/>
-        <w:rPr>
-          <w:i/>
-        </w:rPr>
-      </w:pPr>
     </w:p>
     <w:p>
       <w:pPr>
@@ -11411,7 +11401,6 @@
         <w:rPr>
           <w:color w:val="000000"/>
         </w:rPr>
-        <w:lastRenderedPageBreak/>
         <w:t>………………………………………………………………………………………………………...........................................</w:t>
       </w:r>
     </w:p>
@@ -11436,6 +11425,7 @@
           <w:color w:val="A8D08D" w:themeColor="accent6" w:themeTint="99"/>
           <w:sz w:val="28"/>
         </w:rPr>
+        <w:lastRenderedPageBreak/>
         <w:t xml:space="preserve">Thème 5. </w:t>
       </w:r>
       <w:r>
@@ -12524,6 +12514,7 @@
           <w:sz w:val="22"/>
           <w:szCs w:val="22"/>
         </w:rPr>
+        <w:lastRenderedPageBreak/>
         <w:t>18. La réserve représente-t-elle des contraintes pour vous ?</w:t>
       </w:r>
       <w:r>
@@ -13135,7 +13126,7 @@
     </w:p>
     <w:p>
       <w:pPr>
-        <w:ind w:left="786"/>
+        <w:ind w:left="567"/>
       </w:pPr>
       <w:bookmarkStart w:id="5" w:name="_Hlk120283030"/>
       <w:r>
@@ -14565,7 +14556,7 @@
         </w:pBdr>
         <w:jc w:val="both"/>
         <w:sectPr>
-          <w:footerReference w:type="default" r:id="rId11"/>
+          <w:footerReference w:type="default" r:id="rId18"/>
           <w:type w:val="continuous"/>
           <w:pgSz w:w="11906" w:h="16838"/>
           <w:pgMar w:top="1417" w:right="1417" w:bottom="1417" w:left="1417" w:header="708" w:footer="708" w:gutter="0"/>
@@ -14778,31 +14769,22 @@
           <w:sz w:val="28"/>
         </w:rPr>
       </w:pPr>
-      <w:r>
+    </w:p>
+    <w:p>
+      <w:pPr>
+        <w:jc w:val="both"/>
         <w:rPr>
           <w:b/>
           <w:color w:val="A8D08D" w:themeColor="accent6" w:themeTint="99"/>
           <w:sz w:val="28"/>
         </w:rPr>
-        <w:br w:type="page"/>
-      </w:r>
-    </w:p>
-    <w:p>
-      <w:pPr>
-        <w:jc w:val="both"/>
+      </w:pPr>
+      <w:r>
         <w:rPr>
           <w:b/>
           <w:color w:val="A8D08D" w:themeColor="accent6" w:themeTint="99"/>
           <w:sz w:val="28"/>
         </w:rPr>
-      </w:pPr>
-      <w:r>
-        <w:rPr>
-          <w:b/>
-          <w:color w:val="A8D08D" w:themeColor="accent6" w:themeTint="99"/>
-          <w:sz w:val="28"/>
-        </w:rPr>
-        <w:lastRenderedPageBreak/>
         <w:t>Thème 8. Spécifique aux membres du Comité Consultatif de Gestion</w:t>
       </w:r>
       <w:r>
@@ -15085,7 +15067,7 @@
       <w:pPr>
         <w:numPr>
           <w:ilvl w:val="0"/>
-          <w:numId w:val="5"/>
+          <w:numId w:val="23"/>
         </w:numPr>
         <w:pBdr>
           <w:top w:val="nil"/>
@@ -15457,7 +15439,7 @@
       <w:pPr>
         <w:numPr>
           <w:ilvl w:val="0"/>
-          <w:numId w:val="5"/>
+          <w:numId w:val="23"/>
         </w:numPr>
         <w:pBdr>
           <w:top w:val="nil"/>
@@ -15560,6 +15542,7 @@
                 <w:sz w:val="18"/>
                 <w:szCs w:val="18"/>
               </w:rPr>
+              <w:lastRenderedPageBreak/>
               <w:t>Jamais</w:t>
             </w:r>
           </w:p>
@@ -15739,7 +15722,7 @@
       <w:pPr>
         <w:numPr>
           <w:ilvl w:val="0"/>
-          <w:numId w:val="5"/>
+          <w:numId w:val="23"/>
         </w:numPr>
         <w:pBdr>
           <w:top w:val="nil"/>
@@ -16009,8 +15992,8 @@
       <w:pPr>
         <w:rPr>
           <w:b/>
+          <w:color w:val="A8D08D" w:themeColor="accent6" w:themeTint="99"/>
           <w:sz w:val="28"/>
-          <w:szCs w:val="28"/>
         </w:rPr>
       </w:pPr>
     </w:p>
@@ -16028,7 +16011,171 @@
           <w:color w:val="A8D08D" w:themeColor="accent6" w:themeTint="99"/>
           <w:sz w:val="28"/>
         </w:rPr>
-        <w:br w:type="page"/>
+        <w:t>Thème 9. Changement climatique et biodiversité</w:t>
+      </w:r>
+    </w:p>
+    <w:p>
+      <w:pPr>
+        <w:pStyle w:val="Paragraphedeliste"/>
+        <w:numPr>
+          <w:ilvl w:val="0"/>
+          <w:numId w:val="18"/>
+        </w:numPr>
+        <w:pBdr>
+          <w:top w:val="nil"/>
+          <w:left w:val="nil"/>
+          <w:bottom w:val="nil"/>
+          <w:right w:val="nil"/>
+          <w:between w:val="nil"/>
+        </w:pBdr>
+        <w:spacing w:before="240" w:after="0"/>
+      </w:pPr>
+      <w:commentRangeStart w:id="6"/>
+      <w:r>
+        <w:rPr>
+          <w:color w:val="000000"/>
+        </w:rPr>
+        <w:t>Observez-vous des impacts du changement climatique sur vos activités ou bien sur le territoire ?</w:t>
+      </w:r>
+    </w:p>
+    <w:p>
+      <w:pPr>
+        <w:pBdr>
+          <w:top w:val="nil"/>
+          <w:left w:val="nil"/>
+          <w:bottom w:val="nil"/>
+          <w:right w:val="nil"/>
+          <w:between w:val="nil"/>
+        </w:pBdr>
+        <w:spacing w:before="240" w:after="0"/>
+        <w:ind w:left="360"/>
+      </w:pPr>
+      <w:r>
+        <w:rPr>
+          <w:color w:val="000000"/>
+        </w:rPr>
+        <w:t>………………………………………………………………………………………………………..................................................</w:t>
+      </w:r>
+    </w:p>
+    <w:p>
+      <w:pPr>
+        <w:pStyle w:val="Paragraphedeliste"/>
+        <w:numPr>
+          <w:ilvl w:val="0"/>
+          <w:numId w:val="18"/>
+        </w:numPr>
+        <w:pBdr>
+          <w:top w:val="nil"/>
+          <w:left w:val="nil"/>
+          <w:bottom w:val="nil"/>
+          <w:right w:val="nil"/>
+          <w:between w:val="nil"/>
+        </w:pBdr>
+        <w:spacing w:before="240" w:after="0"/>
+      </w:pPr>
+      <w:r>
+        <w:rPr>
+          <w:color w:val="000000"/>
+        </w:rPr>
+        <w:t>Si oui, comment y réagissez-vous ?</w:t>
+      </w:r>
+    </w:p>
+    <w:p>
+      <w:pPr>
+        <w:pBdr>
+          <w:top w:val="nil"/>
+          <w:left w:val="nil"/>
+          <w:bottom w:val="nil"/>
+          <w:right w:val="nil"/>
+          <w:between w:val="nil"/>
+        </w:pBdr>
+        <w:spacing w:before="240" w:after="0"/>
+        <w:ind w:left="360"/>
+      </w:pPr>
+      <w:r>
+        <w:rPr>
+          <w:color w:val="000000"/>
+        </w:rPr>
+        <w:t>………………………………………………………………………………………………………..............................................................................................................................................................................................................</w:t>
+      </w:r>
+    </w:p>
+    <w:p>
+      <w:pPr>
+        <w:pBdr>
+          <w:top w:val="nil"/>
+          <w:left w:val="nil"/>
+          <w:bottom w:val="nil"/>
+          <w:right w:val="nil"/>
+          <w:between w:val="nil"/>
+        </w:pBdr>
+        <w:spacing w:after="0"/>
+        <w:rPr>
+          <w:color w:val="000000"/>
+        </w:rPr>
+      </w:pPr>
+    </w:p>
+    <w:p>
+      <w:pPr>
+        <w:pStyle w:val="Paragraphedeliste"/>
+        <w:numPr>
+          <w:ilvl w:val="0"/>
+          <w:numId w:val="18"/>
+        </w:numPr>
+        <w:pBdr>
+          <w:top w:val="nil"/>
+          <w:left w:val="nil"/>
+          <w:bottom w:val="nil"/>
+          <w:right w:val="nil"/>
+          <w:between w:val="nil"/>
+        </w:pBdr>
+        <w:spacing w:line="240" w:lineRule="auto"/>
+        <w:rPr>
+          <w:color w:val="000000"/>
+        </w:rPr>
+      </w:pPr>
+      <w:r>
+        <w:rPr>
+          <w:color w:val="000000"/>
+        </w:rPr>
+        <w:t>Savez-vous comment les espaces naturels proches de chez vous y réagissent</w:t>
+      </w:r>
+      <w:r>
+        <w:rPr>
+          <w:color w:val="000000"/>
+        </w:rPr>
+        <w:t> ?</w:t>
+      </w:r>
+    </w:p>
+    <w:p>
+      <w:pPr>
+        <w:pBdr>
+          <w:top w:val="nil"/>
+          <w:left w:val="nil"/>
+          <w:bottom w:val="nil"/>
+          <w:right w:val="nil"/>
+          <w:between w:val="nil"/>
+        </w:pBdr>
+        <w:spacing w:line="240" w:lineRule="auto"/>
+        <w:ind w:left="360"/>
+        <w:rPr>
+          <w:color w:val="000000"/>
+        </w:rPr>
+      </w:pPr>
+      <w:r>
+        <w:rPr>
+          <w:color w:val="000000"/>
+        </w:rPr>
+        <w:t>...............…...……………………………………………………………………………………………………….............................</w:t>
+      </w:r>
+      <w:commentRangeEnd w:id="6"/>
+      <w:r>
+        <w:rPr>
+          <w:rStyle w:val="Marquedecommentaire"/>
+          <w:color w:val="000000"/>
+          <w:sz w:val="22"/>
+          <w:szCs w:val="22"/>
+        </w:rPr>
+        <w:commentReference w:id="6"/>
       </w:r>
     </w:p>
     <w:p>
@@ -16045,494 +16192,12 @@
           <w:color w:val="A8D08D" w:themeColor="accent6" w:themeTint="99"/>
           <w:sz w:val="28"/>
         </w:rPr>
-        <w:lastRenderedPageBreak/>
-        <w:t>Thème 9. Changement climatique et biodiversité</w:t>
-      </w:r>
-    </w:p>
-    <w:p>
-      <w:pPr>
-        <w:numPr>
-          <w:ilvl w:val="0"/>
-          <w:numId w:val="5"/>
-        </w:numPr>
-        <w:pBdr>
-          <w:top w:val="nil"/>
-          <w:left w:val="nil"/>
-          <w:bottom w:val="nil"/>
-          <w:right w:val="nil"/>
-          <w:between w:val="nil"/>
-        </w:pBdr>
-        <w:spacing w:before="240" w:after="0"/>
-      </w:pPr>
-      <w:r>
-        <w:rPr>
-          <w:color w:val="000000"/>
-        </w:rPr>
-        <w:t xml:space="preserve">Que connaissez-vous des impacts du changement climatique sur le territoire ? </w:t>
-      </w:r>
-    </w:p>
-    <w:p>
-      <w:pPr>
-        <w:pBdr>
-          <w:top w:val="nil"/>
-          <w:left w:val="nil"/>
-          <w:bottom w:val="nil"/>
-          <w:right w:val="nil"/>
-          <w:between w:val="nil"/>
-        </w:pBdr>
-        <w:spacing w:after="0"/>
-        <w:ind w:left="426"/>
-        <w:rPr>
-          <w:color w:val="000000"/>
-        </w:rPr>
-      </w:pPr>
-    </w:p>
-    <w:p>
-      <w:pPr>
-        <w:pBdr>
-          <w:top w:val="nil"/>
-          <w:left w:val="nil"/>
-          <w:bottom w:val="nil"/>
-          <w:right w:val="nil"/>
-          <w:between w:val="nil"/>
-        </w:pBdr>
-        <w:spacing w:after="0"/>
-        <w:ind w:left="426"/>
-        <w:rPr>
-          <w:color w:val="000000"/>
-        </w:rPr>
-      </w:pPr>
-      <w:r>
-        <w:rPr>
-          <w:color w:val="000000"/>
-        </w:rPr>
-        <w:t>………………………………………………………………………………………………………...........................................</w:t>
-      </w:r>
-    </w:p>
-    <w:p>
-      <w:pPr>
-        <w:numPr>
-          <w:ilvl w:val="0"/>
-          <w:numId w:val="5"/>
-        </w:numPr>
-        <w:pBdr>
-          <w:top w:val="nil"/>
-          <w:left w:val="nil"/>
-          <w:bottom w:val="nil"/>
-          <w:right w:val="nil"/>
-          <w:between w:val="nil"/>
-        </w:pBdr>
-        <w:spacing w:before="240" w:after="0"/>
-      </w:pPr>
-      <w:bookmarkStart w:id="6" w:name="_Hlk120283151"/>
-      <w:r>
-        <w:rPr>
-          <w:color w:val="000000"/>
-        </w:rPr>
-        <w:t>Etes-vous concerné par ces changements ? Si oui, à quel degré et comment y réagissez-vous ?</w:t>
-      </w:r>
-    </w:p>
-    <w:bookmarkEnd w:id="6"/>
-    <w:p>
-      <w:pPr>
-        <w:pBdr>
-          <w:top w:val="nil"/>
-          <w:left w:val="nil"/>
-          <w:bottom w:val="nil"/>
-          <w:right w:val="nil"/>
-          <w:between w:val="nil"/>
-        </w:pBdr>
-        <w:spacing w:after="0"/>
-        <w:ind w:left="720"/>
-        <w:rPr>
-          <w:color w:val="000000"/>
-        </w:rPr>
-      </w:pPr>
-      <w:r>
-        <w:rPr>
-          <w:color w:val="000000"/>
-        </w:rPr>
-        <w:t>………………………………………………………………………………………………………...........................................</w:t>
-      </w:r>
-    </w:p>
-    <w:p>
-      <w:pPr>
-        <w:pBdr>
-          <w:top w:val="nil"/>
-          <w:left w:val="nil"/>
-          <w:bottom w:val="nil"/>
-          <w:right w:val="nil"/>
-          <w:between w:val="nil"/>
-        </w:pBdr>
-        <w:spacing w:after="0"/>
-        <w:ind w:left="720"/>
-        <w:rPr>
-          <w:color w:val="000000"/>
-        </w:rPr>
-      </w:pPr>
-    </w:p>
-    <w:p>
-      <w:pPr>
-        <w:numPr>
-          <w:ilvl w:val="0"/>
-          <w:numId w:val="5"/>
-        </w:numPr>
-        <w:pBdr>
-          <w:top w:val="nil"/>
-          <w:left w:val="nil"/>
-          <w:bottom w:val="nil"/>
-          <w:right w:val="nil"/>
-          <w:between w:val="nil"/>
-        </w:pBdr>
-        <w:spacing w:after="0"/>
-      </w:pPr>
-      <w:r>
-        <w:rPr>
-          <w:color w:val="000000"/>
-        </w:rPr>
-        <w:t>Pensez-vous que la réserve s'adapte à ces changements, si oui comment ?</w:t>
-      </w:r>
-    </w:p>
-    <w:p>
-      <w:pPr>
-        <w:pBdr>
-          <w:top w:val="nil"/>
-          <w:left w:val="nil"/>
-          <w:bottom w:val="nil"/>
-          <w:right w:val="nil"/>
-          <w:between w:val="nil"/>
-        </w:pBdr>
-        <w:spacing w:after="0"/>
-        <w:ind w:left="720"/>
-        <w:rPr>
-          <w:color w:val="000000"/>
-        </w:rPr>
-      </w:pPr>
-      <w:r>
-        <w:rPr>
-          <w:color w:val="000000"/>
-        </w:rPr>
-        <w:t>………………………………………………………………………………………………………...........................................</w:t>
-      </w:r>
-    </w:p>
-    <w:p>
-      <w:pPr>
-        <w:pBdr>
-          <w:top w:val="nil"/>
-          <w:left w:val="nil"/>
-          <w:bottom w:val="nil"/>
-          <w:right w:val="nil"/>
-          <w:between w:val="nil"/>
-        </w:pBdr>
-        <w:spacing w:after="0"/>
-        <w:ind w:left="720"/>
-        <w:rPr>
-          <w:color w:val="000000"/>
-        </w:rPr>
-      </w:pPr>
-    </w:p>
-    <w:p>
-      <w:pPr>
-        <w:numPr>
-          <w:ilvl w:val="0"/>
-          <w:numId w:val="5"/>
-        </w:numPr>
-        <w:pBdr>
-          <w:top w:val="nil"/>
-          <w:left w:val="nil"/>
-          <w:bottom w:val="nil"/>
-          <w:right w:val="nil"/>
-          <w:between w:val="nil"/>
-        </w:pBdr>
-      </w:pPr>
-      <w:r>
-        <w:rPr>
-          <w:color w:val="000000"/>
-        </w:rPr>
-        <w:t>Êtes-vous d'accord avec ces choix d'adaptation ? Pourquoi ?</w:t>
-      </w:r>
-    </w:p>
-    <w:p>
-      <w:pPr>
-        <w:pBdr>
-          <w:top w:val="nil"/>
-          <w:left w:val="nil"/>
-          <w:bottom w:val="nil"/>
-          <w:right w:val="nil"/>
-          <w:between w:val="nil"/>
-        </w:pBdr>
-      </w:pPr>
-      <w:r>
-        <w:rPr>
-          <w:b/>
-          <w:i/>
-          <w:u w:val="single"/>
-        </w:rPr>
-        <w:t>A savoir pour l’enquêteur :</w:t>
-      </w:r>
-      <w:r>
-        <w:rPr>
-          <w:i/>
-        </w:rPr>
-        <w:t xml:space="preserve"> ici veillez à ce que l’enquêté coche le tableau correspond</w:t>
-      </w:r>
-      <w:r>
-        <w:rPr>
-          <w:i/>
-        </w:rPr>
-        <w:t>ant</w:t>
-      </w:r>
-      <w:r>
-        <w:rPr>
-          <w:i/>
-        </w:rPr>
-        <w:t xml:space="preserve"> à cette question</w:t>
-      </w:r>
-      <w:r>
-        <w:rPr>
-          <w:i/>
-        </w:rPr>
-        <w:t>.</w:t>
-      </w:r>
-    </w:p>
-    <w:tbl>
-      <w:tblPr>
-        <w:tblW w:w="6535" w:type="dxa"/>
-        <w:jc w:val="center"/>
-        <w:tblBorders>
-          <w:top w:val="single" w:sz="4" w:space="0" w:color="000000"/>
-          <w:left w:val="single" w:sz="4" w:space="0" w:color="000000"/>
-          <w:bottom w:val="single" w:sz="4" w:space="0" w:color="000000"/>
-          <w:right w:val="single" w:sz="4" w:space="0" w:color="000000"/>
-          <w:insideH w:val="single" w:sz="4" w:space="0" w:color="000000"/>
-          <w:insideV w:val="single" w:sz="4" w:space="0" w:color="000000"/>
-        </w:tblBorders>
-        <w:tblLayout w:type="fixed"/>
-        <w:tblLook w:val="0400" w:firstRow="0" w:lastRow="0" w:firstColumn="0" w:lastColumn="0" w:noHBand="0" w:noVBand="1"/>
-      </w:tblPr>
-      <w:tblGrid>
-        <w:gridCol w:w="1307"/>
-        <w:gridCol w:w="1307"/>
-        <w:gridCol w:w="1307"/>
-        <w:gridCol w:w="1307"/>
-        <w:gridCol w:w="1307"/>
-      </w:tblGrid>
-      <w:tr>
-        <w:trPr>
-          <w:trHeight w:val="105"/>
-          <w:jc w:val="center"/>
-        </w:trPr>
-        <w:tc>
-          <w:tcPr>
-            <w:tcW w:w="1307" w:type="dxa"/>
-          </w:tcPr>
-          <w:p>
-            <w:pPr>
-              <w:rPr>
-                <w:sz w:val="18"/>
-                <w:szCs w:val="18"/>
-              </w:rPr>
-            </w:pPr>
-            <w:r>
-              <w:rPr>
-                <w:sz w:val="18"/>
-                <w:szCs w:val="18"/>
-              </w:rPr>
-              <w:t>Pas du tout</w:t>
-            </w:r>
-          </w:p>
-        </w:tc>
-        <w:tc>
-          <w:tcPr>
-            <w:tcW w:w="1307" w:type="dxa"/>
-          </w:tcPr>
-          <w:p>
-            <w:pPr>
-              <w:rPr>
-                <w:sz w:val="18"/>
-                <w:szCs w:val="18"/>
-              </w:rPr>
-            </w:pPr>
-            <w:r>
-              <w:rPr>
-                <w:sz w:val="18"/>
-                <w:szCs w:val="18"/>
-              </w:rPr>
-              <w:t>Plutôt non</w:t>
-            </w:r>
-          </w:p>
-        </w:tc>
-        <w:tc>
-          <w:tcPr>
-            <w:tcW w:w="1307" w:type="dxa"/>
-          </w:tcPr>
-          <w:p>
-            <w:pPr>
-              <w:jc w:val="center"/>
-              <w:rPr>
-                <w:sz w:val="18"/>
-                <w:szCs w:val="18"/>
-              </w:rPr>
-            </w:pPr>
-            <w:r>
-              <w:rPr>
-                <w:sz w:val="18"/>
-                <w:szCs w:val="18"/>
-              </w:rPr>
-              <w:t>Mitigé</w:t>
-            </w:r>
-          </w:p>
-        </w:tc>
-        <w:tc>
-          <w:tcPr>
-            <w:tcW w:w="1307" w:type="dxa"/>
-          </w:tcPr>
-          <w:p>
-            <w:pPr>
-              <w:rPr>
-                <w:sz w:val="18"/>
-                <w:szCs w:val="18"/>
-              </w:rPr>
-            </w:pPr>
-            <w:r>
-              <w:rPr>
-                <w:sz w:val="18"/>
-                <w:szCs w:val="18"/>
-              </w:rPr>
-              <w:t>Plutôt oui</w:t>
-            </w:r>
-          </w:p>
-        </w:tc>
-        <w:tc>
-          <w:tcPr>
-            <w:tcW w:w="1307" w:type="dxa"/>
-          </w:tcPr>
-          <w:p>
-            <w:pPr>
-              <w:rPr>
-                <w:sz w:val="18"/>
-                <w:szCs w:val="18"/>
-              </w:rPr>
-            </w:pPr>
-            <w:r>
-              <w:rPr>
-                <w:sz w:val="18"/>
-                <w:szCs w:val="18"/>
-              </w:rPr>
-              <w:t>Tout à fait</w:t>
-            </w:r>
-          </w:p>
-        </w:tc>
-      </w:tr>
-      <w:tr>
-        <w:trPr>
-          <w:trHeight w:val="201"/>
-          <w:jc w:val="center"/>
-        </w:trPr>
-        <w:tc>
-          <w:tcPr>
-            <w:tcW w:w="1307" w:type="dxa"/>
-          </w:tcPr>
-          <w:p>
-            <w:pPr>
-              <w:rPr>
-                <w:b/>
-                <w:sz w:val="18"/>
-                <w:szCs w:val="18"/>
-              </w:rPr>
-            </w:pPr>
-          </w:p>
-        </w:tc>
-        <w:tc>
-          <w:tcPr>
-            <w:tcW w:w="1307" w:type="dxa"/>
-          </w:tcPr>
-          <w:p>
-            <w:pPr>
-              <w:rPr>
-                <w:sz w:val="18"/>
-                <w:szCs w:val="18"/>
-              </w:rPr>
-            </w:pPr>
-          </w:p>
-        </w:tc>
-        <w:tc>
-          <w:tcPr>
-            <w:tcW w:w="1307" w:type="dxa"/>
-          </w:tcPr>
-          <w:p>
-            <w:pPr>
-              <w:rPr>
-                <w:sz w:val="18"/>
-                <w:szCs w:val="18"/>
-              </w:rPr>
-            </w:pPr>
-          </w:p>
-        </w:tc>
-        <w:tc>
-          <w:tcPr>
-            <w:tcW w:w="1307" w:type="dxa"/>
-          </w:tcPr>
-          <w:p>
-            <w:pPr>
-              <w:rPr>
-                <w:sz w:val="18"/>
-                <w:szCs w:val="18"/>
-              </w:rPr>
-            </w:pPr>
-          </w:p>
-        </w:tc>
-        <w:tc>
-          <w:tcPr>
-            <w:tcW w:w="1307" w:type="dxa"/>
-          </w:tcPr>
-          <w:p>
-            <w:pPr>
-              <w:rPr>
-                <w:sz w:val="18"/>
-                <w:szCs w:val="18"/>
-              </w:rPr>
-            </w:pPr>
-          </w:p>
-        </w:tc>
-      </w:tr>
-    </w:tbl>
-    <w:p>
-      <w:pPr>
-        <w:pBdr>
-          <w:top w:val="nil"/>
-          <w:left w:val="nil"/>
-          <w:bottom w:val="nil"/>
-          <w:right w:val="nil"/>
-          <w:between w:val="nil"/>
-        </w:pBdr>
-        <w:ind w:left="720"/>
-        <w:rPr>
-          <w:color w:val="000000"/>
-        </w:rPr>
-      </w:pPr>
-      <w:r>
-        <w:rPr>
-          <w:color w:val="000000"/>
-        </w:rPr>
-        <w:t>……………………………………………………………………………………………………….......................................................................…...……………………………………………………………………………………………………….........</w:t>
-      </w:r>
-    </w:p>
-    <w:p>
-      <w:pPr>
-        <w:ind w:left="360"/>
-        <w:jc w:val="center"/>
-        <w:rPr>
-          <w:b/>
-          <w:sz w:val="28"/>
-          <w:szCs w:val="28"/>
-        </w:rPr>
-      </w:pPr>
-    </w:p>
-    <w:p>
-      <w:pPr>
-        <w:rPr>
-          <w:b/>
+        <w:t>Conclusion</w:t>
+      </w:r>
+    </w:p>
+    <w:p>
+      <w:pPr>
+        <w:rPr>
           <w:color w:val="A8D08D" w:themeColor="accent6" w:themeTint="99"/>
           <w:sz w:val="28"/>
         </w:rPr>
@@ -16540,55 +16205,13 @@
       <w:r>
         <w:rPr>
           <w:b/>
-          <w:color w:val="A8D08D" w:themeColor="accent6" w:themeTint="99"/>
-          <w:sz w:val="28"/>
-        </w:rPr>
-        <w:br w:type="page"/>
-      </w:r>
-    </w:p>
-    <w:p>
-      <w:pPr>
-        <w:rPr>
-          <w:b/>
-          <w:color w:val="A8D08D" w:themeColor="accent6" w:themeTint="99"/>
-          <w:sz w:val="28"/>
-        </w:rPr>
-      </w:pPr>
-      <w:r>
-        <w:rPr>
-          <w:b/>
-          <w:color w:val="A8D08D" w:themeColor="accent6" w:themeTint="99"/>
-          <w:sz w:val="28"/>
-        </w:rPr>
-        <w:lastRenderedPageBreak/>
-        <w:t>Conclusion</w:t>
-      </w:r>
-    </w:p>
-    <w:p>
-      <w:pPr>
-        <w:rPr>
-          <w:color w:val="A8D08D" w:themeColor="accent6" w:themeTint="99"/>
-          <w:sz w:val="28"/>
-        </w:rPr>
-      </w:pPr>
-      <w:r>
-        <w:rPr>
-          <w:b/>
           <w:i/>
           <w:u w:val="single"/>
         </w:rPr>
         <w:t xml:space="preserve">Question introductive pour l’enquêteur : </w:t>
       </w:r>
       <w:r>
-        <w:t xml:space="preserve">« Selon vous, quels sont les principaux points forts et faibles de la réserve ? Et à quelles opportunités et menaces </w:t>
-      </w:r>
-      <w:proofErr w:type="spellStart"/>
-      <w:r>
-        <w:t>fait-elle</w:t>
-      </w:r>
-      <w:proofErr w:type="spellEnd"/>
-      <w:r>
-        <w:t xml:space="preserve"> face ? »</w:t>
+        <w:t>« Selon vous, quels sont les principaux points forts et faibles de la réserve ? Et à quelles opportunités et menaces fait-elle face ? »</w:t>
       </w:r>
     </w:p>
     <w:tbl>
@@ -16872,7 +16495,7 @@
         <w:pStyle w:val="Paragraphedeliste"/>
         <w:numPr>
           <w:ilvl w:val="0"/>
-          <w:numId w:val="5"/>
+          <w:numId w:val="23"/>
         </w:numPr>
         <w:pBdr>
           <w:top w:val="nil"/>
@@ -16937,7 +16560,7 @@
       <w:pPr>
         <w:numPr>
           <w:ilvl w:val="0"/>
-          <w:numId w:val="5"/>
+          <w:numId w:val="23"/>
         </w:numPr>
         <w:pBdr>
           <w:top w:val="nil"/>
@@ -17200,7 +16823,7 @@
       <w:pPr>
         <w:numPr>
           <w:ilvl w:val="0"/>
-          <w:numId w:val="5"/>
+          <w:numId w:val="23"/>
         </w:numPr>
         <w:pBdr>
           <w:top w:val="nil"/>
@@ -17217,20 +16840,6 @@
         </w:rPr>
         <w:t>Selon vous, la réserve est-elle bien enracinée sur le territoire ? Pourquoi ?</w:t>
       </w:r>
-    </w:p>
-    <w:p>
-      <w:pPr>
-        <w:pBdr>
-          <w:top w:val="nil"/>
-          <w:left w:val="nil"/>
-          <w:bottom w:val="nil"/>
-          <w:right w:val="nil"/>
-          <w:between w:val="nil"/>
-        </w:pBdr>
-        <w:rPr>
-          <w:color w:val="000000"/>
-        </w:rPr>
-      </w:pPr>
     </w:p>
     <w:p>
       <w:pPr>
@@ -17475,7 +17084,7 @@
     </w:p>
     <w:p/>
     <w:sectPr>
-      <w:footerReference w:type="default" r:id="rId12"/>
+      <w:footerReference w:type="default" r:id="rId19"/>
       <w:type w:val="continuous"/>
       <w:pgSz w:w="11906" w:h="16838"/>
       <w:pgMar w:top="1417" w:right="1417" w:bottom="1417" w:left="1417" w:header="708" w:footer="708" w:gutter="0"/>
@@ -17485,8 +17094,138 @@
 </w:document>
 </file>
 
+<file path=word/comments.xml><?xml version="1.0" encoding="utf-8"?>
+<w:comments xmlns:wpc="http://schemas.microsoft.com/office/word/2010/wordprocessingCanvas" xmlns:cx="http://schemas.microsoft.com/office/drawing/2014/chartex" xmlns:cx1="http://schemas.microsoft.com/office/drawing/2015/9/8/chartex" xmlns:cx2="http://schemas.microsoft.com/office/drawing/2015/10/21/chartex" xmlns:cx3="http://schemas.microsoft.com/office/drawing/2016/5/9/chartex" xmlns:cx4="http://schemas.microsoft.com/office/drawing/2016/5/10/chartex" xmlns:cx5="http://schemas.microsoft.com/office/drawing/2016/5/11/chartex" xmlns:cx6="http://schemas.microsoft.com/office/drawing/2016/5/12/chartex" xmlns:cx7="http://schemas.microsoft.com/office/drawing/2016/5/13/chartex" xmlns:cx8="http://schemas.microsoft.com/office/drawing/2016/5/14/chartex" xmlns:mc="http://schemas.openxmlformats.org/markup-compatibility/2006" xmlns:aink="http://schemas.microsoft.com/office/drawing/2016/ink" xmlns:am3d="http://schemas.microsoft.com/office/drawing/2017/model3d" xmlns:o="urn:schemas-microsoft-com:office:office" xmlns:oel="http://schemas.microsoft.com/office/2019/extlst" xmlns:r="http://schemas.openxmlformats.org/officeDocument/2006/relationships" xmlns:m="http://schemas.openxmlformats.org/officeDocument/2006/math" xmlns:v="urn:schemas-microsoft-com:vml" xmlns:wp14="http://schemas.microsoft.com/office/word/2010/wordprocessingDrawing" xmlns:wp="http://schemas.openxmlformats.org/drawingml/2006/wordprocessingDrawing" xmlns:w10="urn:schemas-microsoft-com:office:word" xmlns:w="http://schemas.openxmlformats.org/wordprocessingml/2006/main" xmlns:w14="http://schemas.microsoft.com/office/word/2010/wordml" xmlns:w15="http://schemas.microsoft.com/office/word/2012/wordml" xmlns:w16cex="http://schemas.microsoft.com/office/word/2018/wordml/cex" xmlns:w16cid="http://schemas.microsoft.com/office/word/2016/wordml/cid" xmlns:w16="http://schemas.microsoft.com/office/word/2018/wordml" xmlns:w16du="http://schemas.microsoft.com/office/word/2023/wordml/word16du" xmlns:w16sdtdh="http://schemas.microsoft.com/office/word/2020/wordml/sdtdatahash" xmlns:w16sdtfl="http://schemas.microsoft.com/office/word/2024/wordml/sdtformatlock" xmlns:w16se="http://schemas.microsoft.com/office/word/2015/wordml/symex" xmlns:wpg="http://schemas.microsoft.com/office/word/2010/wordprocessingGroup" xmlns:wpi="http://schemas.microsoft.com/office/word/2010/wordprocessingInk" xmlns:wne="http://schemas.microsoft.com/office/word/2006/wordml" xmlns:wps="http://schemas.microsoft.com/office/word/2010/wordprocessingShape" mc:Ignorable="w14 w15 w16se w16cid w16 w16cex w16sdtdh w16sdtfl w16du wp14">
+  <w:comment w:id="1" w:author="Anatole Marechal" w:date="2026-02-23T11:28:00Z" w:initials="AM">
+    <w:p>
+      <w:pPr>
+        <w:pStyle w:val="Commentaire"/>
+      </w:pPr>
+      <w:r>
+        <w:rPr>
+          <w:rStyle w:val="Marquedecommentaire"/>
+        </w:rPr>
+        <w:annotationRef/>
+      </w:r>
+      <w:r>
+        <w:t>Pour moi c’est trop long et trop précis; mais à voir à l’usage</w:t>
+      </w:r>
+    </w:p>
+    <w:p>
+      <w:pPr>
+        <w:pStyle w:val="Commentaire"/>
+      </w:pPr>
+      <w:r>
+        <w:t xml:space="preserve">Puisqu’on a pas de métriques pour ce thème, on peut aussi avoir juste 2 ou 3 grandes questions ouvertes (peu précises) et les stagiaires relancent au besoin. Par ex: </w:t>
+      </w:r>
+    </w:p>
+    <w:p>
+      <w:pPr>
+        <w:pStyle w:val="Commentaire"/>
+        <w:numPr>
+          <w:ilvl w:val="0"/>
+          <w:numId w:val="25"/>
+        </w:numPr>
+      </w:pPr>
+      <w:r>
+        <w:t xml:space="preserve">Observez vous des impacts du CC autour de vous ? </w:t>
+      </w:r>
+    </w:p>
+    <w:p>
+      <w:pPr>
+        <w:pStyle w:val="Commentaire"/>
+      </w:pPr>
+      <w:r>
+        <w:t>2. Si vous, comment y réagissez vous ?</w:t>
+      </w:r>
+    </w:p>
+    <w:p>
+      <w:pPr>
+        <w:pStyle w:val="Commentaire"/>
+      </w:pPr>
+      <w:r>
+        <w:t xml:space="preserve">3. Savez vous comment les espaces naturels proches de chez vous y réagissent ? </w:t>
+      </w:r>
+    </w:p>
+  </w:comment>
+  <w:comment w:id="6" w:author="Anatole Marechal" w:date="2026-02-23T11:28:00Z" w:initials="AM">
+    <w:p>
+      <w:pPr>
+        <w:pStyle w:val="Commentaire"/>
+      </w:pPr>
+      <w:r>
+        <w:rPr>
+          <w:rStyle w:val="Marquedecommentaire"/>
+        </w:rPr>
+        <w:annotationRef/>
+      </w:r>
+      <w:r>
+        <w:t>Pour moi c’est trop long et trop précis; mais à voir à l’usage</w:t>
+      </w:r>
+    </w:p>
+    <w:p>
+      <w:pPr>
+        <w:pStyle w:val="Commentaire"/>
+      </w:pPr>
+      <w:r>
+        <w:t xml:space="preserve">Puisqu’on a pas de métriques pour ce thème, on peut aussi avoir juste 2 ou 3 grandes questions ouvertes (peu précises) et les stagiaires relancent au besoin. Par ex: </w:t>
+      </w:r>
+    </w:p>
+    <w:p>
+      <w:pPr>
+        <w:pStyle w:val="Commentaire"/>
+        <w:numPr>
+          <w:ilvl w:val="0"/>
+          <w:numId w:val="25"/>
+        </w:numPr>
+      </w:pPr>
+      <w:r>
+        <w:t xml:space="preserve">Observez vous des impacts du CC autour de vous ? </w:t>
+      </w:r>
+    </w:p>
+    <w:p>
+      <w:pPr>
+        <w:pStyle w:val="Commentaire"/>
+      </w:pPr>
+      <w:r>
+        <w:t>2. Si vous, comment y réagissez vous ?</w:t>
+      </w:r>
+    </w:p>
+    <w:p>
+      <w:pPr>
+        <w:pStyle w:val="Commentaire"/>
+      </w:pPr>
+      <w:r>
+        <w:t xml:space="preserve">3. Savez vous comment les espaces naturels proches de chez vous y réagissent ? </w:t>
+      </w:r>
+    </w:p>
+  </w:comment>
+</w:comments>
+</file>
+
+<file path=word/commentsExtended.xml><?xml version="1.0" encoding="utf-8"?>
+<w15:commentsEx xmlns:wpc="http://schemas.microsoft.com/office/word/2010/wordprocessingCanvas" xmlns:cx="http://schemas.microsoft.com/office/drawing/2014/chartex" xmlns:cx1="http://schemas.microsoft.com/office/drawing/2015/9/8/chartex" xmlns:cx2="http://schemas.microsoft.com/office/drawing/2015/10/21/chartex" xmlns:cx3="http://schemas.microsoft.com/office/drawing/2016/5/9/chartex" xmlns:cx4="http://schemas.microsoft.com/office/drawing/2016/5/10/chartex" xmlns:cx5="http://schemas.microsoft.com/office/drawing/2016/5/11/chartex" xmlns:cx6="http://schemas.microsoft.com/office/drawing/2016/5/12/chartex" xmlns:cx7="http://schemas.microsoft.com/office/drawing/2016/5/13/chartex" xmlns:cx8="http://schemas.microsoft.com/office/drawing/2016/5/14/chartex" xmlns:mc="http://schemas.openxmlformats.org/markup-compatibility/2006" xmlns:aink="http://schemas.microsoft.com/office/drawing/2016/ink" xmlns:am3d="http://schemas.microsoft.com/office/drawing/2017/model3d" xmlns:o="urn:schemas-microsoft-com:office:office" xmlns:oel="http://schemas.microsoft.com/office/2019/extlst" xmlns:r="http://schemas.openxmlformats.org/officeDocument/2006/relationships" xmlns:m="http://schemas.openxmlformats.org/officeDocument/2006/math" xmlns:v="urn:schemas-microsoft-com:vml" xmlns:wp14="http://schemas.microsoft.com/office/word/2010/wordprocessingDrawing" xmlns:wp="http://schemas.openxmlformats.org/drawingml/2006/wordprocessingDrawing" xmlns:w10="urn:schemas-microsoft-com:office:word" xmlns:w="http://schemas.openxmlformats.org/wordprocessingml/2006/main" xmlns:w14="http://schemas.microsoft.com/office/word/2010/wordml" xmlns:w15="http://schemas.microsoft.com/office/word/2012/wordml" xmlns:w16cex="http://schemas.microsoft.com/office/word/2018/wordml/cex" xmlns:w16cid="http://schemas.microsoft.com/office/word/2016/wordml/cid" xmlns:w16="http://schemas.microsoft.com/office/word/2018/wordml" xmlns:w16du="http://schemas.microsoft.com/office/word/2023/wordml/word16du" xmlns:w16sdtdh="http://schemas.microsoft.com/office/word/2020/wordml/sdtdatahash" xmlns:w16sdtfl="http://schemas.microsoft.com/office/word/2024/wordml/sdtformatlock" xmlns:w16se="http://schemas.microsoft.com/office/word/2015/wordml/symex" xmlns:wpg="http://schemas.microsoft.com/office/word/2010/wordprocessingGroup" xmlns:wpi="http://schemas.microsoft.com/office/word/2010/wordprocessingInk" xmlns:wne="http://schemas.microsoft.com/office/word/2006/wordml" xmlns:wps="http://schemas.microsoft.com/office/word/2010/wordprocessingShape" mc:Ignorable="w14 w15 w16se w16cid w16 w16cex w16sdtdh w16sdtfl w16du wp14">
+  <w15:commentEx w15:paraId="52859CB6" w15:done="1"/>
+  <w15:commentEx w15:paraId="0E570F7E" w15:done="1"/>
+</w15:commentsEx>
+</file>
+
+<file path=word/commentsExtensible.xml><?xml version="1.0" encoding="utf-8"?>
+<w16cex:commentsExtensible xmlns:wpc="http://schemas.microsoft.com/office/word/2010/wordprocessingCanvas" xmlns:cx="http://schemas.microsoft.com/office/drawing/2014/chartex" xmlns:cx1="http://schemas.microsoft.com/office/drawing/2015/9/8/chartex" xmlns:cx2="http://schemas.microsoft.com/office/drawing/2015/10/21/chartex" xmlns:cx3="http://schemas.microsoft.com/office/drawing/2016/5/9/chartex" xmlns:cx4="http://schemas.microsoft.com/office/drawing/2016/5/10/chartex" xmlns:cx5="http://schemas.microsoft.com/office/drawing/2016/5/11/chartex" xmlns:cx6="http://schemas.microsoft.com/office/drawing/2016/5/12/chartex" xmlns:cx7="http://schemas.microsoft.com/office/drawing/2016/5/13/chartex" xmlns:cx8="http://schemas.microsoft.com/office/drawing/2016/5/14/chartex" xmlns:cr="http://schemas.microsoft.com/office/comments/2020/reactions" xmlns:mc="http://schemas.openxmlformats.org/markup-compatibility/2006" xmlns:aink="http://schemas.microsoft.com/office/drawing/2016/ink" xmlns:am3d="http://schemas.microsoft.com/office/drawing/2017/model3d" xmlns:o="urn:schemas-microsoft-com:office:office" xmlns:oel="http://schemas.microsoft.com/office/2019/extlst" xmlns:r="http://schemas.openxmlformats.org/officeDocument/2006/relationships" xmlns:m="http://schemas.openxmlformats.org/officeDocument/2006/math" xmlns:v="urn:schemas-microsoft-com:vml" xmlns:wp14="http://schemas.microsoft.com/office/word/2010/wordprocessingDrawing" xmlns:wp="http://schemas.openxmlformats.org/drawingml/2006/wordprocessingDrawing" xmlns:w10="urn:schemas-microsoft-com:office:word" xmlns:w="http://schemas.openxmlformats.org/wordprocessingml/2006/main" xmlns:w14="http://schemas.microsoft.com/office/word/2010/wordml" xmlns:w15="http://schemas.microsoft.com/office/word/2012/wordml" xmlns:w16cex="http://schemas.microsoft.com/office/word/2018/wordml/cex" xmlns:w16cid="http://schemas.microsoft.com/office/word/2016/wordml/cid" xmlns:w16="http://schemas.microsoft.com/office/word/2018/wordml" xmlns:w16du="http://schemas.microsoft.com/office/word/2023/wordml/word16du" xmlns:w16sdtdh="http://schemas.microsoft.com/office/word/2020/wordml/sdtdatahash" xmlns:w16sdtfl="http://schemas.microsoft.com/office/word/2024/wordml/sdtformatlock" xmlns:w16se="http://schemas.microsoft.com/office/word/2015/wordml/symex" xmlns:wpg="http://schemas.microsoft.com/office/word/2010/wordprocessingGroup" xmlns:wpi="http://schemas.microsoft.com/office/word/2010/wordprocessingInk" xmlns:wne="http://schemas.microsoft.com/office/word/2006/wordml" xmlns:wps="http://schemas.microsoft.com/office/word/2010/wordprocessingShape" mc:Ignorable="w14 w15 w16se w16cid w16 w16cex w16sdtdh w16sdtfl cr w16du wp14">
+  <w16cex:commentExtensible w16cex:durableId="616C2157" w16cex:dateUtc="2026-02-23T10:28:00Z"/>
+  <w16cex:commentExtensible w16cex:durableId="1941B17F" w16cex:dateUtc="2026-02-23T10:28:00Z"/>
+</w16cex:commentsExtensible>
+</file>
+
+<file path=word/commentsIds.xml><?xml version="1.0" encoding="utf-8"?>
+<w16cid:commentsIds xmlns:wpc="http://schemas.microsoft.com/office/word/2010/wordprocessingCanvas" xmlns:cx="http://schemas.microsoft.com/office/drawing/2014/chartex" xmlns:cx1="http://schemas.microsoft.com/office/drawing/2015/9/8/chartex" xmlns:cx2="http://schemas.microsoft.com/office/drawing/2015/10/21/chartex" xmlns:cx3="http://schemas.microsoft.com/office/drawing/2016/5/9/chartex" xmlns:cx4="http://schemas.microsoft.com/office/drawing/2016/5/10/chartex" xmlns:cx5="http://schemas.microsoft.com/office/drawing/2016/5/11/chartex" xmlns:cx6="http://schemas.microsoft.com/office/drawing/2016/5/12/chartex" xmlns:cx7="http://schemas.microsoft.com/office/drawing/2016/5/13/chartex" xmlns:cx8="http://schemas.microsoft.com/office/drawing/2016/5/14/chartex" xmlns:mc="http://schemas.openxmlformats.org/markup-compatibility/2006" xmlns:aink="http://schemas.microsoft.com/office/drawing/2016/ink" xmlns:am3d="http://schemas.microsoft.com/office/drawing/2017/model3d" xmlns:o="urn:schemas-microsoft-com:office:office" xmlns:oel="http://schemas.microsoft.com/office/2019/extlst" xmlns:r="http://schemas.openxmlformats.org/officeDocument/2006/relationships" xmlns:m="http://schemas.openxmlformats.org/officeDocument/2006/math" xmlns:v="urn:schemas-microsoft-com:vml" xmlns:wp14="http://schemas.microsoft.com/office/word/2010/wordprocessingDrawing" xmlns:wp="http://schemas.openxmlformats.org/drawingml/2006/wordprocessingDrawing" xmlns:w10="urn:schemas-microsoft-com:office:word" xmlns:w="http://schemas.openxmlformats.org/wordprocessingml/2006/main" xmlns:w14="http://schemas.microsoft.com/office/word/2010/wordml" xmlns:w15="http://schemas.microsoft.com/office/word/2012/wordml" xmlns:w16cex="http://schemas.microsoft.com/office/word/2018/wordml/cex" xmlns:w16cid="http://schemas.microsoft.com/office/word/2016/wordml/cid" xmlns:w16="http://schemas.microsoft.com/office/word/2018/wordml" xmlns:w16du="http://schemas.microsoft.com/office/word/2023/wordml/word16du" xmlns:w16sdtdh="http://schemas.microsoft.com/office/word/2020/wordml/sdtdatahash" xmlns:w16sdtfl="http://schemas.microsoft.com/office/word/2024/wordml/sdtformatlock" xmlns:w16se="http://schemas.microsoft.com/office/word/2015/wordml/symex" xmlns:wpg="http://schemas.microsoft.com/office/word/2010/wordprocessingGroup" xmlns:wpi="http://schemas.microsoft.com/office/word/2010/wordprocessingInk" xmlns:wne="http://schemas.microsoft.com/office/word/2006/wordml" xmlns:wps="http://schemas.microsoft.com/office/word/2010/wordprocessingShape" mc:Ignorable="w14 w15 w16se w16cid w16 w16cex w16sdtdh w16sdtfl w16du wp14">
+  <w16cid:commentId w16cid:paraId="52859CB6" w16cid:durableId="616C2157"/>
+  <w16cid:commentId w16cid:paraId="0E570F7E" w16cid:durableId="1941B17F"/>
+</w16cid:commentsIds>
+</file>
+
 <file path=word/endnotes.xml><?xml version="1.0" encoding="utf-8"?>
-<w:endnotes xmlns:wpc="http://schemas.microsoft.com/office/word/2010/wordprocessingCanvas" xmlns:cx="http://schemas.microsoft.com/office/drawing/2014/chartex" xmlns:cx1="http://schemas.microsoft.com/office/drawing/2015/9/8/chartex" xmlns:cx2="http://schemas.microsoft.com/office/drawing/2015/10/21/chartex" xmlns:cx3="http://schemas.microsoft.com/office/drawing/2016/5/9/chartex" xmlns:cx4="http://schemas.microsoft.com/office/drawing/2016/5/10/chartex" xmlns:cx5="http://schemas.microsoft.com/office/drawing/2016/5/11/chartex" xmlns:cx6="http://schemas.microsoft.com/office/drawing/2016/5/12/chartex" xmlns:cx7="http://schemas.microsoft.com/office/drawing/2016/5/13/chartex" xmlns:cx8="http://schemas.microsoft.com/office/drawing/2016/5/14/chartex" xmlns:mc="http://schemas.openxmlformats.org/markup-compatibility/2006" xmlns:aink="http://schemas.microsoft.com/office/drawing/2016/ink" xmlns:am3d="http://schemas.microsoft.com/office/drawing/2017/model3d" xmlns:o="urn:schemas-microsoft-com:office:office" xmlns:r="http://schemas.openxmlformats.org/officeDocument/2006/relationships" xmlns:m="http://schemas.openxmlformats.org/officeDocument/2006/math" xmlns:v="urn:schemas-microsoft-com:vml" xmlns:wp14="http://schemas.microsoft.com/office/word/2010/wordprocessingDrawing" xmlns:wp="http://schemas.openxmlformats.org/drawingml/2006/wordprocessingDrawing" xmlns:w10="urn:schemas-microsoft-com:office:word" xmlns:w="http://schemas.openxmlformats.org/wordprocessingml/2006/main" xmlns:w14="http://schemas.microsoft.com/office/word/2010/wordml" xmlns:w15="http://schemas.microsoft.com/office/word/2012/wordml" xmlns:w16cid="http://schemas.microsoft.com/office/word/2016/wordml/cid" xmlns:w16se="http://schemas.microsoft.com/office/word/2015/wordml/symex" xmlns:wpg="http://schemas.microsoft.com/office/word/2010/wordprocessingGroup" xmlns:wpi="http://schemas.microsoft.com/office/word/2010/wordprocessingInk" xmlns:wne="http://schemas.microsoft.com/office/word/2006/wordml" xmlns:wps="http://schemas.microsoft.com/office/word/2010/wordprocessingShape" mc:Ignorable="w14 w15 w16se w16cid wp14">
+<w:endnotes xmlns:wpc="http://schemas.microsoft.com/office/word/2010/wordprocessingCanvas" xmlns:cx="http://schemas.microsoft.com/office/drawing/2014/chartex" xmlns:cx1="http://schemas.microsoft.com/office/drawing/2015/9/8/chartex" xmlns:cx2="http://schemas.microsoft.com/office/drawing/2015/10/21/chartex" xmlns:cx3="http://schemas.microsoft.com/office/drawing/2016/5/9/chartex" xmlns:cx4="http://schemas.microsoft.com/office/drawing/2016/5/10/chartex" xmlns:cx5="http://schemas.microsoft.com/office/drawing/2016/5/11/chartex" xmlns:cx6="http://schemas.microsoft.com/office/drawing/2016/5/12/chartex" xmlns:cx7="http://schemas.microsoft.com/office/drawing/2016/5/13/chartex" xmlns:cx8="http://schemas.microsoft.com/office/drawing/2016/5/14/chartex" xmlns:mc="http://schemas.openxmlformats.org/markup-compatibility/2006" xmlns:aink="http://schemas.microsoft.com/office/drawing/2016/ink" xmlns:am3d="http://schemas.microsoft.com/office/drawing/2017/model3d" xmlns:o="urn:schemas-microsoft-com:office:office" xmlns:oel="http://schemas.microsoft.com/office/2019/extlst" xmlns:r="http://schemas.openxmlformats.org/officeDocument/2006/relationships" xmlns:m="http://schemas.openxmlformats.org/officeDocument/2006/math" xmlns:v="urn:schemas-microsoft-com:vml" xmlns:wp14="http://schemas.microsoft.com/office/word/2010/wordprocessingDrawing" xmlns:wp="http://schemas.openxmlformats.org/drawingml/2006/wordprocessingDrawing" xmlns:w10="urn:schemas-microsoft-com:office:word" xmlns:w="http://schemas.openxmlformats.org/wordprocessingml/2006/main" xmlns:w14="http://schemas.microsoft.com/office/word/2010/wordml" xmlns:w15="http://schemas.microsoft.com/office/word/2012/wordml" xmlns:w16cex="http://schemas.microsoft.com/office/word/2018/wordml/cex" xmlns:w16cid="http://schemas.microsoft.com/office/word/2016/wordml/cid" xmlns:w16="http://schemas.microsoft.com/office/word/2018/wordml" xmlns:w16du="http://schemas.microsoft.com/office/word/2023/wordml/word16du" xmlns:w16sdtdh="http://schemas.microsoft.com/office/word/2020/wordml/sdtdatahash" xmlns:w16sdtfl="http://schemas.microsoft.com/office/word/2024/wordml/sdtformatlock" xmlns:w16se="http://schemas.microsoft.com/office/word/2015/wordml/symex" xmlns:wpg="http://schemas.microsoft.com/office/word/2010/wordprocessingGroup" xmlns:wpi="http://schemas.microsoft.com/office/word/2010/wordprocessingInk" xmlns:wne="http://schemas.microsoft.com/office/word/2006/wordml" xmlns:wps="http://schemas.microsoft.com/office/word/2010/wordprocessingShape" mc:Ignorable="w14 w15 w16se w16cid w16 w16cex w16sdtdh w16sdtfl w16du wp14">
   <w:endnote w:type="separator" w:id="-1">
     <w:p>
       <w:pPr>
@@ -17511,7 +17250,7 @@
 </file>
 
 <file path=word/footer1.xml><?xml version="1.0" encoding="utf-8"?>
-<w:ftr xmlns:wpc="http://schemas.microsoft.com/office/word/2010/wordprocessingCanvas" xmlns:cx="http://schemas.microsoft.com/office/drawing/2014/chartex" xmlns:cx1="http://schemas.microsoft.com/office/drawing/2015/9/8/chartex" xmlns:cx2="http://schemas.microsoft.com/office/drawing/2015/10/21/chartex" xmlns:cx3="http://schemas.microsoft.com/office/drawing/2016/5/9/chartex" xmlns:cx4="http://schemas.microsoft.com/office/drawing/2016/5/10/chartex" xmlns:cx5="http://schemas.microsoft.com/office/drawing/2016/5/11/chartex" xmlns:cx6="http://schemas.microsoft.com/office/drawing/2016/5/12/chartex" xmlns:cx7="http://schemas.microsoft.com/office/drawing/2016/5/13/chartex" xmlns:cx8="http://schemas.microsoft.com/office/drawing/2016/5/14/chartex" xmlns:mc="http://schemas.openxmlformats.org/markup-compatibility/2006" xmlns:aink="http://schemas.microsoft.com/office/drawing/2016/ink" xmlns:am3d="http://schemas.microsoft.com/office/drawing/2017/model3d" xmlns:o="urn:schemas-microsoft-com:office:office" xmlns:r="http://schemas.openxmlformats.org/officeDocument/2006/relationships" xmlns:m="http://schemas.openxmlformats.org/officeDocument/2006/math" xmlns:v="urn:schemas-microsoft-com:vml" xmlns:wp14="http://schemas.microsoft.com/office/word/2010/wordprocessingDrawing" xmlns:wp="http://schemas.openxmlformats.org/drawingml/2006/wordprocessingDrawing" xmlns:w10="urn:schemas-microsoft-com:office:word" xmlns:w="http://schemas.openxmlformats.org/wordprocessingml/2006/main" xmlns:w14="http://schemas.microsoft.com/office/word/2010/wordml" xmlns:w15="http://schemas.microsoft.com/office/word/2012/wordml" xmlns:w16cid="http://schemas.microsoft.com/office/word/2016/wordml/cid" xmlns:w16se="http://schemas.microsoft.com/office/word/2015/wordml/symex" xmlns:wpg="http://schemas.microsoft.com/office/word/2010/wordprocessingGroup" xmlns:wpi="http://schemas.microsoft.com/office/word/2010/wordprocessingInk" xmlns:wne="http://schemas.microsoft.com/office/word/2006/wordml" xmlns:wps="http://schemas.microsoft.com/office/word/2010/wordprocessingShape" mc:Ignorable="w14 w15 w16se w16cid wp14">
+<w:ftr xmlns:wpc="http://schemas.microsoft.com/office/word/2010/wordprocessingCanvas" xmlns:cx="http://schemas.microsoft.com/office/drawing/2014/chartex" xmlns:cx1="http://schemas.microsoft.com/office/drawing/2015/9/8/chartex" xmlns:cx2="http://schemas.microsoft.com/office/drawing/2015/10/21/chartex" xmlns:cx3="http://schemas.microsoft.com/office/drawing/2016/5/9/chartex" xmlns:cx4="http://schemas.microsoft.com/office/drawing/2016/5/10/chartex" xmlns:cx5="http://schemas.microsoft.com/office/drawing/2016/5/11/chartex" xmlns:cx6="http://schemas.microsoft.com/office/drawing/2016/5/12/chartex" xmlns:cx7="http://schemas.microsoft.com/office/drawing/2016/5/13/chartex" xmlns:cx8="http://schemas.microsoft.com/office/drawing/2016/5/14/chartex" xmlns:mc="http://schemas.openxmlformats.org/markup-compatibility/2006" xmlns:aink="http://schemas.microsoft.com/office/drawing/2016/ink" xmlns:am3d="http://schemas.microsoft.com/office/drawing/2017/model3d" xmlns:o="urn:schemas-microsoft-com:office:office" xmlns:oel="http://schemas.microsoft.com/office/2019/extlst" xmlns:r="http://schemas.openxmlformats.org/officeDocument/2006/relationships" xmlns:m="http://schemas.openxmlformats.org/officeDocument/2006/math" xmlns:v="urn:schemas-microsoft-com:vml" xmlns:wp14="http://schemas.microsoft.com/office/word/2010/wordprocessingDrawing" xmlns:wp="http://schemas.openxmlformats.org/drawingml/2006/wordprocessingDrawing" xmlns:w10="urn:schemas-microsoft-com:office:word" xmlns:w="http://schemas.openxmlformats.org/wordprocessingml/2006/main" xmlns:w14="http://schemas.microsoft.com/office/word/2010/wordml" xmlns:w15="http://schemas.microsoft.com/office/word/2012/wordml" xmlns:w16cex="http://schemas.microsoft.com/office/word/2018/wordml/cex" xmlns:w16cid="http://schemas.microsoft.com/office/word/2016/wordml/cid" xmlns:w16="http://schemas.microsoft.com/office/word/2018/wordml" xmlns:w16du="http://schemas.microsoft.com/office/word/2023/wordml/word16du" xmlns:w16sdtdh="http://schemas.microsoft.com/office/word/2020/wordml/sdtdatahash" xmlns:w16sdtfl="http://schemas.microsoft.com/office/word/2024/wordml/sdtformatlock" xmlns:w16se="http://schemas.microsoft.com/office/word/2015/wordml/symex" xmlns:wpg="http://schemas.microsoft.com/office/word/2010/wordprocessingGroup" xmlns:wpi="http://schemas.microsoft.com/office/word/2010/wordprocessingInk" xmlns:wne="http://schemas.microsoft.com/office/word/2006/wordml" xmlns:wps="http://schemas.microsoft.com/office/word/2010/wordprocessingShape" mc:Ignorable="w14 w15 w16se w16cid w16 w16cex w16sdtdh w16sdtfl w16du wp14">
   <w:p>
     <w:pPr>
       <w:pBdr>
@@ -17596,7 +17335,7 @@
 </file>
 
 <file path=word/footer2.xml><?xml version="1.0" encoding="utf-8"?>
-<w:ftr xmlns:wpc="http://schemas.microsoft.com/office/word/2010/wordprocessingCanvas" xmlns:cx="http://schemas.microsoft.com/office/drawing/2014/chartex" xmlns:cx1="http://schemas.microsoft.com/office/drawing/2015/9/8/chartex" xmlns:cx2="http://schemas.microsoft.com/office/drawing/2015/10/21/chartex" xmlns:cx3="http://schemas.microsoft.com/office/drawing/2016/5/9/chartex" xmlns:cx4="http://schemas.microsoft.com/office/drawing/2016/5/10/chartex" xmlns:cx5="http://schemas.microsoft.com/office/drawing/2016/5/11/chartex" xmlns:cx6="http://schemas.microsoft.com/office/drawing/2016/5/12/chartex" xmlns:cx7="http://schemas.microsoft.com/office/drawing/2016/5/13/chartex" xmlns:cx8="http://schemas.microsoft.com/office/drawing/2016/5/14/chartex" xmlns:mc="http://schemas.openxmlformats.org/markup-compatibility/2006" xmlns:aink="http://schemas.microsoft.com/office/drawing/2016/ink" xmlns:am3d="http://schemas.microsoft.com/office/drawing/2017/model3d" xmlns:o="urn:schemas-microsoft-com:office:office" xmlns:r="http://schemas.openxmlformats.org/officeDocument/2006/relationships" xmlns:m="http://schemas.openxmlformats.org/officeDocument/2006/math" xmlns:v="urn:schemas-microsoft-com:vml" xmlns:wp14="http://schemas.microsoft.com/office/word/2010/wordprocessingDrawing" xmlns:wp="http://schemas.openxmlformats.org/drawingml/2006/wordprocessingDrawing" xmlns:w10="urn:schemas-microsoft-com:office:word" xmlns:w="http://schemas.openxmlformats.org/wordprocessingml/2006/main" xmlns:w14="http://schemas.microsoft.com/office/word/2010/wordml" xmlns:w15="http://schemas.microsoft.com/office/word/2012/wordml" xmlns:w16cid="http://schemas.microsoft.com/office/word/2016/wordml/cid" xmlns:w16se="http://schemas.microsoft.com/office/word/2015/wordml/symex" xmlns:wpg="http://schemas.microsoft.com/office/word/2010/wordprocessingGroup" xmlns:wpi="http://schemas.microsoft.com/office/word/2010/wordprocessingInk" xmlns:wne="http://schemas.microsoft.com/office/word/2006/wordml" xmlns:wps="http://schemas.microsoft.com/office/word/2010/wordprocessingShape" mc:Ignorable="w14 w15 w16se w16cid wp14">
+<w:ftr xmlns:wpc="http://schemas.microsoft.com/office/word/2010/wordprocessingCanvas" xmlns:cx="http://schemas.microsoft.com/office/drawing/2014/chartex" xmlns:cx1="http://schemas.microsoft.com/office/drawing/2015/9/8/chartex" xmlns:cx2="http://schemas.microsoft.com/office/drawing/2015/10/21/chartex" xmlns:cx3="http://schemas.microsoft.com/office/drawing/2016/5/9/chartex" xmlns:cx4="http://schemas.microsoft.com/office/drawing/2016/5/10/chartex" xmlns:cx5="http://schemas.microsoft.com/office/drawing/2016/5/11/chartex" xmlns:cx6="http://schemas.microsoft.com/office/drawing/2016/5/12/chartex" xmlns:cx7="http://schemas.microsoft.com/office/drawing/2016/5/13/chartex" xmlns:cx8="http://schemas.microsoft.com/office/drawing/2016/5/14/chartex" xmlns:mc="http://schemas.openxmlformats.org/markup-compatibility/2006" xmlns:aink="http://schemas.microsoft.com/office/drawing/2016/ink" xmlns:am3d="http://schemas.microsoft.com/office/drawing/2017/model3d" xmlns:o="urn:schemas-microsoft-com:office:office" xmlns:oel="http://schemas.microsoft.com/office/2019/extlst" xmlns:r="http://schemas.openxmlformats.org/officeDocument/2006/relationships" xmlns:m="http://schemas.openxmlformats.org/officeDocument/2006/math" xmlns:v="urn:schemas-microsoft-com:vml" xmlns:wp14="http://schemas.microsoft.com/office/word/2010/wordprocessingDrawing" xmlns:wp="http://schemas.openxmlformats.org/drawingml/2006/wordprocessingDrawing" xmlns:w10="urn:schemas-microsoft-com:office:word" xmlns:w="http://schemas.openxmlformats.org/wordprocessingml/2006/main" xmlns:w14="http://schemas.microsoft.com/office/word/2010/wordml" xmlns:w15="http://schemas.microsoft.com/office/word/2012/wordml" xmlns:w16cex="http://schemas.microsoft.com/office/word/2018/wordml/cex" xmlns:w16cid="http://schemas.microsoft.com/office/word/2016/wordml/cid" xmlns:w16="http://schemas.microsoft.com/office/word/2018/wordml" xmlns:w16du="http://schemas.microsoft.com/office/word/2023/wordml/word16du" xmlns:w16sdtdh="http://schemas.microsoft.com/office/word/2020/wordml/sdtdatahash" xmlns:w16sdtfl="http://schemas.microsoft.com/office/word/2024/wordml/sdtformatlock" xmlns:w16se="http://schemas.microsoft.com/office/word/2015/wordml/symex" xmlns:wpg="http://schemas.microsoft.com/office/word/2010/wordprocessingGroup" xmlns:wpi="http://schemas.microsoft.com/office/word/2010/wordprocessingInk" xmlns:wne="http://schemas.microsoft.com/office/word/2006/wordml" xmlns:wps="http://schemas.microsoft.com/office/word/2010/wordprocessingShape" mc:Ignorable="w14 w15 w16se w16cid w16 w16cex w16sdtdh w16sdtfl w16du wp14">
   <w:p>
     <w:pPr>
       <w:pBdr>
@@ -17679,7 +17418,7 @@
 </file>
 
 <file path=word/footer3.xml><?xml version="1.0" encoding="utf-8"?>
-<w:ftr xmlns:wpc="http://schemas.microsoft.com/office/word/2010/wordprocessingCanvas" xmlns:cx="http://schemas.microsoft.com/office/drawing/2014/chartex" xmlns:cx1="http://schemas.microsoft.com/office/drawing/2015/9/8/chartex" xmlns:cx2="http://schemas.microsoft.com/office/drawing/2015/10/21/chartex" xmlns:cx3="http://schemas.microsoft.com/office/drawing/2016/5/9/chartex" xmlns:cx4="http://schemas.microsoft.com/office/drawing/2016/5/10/chartex" xmlns:cx5="http://schemas.microsoft.com/office/drawing/2016/5/11/chartex" xmlns:cx6="http://schemas.microsoft.com/office/drawing/2016/5/12/chartex" xmlns:cx7="http://schemas.microsoft.com/office/drawing/2016/5/13/chartex" xmlns:cx8="http://schemas.microsoft.com/office/drawing/2016/5/14/chartex" xmlns:mc="http://schemas.openxmlformats.org/markup-compatibility/2006" xmlns:aink="http://schemas.microsoft.com/office/drawing/2016/ink" xmlns:am3d="http://schemas.microsoft.com/office/drawing/2017/model3d" xmlns:o="urn:schemas-microsoft-com:office:office" xmlns:r="http://schemas.openxmlformats.org/officeDocument/2006/relationships" xmlns:m="http://schemas.openxmlformats.org/officeDocument/2006/math" xmlns:v="urn:schemas-microsoft-com:vml" xmlns:wp14="http://schemas.microsoft.com/office/word/2010/wordprocessingDrawing" xmlns:wp="http://schemas.openxmlformats.org/drawingml/2006/wordprocessingDrawing" xmlns:w10="urn:schemas-microsoft-com:office:word" xmlns:w="http://schemas.openxmlformats.org/wordprocessingml/2006/main" xmlns:w14="http://schemas.microsoft.com/office/word/2010/wordml" xmlns:w15="http://schemas.microsoft.com/office/word/2012/wordml" xmlns:w16cid="http://schemas.microsoft.com/office/word/2016/wordml/cid" xmlns:w16se="http://schemas.microsoft.com/office/word/2015/wordml/symex" xmlns:wpg="http://schemas.microsoft.com/office/word/2010/wordprocessingGroup" xmlns:wpi="http://schemas.microsoft.com/office/word/2010/wordprocessingInk" xmlns:wne="http://schemas.microsoft.com/office/word/2006/wordml" xmlns:wps="http://schemas.microsoft.com/office/word/2010/wordprocessingShape" mc:Ignorable="w14 w15 w16se w16cid wp14">
+<w:ftr xmlns:wpc="http://schemas.microsoft.com/office/word/2010/wordprocessingCanvas" xmlns:cx="http://schemas.microsoft.com/office/drawing/2014/chartex" xmlns:cx1="http://schemas.microsoft.com/office/drawing/2015/9/8/chartex" xmlns:cx2="http://schemas.microsoft.com/office/drawing/2015/10/21/chartex" xmlns:cx3="http://schemas.microsoft.com/office/drawing/2016/5/9/chartex" xmlns:cx4="http://schemas.microsoft.com/office/drawing/2016/5/10/chartex" xmlns:cx5="http://schemas.microsoft.com/office/drawing/2016/5/11/chartex" xmlns:cx6="http://schemas.microsoft.com/office/drawing/2016/5/12/chartex" xmlns:cx7="http://schemas.microsoft.com/office/drawing/2016/5/13/chartex" xmlns:cx8="http://schemas.microsoft.com/office/drawing/2016/5/14/chartex" xmlns:mc="http://schemas.openxmlformats.org/markup-compatibility/2006" xmlns:aink="http://schemas.microsoft.com/office/drawing/2016/ink" xmlns:am3d="http://schemas.microsoft.com/office/drawing/2017/model3d" xmlns:o="urn:schemas-microsoft-com:office:office" xmlns:oel="http://schemas.microsoft.com/office/2019/extlst" xmlns:r="http://schemas.openxmlformats.org/officeDocument/2006/relationships" xmlns:m="http://schemas.openxmlformats.org/officeDocument/2006/math" xmlns:v="urn:schemas-microsoft-com:vml" xmlns:wp14="http://schemas.microsoft.com/office/word/2010/wordprocessingDrawing" xmlns:wp="http://schemas.openxmlformats.org/drawingml/2006/wordprocessingDrawing" xmlns:w10="urn:schemas-microsoft-com:office:word" xmlns:w="http://schemas.openxmlformats.org/wordprocessingml/2006/main" xmlns:w14="http://schemas.microsoft.com/office/word/2010/wordml" xmlns:w15="http://schemas.microsoft.com/office/word/2012/wordml" xmlns:w16cex="http://schemas.microsoft.com/office/word/2018/wordml/cex" xmlns:w16cid="http://schemas.microsoft.com/office/word/2016/wordml/cid" xmlns:w16="http://schemas.microsoft.com/office/word/2018/wordml" xmlns:w16du="http://schemas.microsoft.com/office/word/2023/wordml/word16du" xmlns:w16sdtdh="http://schemas.microsoft.com/office/word/2020/wordml/sdtdatahash" xmlns:w16sdtfl="http://schemas.microsoft.com/office/word/2024/wordml/sdtformatlock" xmlns:w16se="http://schemas.microsoft.com/office/word/2015/wordml/symex" xmlns:wpg="http://schemas.microsoft.com/office/word/2010/wordprocessingGroup" xmlns:wpi="http://schemas.microsoft.com/office/word/2010/wordprocessingInk" xmlns:wne="http://schemas.microsoft.com/office/word/2006/wordml" xmlns:wps="http://schemas.microsoft.com/office/word/2010/wordprocessingShape" mc:Ignorable="w14 w15 w16se w16cid w16 w16cex w16sdtdh w16sdtfl w16du wp14">
   <w:p>
     <w:pPr>
       <w:pBdr>
@@ -17814,7 +17553,7 @@
 </file>
 
 <file path=word/footer4.xml><?xml version="1.0" encoding="utf-8"?>
-<w:ftr xmlns:wpc="http://schemas.microsoft.com/office/word/2010/wordprocessingCanvas" xmlns:cx="http://schemas.microsoft.com/office/drawing/2014/chartex" xmlns:cx1="http://schemas.microsoft.com/office/drawing/2015/9/8/chartex" xmlns:cx2="http://schemas.microsoft.com/office/drawing/2015/10/21/chartex" xmlns:cx3="http://schemas.microsoft.com/office/drawing/2016/5/9/chartex" xmlns:cx4="http://schemas.microsoft.com/office/drawing/2016/5/10/chartex" xmlns:cx5="http://schemas.microsoft.com/office/drawing/2016/5/11/chartex" xmlns:cx6="http://schemas.microsoft.com/office/drawing/2016/5/12/chartex" xmlns:cx7="http://schemas.microsoft.com/office/drawing/2016/5/13/chartex" xmlns:cx8="http://schemas.microsoft.com/office/drawing/2016/5/14/chartex" xmlns:mc="http://schemas.openxmlformats.org/markup-compatibility/2006" xmlns:aink="http://schemas.microsoft.com/office/drawing/2016/ink" xmlns:am3d="http://schemas.microsoft.com/office/drawing/2017/model3d" xmlns:o="urn:schemas-microsoft-com:office:office" xmlns:r="http://schemas.openxmlformats.org/officeDocument/2006/relationships" xmlns:m="http://schemas.openxmlformats.org/officeDocument/2006/math" xmlns:v="urn:schemas-microsoft-com:vml" xmlns:wp14="http://schemas.microsoft.com/office/word/2010/wordprocessingDrawing" xmlns:wp="http://schemas.openxmlformats.org/drawingml/2006/wordprocessingDrawing" xmlns:w10="urn:schemas-microsoft-com:office:word" xmlns:w="http://schemas.openxmlformats.org/wordprocessingml/2006/main" xmlns:w14="http://schemas.microsoft.com/office/word/2010/wordml" xmlns:w15="http://schemas.microsoft.com/office/word/2012/wordml" xmlns:w16cid="http://schemas.microsoft.com/office/word/2016/wordml/cid" xmlns:w16se="http://schemas.microsoft.com/office/word/2015/wordml/symex" xmlns:wpg="http://schemas.microsoft.com/office/word/2010/wordprocessingGroup" xmlns:wpi="http://schemas.microsoft.com/office/word/2010/wordprocessingInk" xmlns:wne="http://schemas.microsoft.com/office/word/2006/wordml" xmlns:wps="http://schemas.microsoft.com/office/word/2010/wordprocessingShape" mc:Ignorable="w14 w15 w16se w16cid wp14">
+<w:ftr xmlns:wpc="http://schemas.microsoft.com/office/word/2010/wordprocessingCanvas" xmlns:cx="http://schemas.microsoft.com/office/drawing/2014/chartex" xmlns:cx1="http://schemas.microsoft.com/office/drawing/2015/9/8/chartex" xmlns:cx2="http://schemas.microsoft.com/office/drawing/2015/10/21/chartex" xmlns:cx3="http://schemas.microsoft.com/office/drawing/2016/5/9/chartex" xmlns:cx4="http://schemas.microsoft.com/office/drawing/2016/5/10/chartex" xmlns:cx5="http://schemas.microsoft.com/office/drawing/2016/5/11/chartex" xmlns:cx6="http://schemas.microsoft.com/office/drawing/2016/5/12/chartex" xmlns:cx7="http://schemas.microsoft.com/office/drawing/2016/5/13/chartex" xmlns:cx8="http://schemas.microsoft.com/office/drawing/2016/5/14/chartex" xmlns:mc="http://schemas.openxmlformats.org/markup-compatibility/2006" xmlns:aink="http://schemas.microsoft.com/office/drawing/2016/ink" xmlns:am3d="http://schemas.microsoft.com/office/drawing/2017/model3d" xmlns:o="urn:schemas-microsoft-com:office:office" xmlns:oel="http://schemas.microsoft.com/office/2019/extlst" xmlns:r="http://schemas.openxmlformats.org/officeDocument/2006/relationships" xmlns:m="http://schemas.openxmlformats.org/officeDocument/2006/math" xmlns:v="urn:schemas-microsoft-com:vml" xmlns:wp14="http://schemas.microsoft.com/office/word/2010/wordprocessingDrawing" xmlns:wp="http://schemas.openxmlformats.org/drawingml/2006/wordprocessingDrawing" xmlns:w10="urn:schemas-microsoft-com:office:word" xmlns:w="http://schemas.openxmlformats.org/wordprocessingml/2006/main" xmlns:w14="http://schemas.microsoft.com/office/word/2010/wordml" xmlns:w15="http://schemas.microsoft.com/office/word/2012/wordml" xmlns:w16cex="http://schemas.microsoft.com/office/word/2018/wordml/cex" xmlns:w16cid="http://schemas.microsoft.com/office/word/2016/wordml/cid" xmlns:w16="http://schemas.microsoft.com/office/word/2018/wordml" xmlns:w16du="http://schemas.microsoft.com/office/word/2023/wordml/word16du" xmlns:w16sdtdh="http://schemas.microsoft.com/office/word/2020/wordml/sdtdatahash" xmlns:w16sdtfl="http://schemas.microsoft.com/office/word/2024/wordml/sdtformatlock" xmlns:w16se="http://schemas.microsoft.com/office/word/2015/wordml/symex" xmlns:wpg="http://schemas.microsoft.com/office/word/2010/wordprocessingGroup" xmlns:wpi="http://schemas.microsoft.com/office/word/2010/wordprocessingInk" xmlns:wne="http://schemas.microsoft.com/office/word/2006/wordml" xmlns:wps="http://schemas.microsoft.com/office/word/2010/wordprocessingShape" mc:Ignorable="w14 w15 w16se w16cid w16 w16cex w16sdtdh w16sdtfl w16du wp14">
   <w:p>
     <w:pPr>
       <w:pBdr>
@@ -17897,7 +17636,7 @@
 </file>
 
 <file path=word/footnotes.xml><?xml version="1.0" encoding="utf-8"?>
-<w:footnotes xmlns:wpc="http://schemas.microsoft.com/office/word/2010/wordprocessingCanvas" xmlns:cx="http://schemas.microsoft.com/office/drawing/2014/chartex" xmlns:cx1="http://schemas.microsoft.com/office/drawing/2015/9/8/chartex" xmlns:cx2="http://schemas.microsoft.com/office/drawing/2015/10/21/chartex" xmlns:cx3="http://schemas.microsoft.com/office/drawing/2016/5/9/chartex" xmlns:cx4="http://schemas.microsoft.com/office/drawing/2016/5/10/chartex" xmlns:cx5="http://schemas.microsoft.com/office/drawing/2016/5/11/chartex" xmlns:cx6="http://schemas.microsoft.com/office/drawing/2016/5/12/chartex" xmlns:cx7="http://schemas.microsoft.com/office/drawing/2016/5/13/chartex" xmlns:cx8="http://schemas.microsoft.com/office/drawing/2016/5/14/chartex" xmlns:mc="http://schemas.openxmlformats.org/markup-compatibility/2006" xmlns:aink="http://schemas.microsoft.com/office/drawing/2016/ink" xmlns:am3d="http://schemas.microsoft.com/office/drawing/2017/model3d" xmlns:o="urn:schemas-microsoft-com:office:office" xmlns:r="http://schemas.openxmlformats.org/officeDocument/2006/relationships" xmlns:m="http://schemas.openxmlformats.org/officeDocument/2006/math" xmlns:v="urn:schemas-microsoft-com:vml" xmlns:wp14="http://schemas.microsoft.com/office/word/2010/wordprocessingDrawing" xmlns:wp="http://schemas.openxmlformats.org/drawingml/2006/wordprocessingDrawing" xmlns:w10="urn:schemas-microsoft-com:office:word" xmlns:w="http://schemas.openxmlformats.org/wordprocessingml/2006/main" xmlns:w14="http://schemas.microsoft.com/office/word/2010/wordml" xmlns:w15="http://schemas.microsoft.com/office/word/2012/wordml" xmlns:w16cid="http://schemas.microsoft.com/office/word/2016/wordml/cid" xmlns:w16se="http://schemas.microsoft.com/office/word/2015/wordml/symex" xmlns:wpg="http://schemas.microsoft.com/office/word/2010/wordprocessingGroup" xmlns:wpi="http://schemas.microsoft.com/office/word/2010/wordprocessingInk" xmlns:wne="http://schemas.microsoft.com/office/word/2006/wordml" xmlns:wps="http://schemas.microsoft.com/office/word/2010/wordprocessingShape" mc:Ignorable="w14 w15 w16se w16cid wp14">
+<w:footnotes xmlns:wpc="http://schemas.microsoft.com/office/word/2010/wordprocessingCanvas" xmlns:cx="http://schemas.microsoft.com/office/drawing/2014/chartex" xmlns:cx1="http://schemas.microsoft.com/office/drawing/2015/9/8/chartex" xmlns:cx2="http://schemas.microsoft.com/office/drawing/2015/10/21/chartex" xmlns:cx3="http://schemas.microsoft.com/office/drawing/2016/5/9/chartex" xmlns:cx4="http://schemas.microsoft.com/office/drawing/2016/5/10/chartex" xmlns:cx5="http://schemas.microsoft.com/office/drawing/2016/5/11/chartex" xmlns:cx6="http://schemas.microsoft.com/office/drawing/2016/5/12/chartex" xmlns:cx7="http://schemas.microsoft.com/office/drawing/2016/5/13/chartex" xmlns:cx8="http://schemas.microsoft.com/office/drawing/2016/5/14/chartex" xmlns:mc="http://schemas.openxmlformats.org/markup-compatibility/2006" xmlns:aink="http://schemas.microsoft.com/office/drawing/2016/ink" xmlns:am3d="http://schemas.microsoft.com/office/drawing/2017/model3d" xmlns:o="urn:schemas-microsoft-com:office:office" xmlns:oel="http://schemas.microsoft.com/office/2019/extlst" xmlns:r="http://schemas.openxmlformats.org/officeDocument/2006/relationships" xmlns:m="http://schemas.openxmlformats.org/officeDocument/2006/math" xmlns:v="urn:schemas-microsoft-com:vml" xmlns:wp14="http://schemas.microsoft.com/office/word/2010/wordprocessingDrawing" xmlns:wp="http://schemas.openxmlformats.org/drawingml/2006/wordprocessingDrawing" xmlns:w10="urn:schemas-microsoft-com:office:word" xmlns:w="http://schemas.openxmlformats.org/wordprocessingml/2006/main" xmlns:w14="http://schemas.microsoft.com/office/word/2010/wordml" xmlns:w15="http://schemas.microsoft.com/office/word/2012/wordml" xmlns:w16cex="http://schemas.microsoft.com/office/word/2018/wordml/cex" xmlns:w16cid="http://schemas.microsoft.com/office/word/2016/wordml/cid" xmlns:w16="http://schemas.microsoft.com/office/word/2018/wordml" xmlns:w16du="http://schemas.microsoft.com/office/word/2023/wordml/word16du" xmlns:w16sdtdh="http://schemas.microsoft.com/office/word/2020/wordml/sdtdatahash" xmlns:w16sdtfl="http://schemas.microsoft.com/office/word/2024/wordml/sdtformatlock" xmlns:w16se="http://schemas.microsoft.com/office/word/2015/wordml/symex" xmlns:wpg="http://schemas.microsoft.com/office/word/2010/wordprocessingGroup" xmlns:wpi="http://schemas.microsoft.com/office/word/2010/wordprocessingInk" xmlns:wne="http://schemas.microsoft.com/office/word/2006/wordml" xmlns:wps="http://schemas.microsoft.com/office/word/2010/wordprocessingShape" mc:Ignorable="w14 w15 w16se w16cid w16 w16cex w16sdtdh w16sdtfl w16du wp14">
   <w:footnote w:type="separator" w:id="-1">
     <w:p>
       <w:pPr>
@@ -17922,7 +17661,7 @@
 </file>
 
 <file path=word/header1.xml><?xml version="1.0" encoding="utf-8"?>
-<w:hdr xmlns:wpc="http://schemas.microsoft.com/office/word/2010/wordprocessingCanvas" xmlns:cx="http://schemas.microsoft.com/office/drawing/2014/chartex" xmlns:cx1="http://schemas.microsoft.com/office/drawing/2015/9/8/chartex" xmlns:cx2="http://schemas.microsoft.com/office/drawing/2015/10/21/chartex" xmlns:cx3="http://schemas.microsoft.com/office/drawing/2016/5/9/chartex" xmlns:cx4="http://schemas.microsoft.com/office/drawing/2016/5/10/chartex" xmlns:cx5="http://schemas.microsoft.com/office/drawing/2016/5/11/chartex" xmlns:cx6="http://schemas.microsoft.com/office/drawing/2016/5/12/chartex" xmlns:cx7="http://schemas.microsoft.com/office/drawing/2016/5/13/chartex" xmlns:cx8="http://schemas.microsoft.com/office/drawing/2016/5/14/chartex" xmlns:mc="http://schemas.openxmlformats.org/markup-compatibility/2006" xmlns:aink="http://schemas.microsoft.com/office/drawing/2016/ink" xmlns:am3d="http://schemas.microsoft.com/office/drawing/2017/model3d" xmlns:o="urn:schemas-microsoft-com:office:office" xmlns:r="http://schemas.openxmlformats.org/officeDocument/2006/relationships" xmlns:m="http://schemas.openxmlformats.org/officeDocument/2006/math" xmlns:v="urn:schemas-microsoft-com:vml" xmlns:wp14="http://schemas.microsoft.com/office/word/2010/wordprocessingDrawing" xmlns:wp="http://schemas.openxmlformats.org/drawingml/2006/wordprocessingDrawing" xmlns:w10="urn:schemas-microsoft-com:office:word" xmlns:w="http://schemas.openxmlformats.org/wordprocessingml/2006/main" xmlns:w14="http://schemas.microsoft.com/office/word/2010/wordml" xmlns:w15="http://schemas.microsoft.com/office/word/2012/wordml" xmlns:w16cid="http://schemas.microsoft.com/office/word/2016/wordml/cid" xmlns:w16se="http://schemas.microsoft.com/office/word/2015/wordml/symex" xmlns:wpg="http://schemas.microsoft.com/office/word/2010/wordprocessingGroup" xmlns:wpi="http://schemas.microsoft.com/office/word/2010/wordprocessingInk" xmlns:wne="http://schemas.microsoft.com/office/word/2006/wordml" xmlns:wps="http://schemas.microsoft.com/office/word/2010/wordprocessingShape" mc:Ignorable="w14 w15 w16se w16cid wp14">
+<w:hdr xmlns:wpc="http://schemas.microsoft.com/office/word/2010/wordprocessingCanvas" xmlns:cx="http://schemas.microsoft.com/office/drawing/2014/chartex" xmlns:cx1="http://schemas.microsoft.com/office/drawing/2015/9/8/chartex" xmlns:cx2="http://schemas.microsoft.com/office/drawing/2015/10/21/chartex" xmlns:cx3="http://schemas.microsoft.com/office/drawing/2016/5/9/chartex" xmlns:cx4="http://schemas.microsoft.com/office/drawing/2016/5/10/chartex" xmlns:cx5="http://schemas.microsoft.com/office/drawing/2016/5/11/chartex" xmlns:cx6="http://schemas.microsoft.com/office/drawing/2016/5/12/chartex" xmlns:cx7="http://schemas.microsoft.com/office/drawing/2016/5/13/chartex" xmlns:cx8="http://schemas.microsoft.com/office/drawing/2016/5/14/chartex" xmlns:mc="http://schemas.openxmlformats.org/markup-compatibility/2006" xmlns:aink="http://schemas.microsoft.com/office/drawing/2016/ink" xmlns:am3d="http://schemas.microsoft.com/office/drawing/2017/model3d" xmlns:o="urn:schemas-microsoft-com:office:office" xmlns:oel="http://schemas.microsoft.com/office/2019/extlst" xmlns:r="http://schemas.openxmlformats.org/officeDocument/2006/relationships" xmlns:m="http://schemas.openxmlformats.org/officeDocument/2006/math" xmlns:v="urn:schemas-microsoft-com:vml" xmlns:wp14="http://schemas.microsoft.com/office/word/2010/wordprocessingDrawing" xmlns:wp="http://schemas.openxmlformats.org/drawingml/2006/wordprocessingDrawing" xmlns:w10="urn:schemas-microsoft-com:office:word" xmlns:w="http://schemas.openxmlformats.org/wordprocessingml/2006/main" xmlns:w14="http://schemas.microsoft.com/office/word/2010/wordml" xmlns:w15="http://schemas.microsoft.com/office/word/2012/wordml" xmlns:w16cex="http://schemas.microsoft.com/office/word/2018/wordml/cex" xmlns:w16cid="http://schemas.microsoft.com/office/word/2016/wordml/cid" xmlns:w16="http://schemas.microsoft.com/office/word/2018/wordml" xmlns:w16du="http://schemas.microsoft.com/office/word/2023/wordml/word16du" xmlns:w16sdtdh="http://schemas.microsoft.com/office/word/2020/wordml/sdtdatahash" xmlns:w16sdtfl="http://schemas.microsoft.com/office/word/2024/wordml/sdtformatlock" xmlns:w16se="http://schemas.microsoft.com/office/word/2015/wordml/symex" xmlns:wpg="http://schemas.microsoft.com/office/word/2010/wordprocessingGroup" xmlns:wpi="http://schemas.microsoft.com/office/word/2010/wordprocessingInk" xmlns:wne="http://schemas.microsoft.com/office/word/2006/wordml" xmlns:wps="http://schemas.microsoft.com/office/word/2010/wordprocessingShape" mc:Ignorable="w14 w15 w16se w16cid w16 w16cex w16sdtdh w16sdtfl w16du wp14">
   <w:p>
     <w:pPr>
       <w:pBdr>
@@ -18072,7 +17811,7 @@
 </file>
 
 <file path=word/numbering.xml><?xml version="1.0" encoding="utf-8"?>
-<w:numbering xmlns:wpc="http://schemas.microsoft.com/office/word/2010/wordprocessingCanvas" xmlns:cx="http://schemas.microsoft.com/office/drawing/2014/chartex" xmlns:cx1="http://schemas.microsoft.com/office/drawing/2015/9/8/chartex" xmlns:cx2="http://schemas.microsoft.com/office/drawing/2015/10/21/chartex" xmlns:cx3="http://schemas.microsoft.com/office/drawing/2016/5/9/chartex" xmlns:cx4="http://schemas.microsoft.com/office/drawing/2016/5/10/chartex" xmlns:cx5="http://schemas.microsoft.com/office/drawing/2016/5/11/chartex" xmlns:cx6="http://schemas.microsoft.com/office/drawing/2016/5/12/chartex" xmlns:cx7="http://schemas.microsoft.com/office/drawing/2016/5/13/chartex" xmlns:cx8="http://schemas.microsoft.com/office/drawing/2016/5/14/chartex" xmlns:mc="http://schemas.openxmlformats.org/markup-compatibility/2006" xmlns:aink="http://schemas.microsoft.com/office/drawing/2016/ink" xmlns:am3d="http://schemas.microsoft.com/office/drawing/2017/model3d" xmlns:o="urn:schemas-microsoft-com:office:office" xmlns:r="http://schemas.openxmlformats.org/officeDocument/2006/relationships" xmlns:m="http://schemas.openxmlformats.org/officeDocument/2006/math" xmlns:v="urn:schemas-microsoft-com:vml" xmlns:wp14="http://schemas.microsoft.com/office/word/2010/wordprocessingDrawing" xmlns:wp="http://schemas.openxmlformats.org/drawingml/2006/wordprocessingDrawing" xmlns:w10="urn:schemas-microsoft-com:office:word" xmlns:w="http://schemas.openxmlformats.org/wordprocessingml/2006/main" xmlns:w14="http://schemas.microsoft.com/office/word/2010/wordml" xmlns:w15="http://schemas.microsoft.com/office/word/2012/wordml" xmlns:w16cid="http://schemas.microsoft.com/office/word/2016/wordml/cid" xmlns:w16se="http://schemas.microsoft.com/office/word/2015/wordml/symex" xmlns:wpg="http://schemas.microsoft.com/office/word/2010/wordprocessingGroup" xmlns:wpi="http://schemas.microsoft.com/office/word/2010/wordprocessingInk" xmlns:wne="http://schemas.microsoft.com/office/word/2006/wordml" xmlns:wps="http://schemas.microsoft.com/office/word/2010/wordprocessingShape" mc:Ignorable="w14 w15 w16se w16cid wp14">
+<w:numbering xmlns:wpc="http://schemas.microsoft.com/office/word/2010/wordprocessingCanvas" xmlns:cx="http://schemas.microsoft.com/office/drawing/2014/chartex" xmlns:cx1="http://schemas.microsoft.com/office/drawing/2015/9/8/chartex" xmlns:cx2="http://schemas.microsoft.com/office/drawing/2015/10/21/chartex" xmlns:cx3="http://schemas.microsoft.com/office/drawing/2016/5/9/chartex" xmlns:cx4="http://schemas.microsoft.com/office/drawing/2016/5/10/chartex" xmlns:cx5="http://schemas.microsoft.com/office/drawing/2016/5/11/chartex" xmlns:cx6="http://schemas.microsoft.com/office/drawing/2016/5/12/chartex" xmlns:cx7="http://schemas.microsoft.com/office/drawing/2016/5/13/chartex" xmlns:cx8="http://schemas.microsoft.com/office/drawing/2016/5/14/chartex" xmlns:mc="http://schemas.openxmlformats.org/markup-compatibility/2006" xmlns:aink="http://schemas.microsoft.com/office/drawing/2016/ink" xmlns:am3d="http://schemas.microsoft.com/office/drawing/2017/model3d" xmlns:o="urn:schemas-microsoft-com:office:office" xmlns:oel="http://schemas.microsoft.com/office/2019/extlst" xmlns:r="http://schemas.openxmlformats.org/officeDocument/2006/relationships" xmlns:m="http://schemas.openxmlformats.org/officeDocument/2006/math" xmlns:v="urn:schemas-microsoft-com:vml" xmlns:wp14="http://schemas.microsoft.com/office/word/2010/wordprocessingDrawing" xmlns:wp="http://schemas.openxmlformats.org/drawingml/2006/wordprocessingDrawing" xmlns:w10="urn:schemas-microsoft-com:office:word" xmlns:w="http://schemas.openxmlformats.org/wordprocessingml/2006/main" xmlns:w14="http://schemas.microsoft.com/office/word/2010/wordml" xmlns:w15="http://schemas.microsoft.com/office/word/2012/wordml" xmlns:w16cex="http://schemas.microsoft.com/office/word/2018/wordml/cex" xmlns:w16cid="http://schemas.microsoft.com/office/word/2016/wordml/cid" xmlns:w16="http://schemas.microsoft.com/office/word/2018/wordml" xmlns:w16du="http://schemas.microsoft.com/office/word/2023/wordml/word16du" xmlns:w16sdtdh="http://schemas.microsoft.com/office/word/2020/wordml/sdtdatahash" xmlns:w16sdtfl="http://schemas.microsoft.com/office/word/2024/wordml/sdtformatlock" xmlns:w16se="http://schemas.microsoft.com/office/word/2015/wordml/symex" xmlns:wpg="http://schemas.microsoft.com/office/word/2010/wordprocessingGroup" xmlns:wpi="http://schemas.microsoft.com/office/word/2010/wordprocessingInk" xmlns:wne="http://schemas.microsoft.com/office/word/2006/wordml" xmlns:wps="http://schemas.microsoft.com/office/word/2010/wordprocessingShape" mc:Ignorable="w14 w15 w16se w16cid w16 w16cex w16sdtdh w16sdtfl w16du wp14">
   <w:abstractNum w:abstractNumId="0" w15:restartNumberingAfterBreak="0">
     <w:nsid w:val="0F3E6D77"/>
     <w:multiLevelType w:val="hybridMultilevel"/>
@@ -18368,487 +18107,11 @@
     </w:lvl>
   </w:abstractNum>
   <w:abstractNum w:abstractNumId="3" w15:restartNumberingAfterBreak="0">
-    <w:nsid w:val="1FC04A0A"/>
+    <w:nsid w:val="1D2F4244"/>
     <w:multiLevelType w:val="multilevel"/>
-    <w:tmpl w:val="EAB49FCA"/>
+    <w:tmpl w:val="F7FE7C3A"/>
     <w:lvl w:ilvl="0">
-      <w:start w:val="7"/>
-      <w:numFmt w:val="decimal"/>
-      <w:lvlText w:val="%1."/>
-      <w:lvlJc w:val="left"/>
-      <w:pPr>
-        <w:ind w:left="786" w:hanging="360"/>
-      </w:pPr>
-      <w:rPr>
-        <w:i w:val="0"/>
-        <w:sz w:val="22"/>
-        <w:szCs w:val="22"/>
-      </w:rPr>
-    </w:lvl>
-    <w:lvl w:ilvl="1">
-      <w:start w:val="1"/>
-      <w:numFmt w:val="lowerLetter"/>
-      <w:lvlText w:val="%2."/>
-      <w:lvlJc w:val="left"/>
-      <w:pPr>
-        <w:ind w:left="1440" w:hanging="360"/>
-      </w:pPr>
-    </w:lvl>
-    <w:lvl w:ilvl="2">
-      <w:start w:val="1"/>
-      <w:numFmt w:val="lowerRoman"/>
-      <w:lvlText w:val="%3."/>
-      <w:lvlJc w:val="right"/>
-      <w:pPr>
-        <w:ind w:left="2160" w:hanging="180"/>
-      </w:pPr>
-    </w:lvl>
-    <w:lvl w:ilvl="3">
-      <w:start w:val="1"/>
-      <w:numFmt w:val="decimal"/>
-      <w:lvlText w:val="%4."/>
-      <w:lvlJc w:val="left"/>
-      <w:pPr>
-        <w:ind w:left="2880" w:hanging="360"/>
-      </w:pPr>
-    </w:lvl>
-    <w:lvl w:ilvl="4">
-      <w:start w:val="1"/>
-      <w:numFmt w:val="lowerLetter"/>
-      <w:lvlText w:val="%5."/>
-      <w:lvlJc w:val="left"/>
-      <w:pPr>
-        <w:ind w:left="3600" w:hanging="360"/>
-      </w:pPr>
-    </w:lvl>
-    <w:lvl w:ilvl="5">
-      <w:start w:val="1"/>
-      <w:numFmt w:val="lowerRoman"/>
-      <w:lvlText w:val="%6."/>
-      <w:lvlJc w:val="right"/>
-      <w:pPr>
-        <w:ind w:left="4320" w:hanging="180"/>
-      </w:pPr>
-    </w:lvl>
-    <w:lvl w:ilvl="6">
-      <w:start w:val="1"/>
-      <w:numFmt w:val="decimal"/>
-      <w:lvlText w:val="%7."/>
-      <w:lvlJc w:val="left"/>
-      <w:pPr>
-        <w:ind w:left="5040" w:hanging="360"/>
-      </w:pPr>
-    </w:lvl>
-    <w:lvl w:ilvl="7">
-      <w:start w:val="1"/>
-      <w:numFmt w:val="lowerLetter"/>
-      <w:lvlText w:val="%8."/>
-      <w:lvlJc w:val="left"/>
-      <w:pPr>
-        <w:ind w:left="5760" w:hanging="360"/>
-      </w:pPr>
-    </w:lvl>
-    <w:lvl w:ilvl="8">
-      <w:start w:val="1"/>
-      <w:numFmt w:val="lowerRoman"/>
-      <w:lvlText w:val="%9."/>
-      <w:lvlJc w:val="right"/>
-      <w:pPr>
-        <w:ind w:left="6480" w:hanging="180"/>
-      </w:pPr>
-    </w:lvl>
-  </w:abstractNum>
-  <w:abstractNum w:abstractNumId="4" w15:restartNumberingAfterBreak="0">
-    <w:nsid w:val="22A82F8C"/>
-    <w:multiLevelType w:val="multilevel"/>
-    <w:tmpl w:val="AB60155E"/>
-    <w:lvl w:ilvl="0">
-      <w:start w:val="12"/>
-      <w:numFmt w:val="decimal"/>
-      <w:lvlText w:val="%1."/>
-      <w:lvlJc w:val="left"/>
-      <w:pPr>
-        <w:ind w:left="786" w:hanging="360"/>
-      </w:pPr>
-      <w:rPr>
-        <w:i w:val="0"/>
-        <w:sz w:val="22"/>
-        <w:szCs w:val="22"/>
-      </w:rPr>
-    </w:lvl>
-    <w:lvl w:ilvl="1">
-      <w:start w:val="1"/>
-      <w:numFmt w:val="lowerLetter"/>
-      <w:lvlText w:val="%2."/>
-      <w:lvlJc w:val="left"/>
-      <w:pPr>
-        <w:ind w:left="1440" w:hanging="360"/>
-      </w:pPr>
-    </w:lvl>
-    <w:lvl w:ilvl="2">
-      <w:start w:val="1"/>
-      <w:numFmt w:val="lowerRoman"/>
-      <w:lvlText w:val="%3."/>
-      <w:lvlJc w:val="right"/>
-      <w:pPr>
-        <w:ind w:left="2160" w:hanging="180"/>
-      </w:pPr>
-    </w:lvl>
-    <w:lvl w:ilvl="3">
-      <w:start w:val="1"/>
-      <w:numFmt w:val="decimal"/>
-      <w:lvlText w:val="%4."/>
-      <w:lvlJc w:val="left"/>
-      <w:pPr>
-        <w:ind w:left="2880" w:hanging="360"/>
-      </w:pPr>
-    </w:lvl>
-    <w:lvl w:ilvl="4">
-      <w:start w:val="1"/>
-      <w:numFmt w:val="lowerLetter"/>
-      <w:lvlText w:val="%5."/>
-      <w:lvlJc w:val="left"/>
-      <w:pPr>
-        <w:ind w:left="3600" w:hanging="360"/>
-      </w:pPr>
-    </w:lvl>
-    <w:lvl w:ilvl="5">
-      <w:start w:val="1"/>
-      <w:numFmt w:val="lowerRoman"/>
-      <w:lvlText w:val="%6."/>
-      <w:lvlJc w:val="right"/>
-      <w:pPr>
-        <w:ind w:left="4320" w:hanging="180"/>
-      </w:pPr>
-    </w:lvl>
-    <w:lvl w:ilvl="6">
-      <w:start w:val="1"/>
-      <w:numFmt w:val="decimal"/>
-      <w:lvlText w:val="%7."/>
-      <w:lvlJc w:val="left"/>
-      <w:pPr>
-        <w:ind w:left="5040" w:hanging="360"/>
-      </w:pPr>
-    </w:lvl>
-    <w:lvl w:ilvl="7">
-      <w:start w:val="1"/>
-      <w:numFmt w:val="lowerLetter"/>
-      <w:lvlText w:val="%8."/>
-      <w:lvlJc w:val="left"/>
-      <w:pPr>
-        <w:ind w:left="5760" w:hanging="360"/>
-      </w:pPr>
-    </w:lvl>
-    <w:lvl w:ilvl="8">
-      <w:start w:val="1"/>
-      <w:numFmt w:val="lowerRoman"/>
-      <w:lvlText w:val="%9."/>
-      <w:lvlJc w:val="right"/>
-      <w:pPr>
-        <w:ind w:left="6480" w:hanging="180"/>
-      </w:pPr>
-    </w:lvl>
-  </w:abstractNum>
-  <w:abstractNum w:abstractNumId="5" w15:restartNumberingAfterBreak="0">
-    <w:nsid w:val="2CC96191"/>
-    <w:multiLevelType w:val="multilevel"/>
-    <w:tmpl w:val="7D7EE48E"/>
-    <w:lvl w:ilvl="0">
-      <w:start w:val="1"/>
-      <w:numFmt w:val="decimal"/>
-      <w:lvlText w:val="%1."/>
-      <w:lvlJc w:val="left"/>
-      <w:pPr>
-        <w:ind w:left="786" w:hanging="360"/>
-      </w:pPr>
-      <w:rPr>
-        <w:i w:val="0"/>
-        <w:sz w:val="22"/>
-        <w:szCs w:val="22"/>
-      </w:rPr>
-    </w:lvl>
-    <w:lvl w:ilvl="1">
-      <w:start w:val="1"/>
-      <w:numFmt w:val="lowerLetter"/>
-      <w:lvlText w:val="%2."/>
-      <w:lvlJc w:val="left"/>
-      <w:pPr>
-        <w:ind w:left="1440" w:hanging="360"/>
-      </w:pPr>
-    </w:lvl>
-    <w:lvl w:ilvl="2">
-      <w:start w:val="1"/>
-      <w:numFmt w:val="lowerRoman"/>
-      <w:lvlText w:val="%3."/>
-      <w:lvlJc w:val="right"/>
-      <w:pPr>
-        <w:ind w:left="2160" w:hanging="180"/>
-      </w:pPr>
-    </w:lvl>
-    <w:lvl w:ilvl="3">
-      <w:start w:val="1"/>
-      <w:numFmt w:val="decimal"/>
-      <w:lvlText w:val="%4."/>
-      <w:lvlJc w:val="left"/>
-      <w:pPr>
-        <w:ind w:left="2880" w:hanging="360"/>
-      </w:pPr>
-    </w:lvl>
-    <w:lvl w:ilvl="4">
-      <w:start w:val="1"/>
-      <w:numFmt w:val="lowerLetter"/>
-      <w:lvlText w:val="%5."/>
-      <w:lvlJc w:val="left"/>
-      <w:pPr>
-        <w:ind w:left="3600" w:hanging="360"/>
-      </w:pPr>
-    </w:lvl>
-    <w:lvl w:ilvl="5">
-      <w:start w:val="1"/>
-      <w:numFmt w:val="lowerRoman"/>
-      <w:lvlText w:val="%6."/>
-      <w:lvlJc w:val="right"/>
-      <w:pPr>
-        <w:ind w:left="4320" w:hanging="180"/>
-      </w:pPr>
-    </w:lvl>
-    <w:lvl w:ilvl="6">
-      <w:start w:val="1"/>
-      <w:numFmt w:val="decimal"/>
-      <w:lvlText w:val="%7."/>
-      <w:lvlJc w:val="left"/>
-      <w:pPr>
-        <w:ind w:left="5040" w:hanging="360"/>
-      </w:pPr>
-    </w:lvl>
-    <w:lvl w:ilvl="7">
-      <w:start w:val="1"/>
-      <w:numFmt w:val="lowerLetter"/>
-      <w:lvlText w:val="%8."/>
-      <w:lvlJc w:val="left"/>
-      <w:pPr>
-        <w:ind w:left="5760" w:hanging="360"/>
-      </w:pPr>
-    </w:lvl>
-    <w:lvl w:ilvl="8">
-      <w:start w:val="1"/>
-      <w:numFmt w:val="lowerRoman"/>
-      <w:lvlText w:val="%9."/>
-      <w:lvlJc w:val="right"/>
-      <w:pPr>
-        <w:ind w:left="6480" w:hanging="180"/>
-      </w:pPr>
-    </w:lvl>
-  </w:abstractNum>
-  <w:abstractNum w:abstractNumId="6" w15:restartNumberingAfterBreak="0">
-    <w:nsid w:val="31A8463D"/>
-    <w:multiLevelType w:val="multilevel"/>
-    <w:tmpl w:val="BE4631B6"/>
-    <w:lvl w:ilvl="0">
-      <w:start w:val="1"/>
-      <w:numFmt w:val="bullet"/>
-      <w:lvlText w:val="●"/>
-      <w:lvlJc w:val="left"/>
-      <w:pPr>
-        <w:ind w:left="720" w:hanging="360"/>
-      </w:pPr>
-      <w:rPr>
-        <w:rFonts w:ascii="Noto Sans Symbols" w:eastAsia="Noto Sans Symbols" w:hAnsi="Noto Sans Symbols" w:cs="Noto Sans Symbols"/>
-      </w:rPr>
-    </w:lvl>
-    <w:lvl w:ilvl="1">
-      <w:start w:val="1"/>
-      <w:numFmt w:val="bullet"/>
-      <w:lvlText w:val="o"/>
-      <w:lvlJc w:val="left"/>
-      <w:pPr>
-        <w:ind w:left="1440" w:hanging="360"/>
-      </w:pPr>
-      <w:rPr>
-        <w:rFonts w:ascii="Courier New" w:eastAsia="Courier New" w:hAnsi="Courier New" w:cs="Courier New"/>
-      </w:rPr>
-    </w:lvl>
-    <w:lvl w:ilvl="2">
-      <w:start w:val="1"/>
-      <w:numFmt w:val="bullet"/>
-      <w:lvlText w:val="▪"/>
-      <w:lvlJc w:val="left"/>
-      <w:pPr>
-        <w:ind w:left="2160" w:hanging="360"/>
-      </w:pPr>
-      <w:rPr>
-        <w:rFonts w:ascii="Noto Sans Symbols" w:eastAsia="Noto Sans Symbols" w:hAnsi="Noto Sans Symbols" w:cs="Noto Sans Symbols"/>
-      </w:rPr>
-    </w:lvl>
-    <w:lvl w:ilvl="3">
-      <w:start w:val="1"/>
-      <w:numFmt w:val="bullet"/>
-      <w:lvlText w:val="●"/>
-      <w:lvlJc w:val="left"/>
-      <w:pPr>
-        <w:ind w:left="2880" w:hanging="360"/>
-      </w:pPr>
-      <w:rPr>
-        <w:rFonts w:ascii="Noto Sans Symbols" w:eastAsia="Noto Sans Symbols" w:hAnsi="Noto Sans Symbols" w:cs="Noto Sans Symbols"/>
-      </w:rPr>
-    </w:lvl>
-    <w:lvl w:ilvl="4">
-      <w:start w:val="1"/>
-      <w:numFmt w:val="bullet"/>
-      <w:lvlText w:val="o"/>
-      <w:lvlJc w:val="left"/>
-      <w:pPr>
-        <w:ind w:left="3600" w:hanging="360"/>
-      </w:pPr>
-      <w:rPr>
-        <w:rFonts w:ascii="Courier New" w:eastAsia="Courier New" w:hAnsi="Courier New" w:cs="Courier New"/>
-      </w:rPr>
-    </w:lvl>
-    <w:lvl w:ilvl="5">
-      <w:start w:val="1"/>
-      <w:numFmt w:val="bullet"/>
-      <w:lvlText w:val="▪"/>
-      <w:lvlJc w:val="left"/>
-      <w:pPr>
-        <w:ind w:left="4320" w:hanging="360"/>
-      </w:pPr>
-      <w:rPr>
-        <w:rFonts w:ascii="Noto Sans Symbols" w:eastAsia="Noto Sans Symbols" w:hAnsi="Noto Sans Symbols" w:cs="Noto Sans Symbols"/>
-      </w:rPr>
-    </w:lvl>
-    <w:lvl w:ilvl="6">
-      <w:start w:val="1"/>
-      <w:numFmt w:val="bullet"/>
-      <w:lvlText w:val="●"/>
-      <w:lvlJc w:val="left"/>
-      <w:pPr>
-        <w:ind w:left="5040" w:hanging="360"/>
-      </w:pPr>
-      <w:rPr>
-        <w:rFonts w:ascii="Noto Sans Symbols" w:eastAsia="Noto Sans Symbols" w:hAnsi="Noto Sans Symbols" w:cs="Noto Sans Symbols"/>
-      </w:rPr>
-    </w:lvl>
-    <w:lvl w:ilvl="7">
-      <w:start w:val="1"/>
-      <w:numFmt w:val="bullet"/>
-      <w:lvlText w:val="o"/>
-      <w:lvlJc w:val="left"/>
-      <w:pPr>
-        <w:ind w:left="5760" w:hanging="360"/>
-      </w:pPr>
-      <w:rPr>
-        <w:rFonts w:ascii="Courier New" w:eastAsia="Courier New" w:hAnsi="Courier New" w:cs="Courier New"/>
-      </w:rPr>
-    </w:lvl>
-    <w:lvl w:ilvl="8">
-      <w:start w:val="1"/>
-      <w:numFmt w:val="bullet"/>
-      <w:lvlText w:val="▪"/>
-      <w:lvlJc w:val="left"/>
-      <w:pPr>
-        <w:ind w:left="6480" w:hanging="360"/>
-      </w:pPr>
-      <w:rPr>
-        <w:rFonts w:ascii="Noto Sans Symbols" w:eastAsia="Noto Sans Symbols" w:hAnsi="Noto Sans Symbols" w:cs="Noto Sans Symbols"/>
-      </w:rPr>
-    </w:lvl>
-  </w:abstractNum>
-  <w:abstractNum w:abstractNumId="7" w15:restartNumberingAfterBreak="0">
-    <w:nsid w:val="41580957"/>
-    <w:multiLevelType w:val="hybridMultilevel"/>
-    <w:tmpl w:val="03A8BBA8"/>
-    <w:lvl w:ilvl="0" w:tplc="2952AB02">
-      <w:start w:val="6"/>
-      <w:numFmt w:val="decimal"/>
-      <w:lvlText w:val="%1."/>
-      <w:lvlJc w:val="left"/>
-      <w:pPr>
-        <w:ind w:left="786" w:hanging="360"/>
-      </w:pPr>
-      <w:rPr>
-        <w:rFonts w:hint="default"/>
-        <w:color w:val="000000"/>
-      </w:rPr>
-    </w:lvl>
-    <w:lvl w:ilvl="1" w:tplc="040C0019" w:tentative="1">
-      <w:start w:val="1"/>
-      <w:numFmt w:val="lowerLetter"/>
-      <w:lvlText w:val="%2."/>
-      <w:lvlJc w:val="left"/>
-      <w:pPr>
-        <w:ind w:left="1506" w:hanging="360"/>
-      </w:pPr>
-    </w:lvl>
-    <w:lvl w:ilvl="2" w:tplc="040C001B" w:tentative="1">
-      <w:start w:val="1"/>
-      <w:numFmt w:val="lowerRoman"/>
-      <w:lvlText w:val="%3."/>
-      <w:lvlJc w:val="right"/>
-      <w:pPr>
-        <w:ind w:left="2226" w:hanging="180"/>
-      </w:pPr>
-    </w:lvl>
-    <w:lvl w:ilvl="3" w:tplc="040C000F" w:tentative="1">
-      <w:start w:val="1"/>
-      <w:numFmt w:val="decimal"/>
-      <w:lvlText w:val="%4."/>
-      <w:lvlJc w:val="left"/>
-      <w:pPr>
-        <w:ind w:left="2946" w:hanging="360"/>
-      </w:pPr>
-    </w:lvl>
-    <w:lvl w:ilvl="4" w:tplc="040C0019" w:tentative="1">
-      <w:start w:val="1"/>
-      <w:numFmt w:val="lowerLetter"/>
-      <w:lvlText w:val="%5."/>
-      <w:lvlJc w:val="left"/>
-      <w:pPr>
-        <w:ind w:left="3666" w:hanging="360"/>
-      </w:pPr>
-    </w:lvl>
-    <w:lvl w:ilvl="5" w:tplc="040C001B" w:tentative="1">
-      <w:start w:val="1"/>
-      <w:numFmt w:val="lowerRoman"/>
-      <w:lvlText w:val="%6."/>
-      <w:lvlJc w:val="right"/>
-      <w:pPr>
-        <w:ind w:left="4386" w:hanging="180"/>
-      </w:pPr>
-    </w:lvl>
-    <w:lvl w:ilvl="6" w:tplc="040C000F" w:tentative="1">
-      <w:start w:val="1"/>
-      <w:numFmt w:val="decimal"/>
-      <w:lvlText w:val="%7."/>
-      <w:lvlJc w:val="left"/>
-      <w:pPr>
-        <w:ind w:left="5106" w:hanging="360"/>
-      </w:pPr>
-    </w:lvl>
-    <w:lvl w:ilvl="7" w:tplc="040C0019" w:tentative="1">
-      <w:start w:val="1"/>
-      <w:numFmt w:val="lowerLetter"/>
-      <w:lvlText w:val="%8."/>
-      <w:lvlJc w:val="left"/>
-      <w:pPr>
-        <w:ind w:left="5826" w:hanging="360"/>
-      </w:pPr>
-    </w:lvl>
-    <w:lvl w:ilvl="8" w:tplc="040C001B" w:tentative="1">
-      <w:start w:val="1"/>
-      <w:numFmt w:val="lowerRoman"/>
-      <w:lvlText w:val="%9."/>
-      <w:lvlJc w:val="right"/>
-      <w:pPr>
-        <w:ind w:left="6546" w:hanging="180"/>
-      </w:pPr>
-    </w:lvl>
-  </w:abstractNum>
-  <w:abstractNum w:abstractNumId="8" w15:restartNumberingAfterBreak="0">
-    <w:nsid w:val="48EB235A"/>
-    <w:multiLevelType w:val="multilevel"/>
-    <w:tmpl w:val="0E36AE4E"/>
-    <w:lvl w:ilvl="0">
-      <w:start w:val="27"/>
+      <w:start w:val="3"/>
       <w:numFmt w:val="decimal"/>
       <w:lvlText w:val="%1."/>
       <w:lvlJc w:val="left"/>
@@ -18959,121 +18222,8 @@
       </w:rPr>
     </w:lvl>
   </w:abstractNum>
-  <w:abstractNum w:abstractNumId="9" w15:restartNumberingAfterBreak="0">
-    <w:nsid w:val="49C67214"/>
-    <w:multiLevelType w:val="hybridMultilevel"/>
-    <w:tmpl w:val="929047B2"/>
-    <w:lvl w:ilvl="0" w:tplc="F2D80978">
-      <w:start w:val="1"/>
-      <w:numFmt w:val="bullet"/>
-      <w:lvlText w:val=""/>
-      <w:lvlJc w:val="left"/>
-      <w:pPr>
-        <w:ind w:left="720" w:hanging="360"/>
-      </w:pPr>
-      <w:rPr>
-        <w:rFonts w:ascii="Wingdings" w:hAnsi="Wingdings" w:hint="default"/>
-      </w:rPr>
-    </w:lvl>
-    <w:lvl w:ilvl="1" w:tplc="040C0003" w:tentative="1">
-      <w:start w:val="1"/>
-      <w:numFmt w:val="bullet"/>
-      <w:lvlText w:val="o"/>
-      <w:lvlJc w:val="left"/>
-      <w:pPr>
-        <w:ind w:left="1440" w:hanging="360"/>
-      </w:pPr>
-      <w:rPr>
-        <w:rFonts w:ascii="Courier New" w:hAnsi="Courier New" w:cs="Courier New" w:hint="default"/>
-      </w:rPr>
-    </w:lvl>
-    <w:lvl w:ilvl="2" w:tplc="040C0005" w:tentative="1">
-      <w:start w:val="1"/>
-      <w:numFmt w:val="bullet"/>
-      <w:lvlText w:val=""/>
-      <w:lvlJc w:val="left"/>
-      <w:pPr>
-        <w:ind w:left="2160" w:hanging="360"/>
-      </w:pPr>
-      <w:rPr>
-        <w:rFonts w:ascii="Wingdings" w:hAnsi="Wingdings" w:hint="default"/>
-      </w:rPr>
-    </w:lvl>
-    <w:lvl w:ilvl="3" w:tplc="040C0001" w:tentative="1">
-      <w:start w:val="1"/>
-      <w:numFmt w:val="bullet"/>
-      <w:lvlText w:val=""/>
-      <w:lvlJc w:val="left"/>
-      <w:pPr>
-        <w:ind w:left="2880" w:hanging="360"/>
-      </w:pPr>
-      <w:rPr>
-        <w:rFonts w:ascii="Symbol" w:hAnsi="Symbol" w:hint="default"/>
-      </w:rPr>
-    </w:lvl>
-    <w:lvl w:ilvl="4" w:tplc="040C0003" w:tentative="1">
-      <w:start w:val="1"/>
-      <w:numFmt w:val="bullet"/>
-      <w:lvlText w:val="o"/>
-      <w:lvlJc w:val="left"/>
-      <w:pPr>
-        <w:ind w:left="3600" w:hanging="360"/>
-      </w:pPr>
-      <w:rPr>
-        <w:rFonts w:ascii="Courier New" w:hAnsi="Courier New" w:cs="Courier New" w:hint="default"/>
-      </w:rPr>
-    </w:lvl>
-    <w:lvl w:ilvl="5" w:tplc="040C0005" w:tentative="1">
-      <w:start w:val="1"/>
-      <w:numFmt w:val="bullet"/>
-      <w:lvlText w:val=""/>
-      <w:lvlJc w:val="left"/>
-      <w:pPr>
-        <w:ind w:left="4320" w:hanging="360"/>
-      </w:pPr>
-      <w:rPr>
-        <w:rFonts w:ascii="Wingdings" w:hAnsi="Wingdings" w:hint="default"/>
-      </w:rPr>
-    </w:lvl>
-    <w:lvl w:ilvl="6" w:tplc="040C0001" w:tentative="1">
-      <w:start w:val="1"/>
-      <w:numFmt w:val="bullet"/>
-      <w:lvlText w:val=""/>
-      <w:lvlJc w:val="left"/>
-      <w:pPr>
-        <w:ind w:left="5040" w:hanging="360"/>
-      </w:pPr>
-      <w:rPr>
-        <w:rFonts w:ascii="Symbol" w:hAnsi="Symbol" w:hint="default"/>
-      </w:rPr>
-    </w:lvl>
-    <w:lvl w:ilvl="7" w:tplc="040C0003" w:tentative="1">
-      <w:start w:val="1"/>
-      <w:numFmt w:val="bullet"/>
-      <w:lvlText w:val="o"/>
-      <w:lvlJc w:val="left"/>
-      <w:pPr>
-        <w:ind w:left="5760" w:hanging="360"/>
-      </w:pPr>
-      <w:rPr>
-        <w:rFonts w:ascii="Courier New" w:hAnsi="Courier New" w:cs="Courier New" w:hint="default"/>
-      </w:rPr>
-    </w:lvl>
-    <w:lvl w:ilvl="8" w:tplc="040C0005" w:tentative="1">
-      <w:start w:val="1"/>
-      <w:numFmt w:val="bullet"/>
-      <w:lvlText w:val=""/>
-      <w:lvlJc w:val="left"/>
-      <w:pPr>
-        <w:ind w:left="6480" w:hanging="360"/>
-      </w:pPr>
-      <w:rPr>
-        <w:rFonts w:ascii="Wingdings" w:hAnsi="Wingdings" w:hint="default"/>
-      </w:rPr>
-    </w:lvl>
-  </w:abstractNum>
-  <w:abstractNum w:abstractNumId="10" w15:restartNumberingAfterBreak="0">
-    <w:nsid w:val="566E003E"/>
+  <w:abstractNum w:abstractNumId="4" w15:restartNumberingAfterBreak="0">
+    <w:nsid w:val="1FC04A0A"/>
     <w:multiLevelType w:val="multilevel"/>
     <w:tmpl w:val="EAB49FCA"/>
     <w:lvl w:ilvl="0">
@@ -19163,124 +18313,128 @@
       </w:pPr>
     </w:lvl>
   </w:abstractNum>
-  <w:abstractNum w:abstractNumId="11" w15:restartNumberingAfterBreak="0">
-    <w:nsid w:val="58515F83"/>
-    <w:multiLevelType w:val="hybridMultilevel"/>
-    <w:tmpl w:val="6946F982"/>
-    <w:lvl w:ilvl="0" w:tplc="9A5A133C">
-      <w:numFmt w:val="bullet"/>
-      <w:lvlText w:val="-"/>
+  <w:abstractNum w:abstractNumId="5" w15:restartNumberingAfterBreak="0">
+    <w:nsid w:val="21712433"/>
+    <w:multiLevelType w:val="multilevel"/>
+    <w:tmpl w:val="DAF0CC80"/>
+    <w:lvl w:ilvl="0">
+      <w:start w:val="30"/>
+      <w:numFmt w:val="decimal"/>
+      <w:lvlText w:val="%1."/>
       <w:lvlJc w:val="left"/>
       <w:pPr>
-        <w:ind w:left="720" w:hanging="360"/>
+        <w:ind w:left="786" w:hanging="360"/>
       </w:pPr>
       <w:rPr>
-        <w:rFonts w:ascii="Calibri" w:eastAsia="Calibri" w:hAnsi="Calibri" w:cs="Calibri" w:hint="default"/>
+        <w:rFonts w:hint="default"/>
+        <w:i w:val="0"/>
+        <w:sz w:val="22"/>
+        <w:szCs w:val="22"/>
       </w:rPr>
     </w:lvl>
-    <w:lvl w:ilvl="1" w:tplc="040C0003" w:tentative="1">
+    <w:lvl w:ilvl="1">
       <w:start w:val="1"/>
-      <w:numFmt w:val="bullet"/>
-      <w:lvlText w:val="o"/>
+      <w:numFmt w:val="lowerLetter"/>
+      <w:lvlText w:val="%2."/>
       <w:lvlJc w:val="left"/>
       <w:pPr>
         <w:ind w:left="1440" w:hanging="360"/>
       </w:pPr>
       <w:rPr>
-        <w:rFonts w:ascii="Courier New" w:hAnsi="Courier New" w:cs="Courier New" w:hint="default"/>
+        <w:rFonts w:hint="default"/>
       </w:rPr>
     </w:lvl>
-    <w:lvl w:ilvl="2" w:tplc="040C0005" w:tentative="1">
+    <w:lvl w:ilvl="2">
       <w:start w:val="1"/>
-      <w:numFmt w:val="bullet"/>
-      <w:lvlText w:val=""/>
-      <w:lvlJc w:val="left"/>
-      <w:pPr>
-        <w:ind w:left="2160" w:hanging="360"/>
+      <w:numFmt w:val="lowerRoman"/>
+      <w:lvlText w:val="%3."/>
+      <w:lvlJc w:val="right"/>
+      <w:pPr>
+        <w:ind w:left="2160" w:hanging="180"/>
       </w:pPr>
       <w:rPr>
-        <w:rFonts w:ascii="Wingdings" w:hAnsi="Wingdings" w:hint="default"/>
+        <w:rFonts w:hint="default"/>
       </w:rPr>
     </w:lvl>
-    <w:lvl w:ilvl="3" w:tplc="040C0001" w:tentative="1">
+    <w:lvl w:ilvl="3">
       <w:start w:val="1"/>
-      <w:numFmt w:val="bullet"/>
-      <w:lvlText w:val=""/>
+      <w:numFmt w:val="decimal"/>
+      <w:lvlText w:val="%4."/>
       <w:lvlJc w:val="left"/>
       <w:pPr>
         <w:ind w:left="2880" w:hanging="360"/>
       </w:pPr>
       <w:rPr>
-        <w:rFonts w:ascii="Symbol" w:hAnsi="Symbol" w:hint="default"/>
+        <w:rFonts w:hint="default"/>
       </w:rPr>
     </w:lvl>
-    <w:lvl w:ilvl="4" w:tplc="040C0003" w:tentative="1">
+    <w:lvl w:ilvl="4">
       <w:start w:val="1"/>
-      <w:numFmt w:val="bullet"/>
-      <w:lvlText w:val="o"/>
+      <w:numFmt w:val="lowerLetter"/>
+      <w:lvlText w:val="%5."/>
       <w:lvlJc w:val="left"/>
       <w:pPr>
         <w:ind w:left="3600" w:hanging="360"/>
       </w:pPr>
       <w:rPr>
-        <w:rFonts w:ascii="Courier New" w:hAnsi="Courier New" w:cs="Courier New" w:hint="default"/>
+        <w:rFonts w:hint="default"/>
       </w:rPr>
     </w:lvl>
-    <w:lvl w:ilvl="5" w:tplc="040C0005" w:tentative="1">
+    <w:lvl w:ilvl="5">
       <w:start w:val="1"/>
-      <w:numFmt w:val="bullet"/>
-      <w:lvlText w:val=""/>
-      <w:lvlJc w:val="left"/>
-      <w:pPr>
-        <w:ind w:left="4320" w:hanging="360"/>
+      <w:numFmt w:val="lowerRoman"/>
+      <w:lvlText w:val="%6."/>
+      <w:lvlJc w:val="right"/>
+      <w:pPr>
+        <w:ind w:left="4320" w:hanging="180"/>
       </w:pPr>
       <w:rPr>
-        <w:rFonts w:ascii="Wingdings" w:hAnsi="Wingdings" w:hint="default"/>
+        <w:rFonts w:hint="default"/>
       </w:rPr>
     </w:lvl>
-    <w:lvl w:ilvl="6" w:tplc="040C0001" w:tentative="1">
+    <w:lvl w:ilvl="6">
       <w:start w:val="1"/>
-      <w:numFmt w:val="bullet"/>
-      <w:lvlText w:val=""/>
+      <w:numFmt w:val="decimal"/>
+      <w:lvlText w:val="%7."/>
       <w:lvlJc w:val="left"/>
       <w:pPr>
         <w:ind w:left="5040" w:hanging="360"/>
       </w:pPr>
       <w:rPr>
-        <w:rFonts w:ascii="Symbol" w:hAnsi="Symbol" w:hint="default"/>
+        <w:rFonts w:hint="default"/>
       </w:rPr>
     </w:lvl>
-    <w:lvl w:ilvl="7" w:tplc="040C0003" w:tentative="1">
+    <w:lvl w:ilvl="7">
       <w:start w:val="1"/>
-      <w:numFmt w:val="bullet"/>
-      <w:lvlText w:val="o"/>
+      <w:numFmt w:val="lowerLetter"/>
+      <w:lvlText w:val="%8."/>
       <w:lvlJc w:val="left"/>
       <w:pPr>
         <w:ind w:left="5760" w:hanging="360"/>
       </w:pPr>
       <w:rPr>
-        <w:rFonts w:ascii="Courier New" w:hAnsi="Courier New" w:cs="Courier New" w:hint="default"/>
+        <w:rFonts w:hint="default"/>
       </w:rPr>
     </w:lvl>
-    <w:lvl w:ilvl="8" w:tplc="040C0005" w:tentative="1">
+    <w:lvl w:ilvl="8">
       <w:start w:val="1"/>
-      <w:numFmt w:val="bullet"/>
-      <w:lvlText w:val=""/>
-      <w:lvlJc w:val="left"/>
-      <w:pPr>
-        <w:ind w:left="6480" w:hanging="360"/>
+      <w:numFmt w:val="lowerRoman"/>
+      <w:lvlText w:val="%9."/>
+      <w:lvlJc w:val="right"/>
+      <w:pPr>
+        <w:ind w:left="6480" w:hanging="180"/>
       </w:pPr>
       <w:rPr>
-        <w:rFonts w:ascii="Wingdings" w:hAnsi="Wingdings" w:hint="default"/>
+        <w:rFonts w:hint="default"/>
       </w:rPr>
     </w:lvl>
   </w:abstractNum>
-  <w:abstractNum w:abstractNumId="12" w15:restartNumberingAfterBreak="0">
-    <w:nsid w:val="5F545313"/>
+  <w:abstractNum w:abstractNumId="6" w15:restartNumberingAfterBreak="0">
+    <w:nsid w:val="22A82F8C"/>
     <w:multiLevelType w:val="multilevel"/>
-    <w:tmpl w:val="717ACE7E"/>
+    <w:tmpl w:val="AB60155E"/>
     <w:lvl w:ilvl="0">
-      <w:start w:val="3"/>
+      <w:start w:val="12"/>
       <w:numFmt w:val="decimal"/>
       <w:lvlText w:val="%1."/>
       <w:lvlJc w:val="left"/>
@@ -19366,236 +18520,244 @@
       </w:pPr>
     </w:lvl>
   </w:abstractNum>
-  <w:abstractNum w:abstractNumId="13" w15:restartNumberingAfterBreak="0">
-    <w:nsid w:val="63406395"/>
-    <w:multiLevelType w:val="hybridMultilevel"/>
-    <w:tmpl w:val="D250F5C0"/>
-    <w:lvl w:ilvl="0" w:tplc="611031DA">
-      <w:numFmt w:val="bullet"/>
-      <w:lvlText w:val="-"/>
+  <w:abstractNum w:abstractNumId="7" w15:restartNumberingAfterBreak="0">
+    <w:nsid w:val="242D05A2"/>
+    <w:multiLevelType w:val="multilevel"/>
+    <w:tmpl w:val="76CC020E"/>
+    <w:lvl w:ilvl="0">
+      <w:start w:val="1"/>
+      <w:numFmt w:val="decimal"/>
+      <w:lvlText w:val="%1."/>
       <w:lvlJc w:val="left"/>
       <w:pPr>
-        <w:ind w:left="720" w:hanging="360"/>
+        <w:ind w:left="786" w:hanging="360"/>
       </w:pPr>
       <w:rPr>
-        <w:rFonts w:ascii="Calibri" w:eastAsia="Calibri" w:hAnsi="Calibri" w:cs="Calibri" w:hint="default"/>
+        <w:rFonts w:hint="default"/>
+        <w:i w:val="0"/>
+        <w:sz w:val="22"/>
+        <w:szCs w:val="22"/>
       </w:rPr>
     </w:lvl>
-    <w:lvl w:ilvl="1" w:tplc="040C0003" w:tentative="1">
+    <w:lvl w:ilvl="1">
       <w:start w:val="1"/>
-      <w:numFmt w:val="bullet"/>
-      <w:lvlText w:val="o"/>
+      <w:numFmt w:val="lowerLetter"/>
+      <w:lvlText w:val="%2."/>
       <w:lvlJc w:val="left"/>
       <w:pPr>
         <w:ind w:left="1440" w:hanging="360"/>
       </w:pPr>
       <w:rPr>
-        <w:rFonts w:ascii="Courier New" w:hAnsi="Courier New" w:cs="Courier New" w:hint="default"/>
+        <w:rFonts w:hint="default"/>
       </w:rPr>
     </w:lvl>
-    <w:lvl w:ilvl="2" w:tplc="040C0005" w:tentative="1">
+    <w:lvl w:ilvl="2">
       <w:start w:val="1"/>
-      <w:numFmt w:val="bullet"/>
-      <w:lvlText w:val=""/>
-      <w:lvlJc w:val="left"/>
-      <w:pPr>
-        <w:ind w:left="2160" w:hanging="360"/>
+      <w:numFmt w:val="lowerRoman"/>
+      <w:lvlText w:val="%3."/>
+      <w:lvlJc w:val="right"/>
+      <w:pPr>
+        <w:ind w:left="2160" w:hanging="180"/>
       </w:pPr>
       <w:rPr>
-        <w:rFonts w:ascii="Wingdings" w:hAnsi="Wingdings" w:hint="default"/>
+        <w:rFonts w:hint="default"/>
       </w:rPr>
     </w:lvl>
-    <w:lvl w:ilvl="3" w:tplc="040C0001" w:tentative="1">
+    <w:lvl w:ilvl="3">
       <w:start w:val="1"/>
-      <w:numFmt w:val="bullet"/>
-      <w:lvlText w:val=""/>
+      <w:numFmt w:val="decimal"/>
+      <w:lvlText w:val="%4."/>
       <w:lvlJc w:val="left"/>
       <w:pPr>
         <w:ind w:left="2880" w:hanging="360"/>
       </w:pPr>
       <w:rPr>
-        <w:rFonts w:ascii="Symbol" w:hAnsi="Symbol" w:hint="default"/>
+        <w:rFonts w:hint="default"/>
       </w:rPr>
     </w:lvl>
-    <w:lvl w:ilvl="4" w:tplc="040C0003" w:tentative="1">
+    <w:lvl w:ilvl="4">
       <w:start w:val="1"/>
-      <w:numFmt w:val="bullet"/>
-      <w:lvlText w:val="o"/>
+      <w:numFmt w:val="lowerLetter"/>
+      <w:lvlText w:val="%5."/>
       <w:lvlJc w:val="left"/>
       <w:pPr>
         <w:ind w:left="3600" w:hanging="360"/>
       </w:pPr>
       <w:rPr>
-        <w:rFonts w:ascii="Courier New" w:hAnsi="Courier New" w:cs="Courier New" w:hint="default"/>
+        <w:rFonts w:hint="default"/>
       </w:rPr>
     </w:lvl>
-    <w:lvl w:ilvl="5" w:tplc="040C0005" w:tentative="1">
+    <w:lvl w:ilvl="5">
       <w:start w:val="1"/>
-      <w:numFmt w:val="bullet"/>
-      <w:lvlText w:val=""/>
-      <w:lvlJc w:val="left"/>
-      <w:pPr>
-        <w:ind w:left="4320" w:hanging="360"/>
+      <w:numFmt w:val="lowerRoman"/>
+      <w:lvlText w:val="%6."/>
+      <w:lvlJc w:val="right"/>
+      <w:pPr>
+        <w:ind w:left="4320" w:hanging="180"/>
       </w:pPr>
       <w:rPr>
-        <w:rFonts w:ascii="Wingdings" w:hAnsi="Wingdings" w:hint="default"/>
+        <w:rFonts w:hint="default"/>
       </w:rPr>
     </w:lvl>
-    <w:lvl w:ilvl="6" w:tplc="040C0001" w:tentative="1">
+    <w:lvl w:ilvl="6">
       <w:start w:val="1"/>
-      <w:numFmt w:val="bullet"/>
-      <w:lvlText w:val=""/>
+      <w:numFmt w:val="decimal"/>
+      <w:lvlText w:val="%7."/>
       <w:lvlJc w:val="left"/>
       <w:pPr>
         <w:ind w:left="5040" w:hanging="360"/>
       </w:pPr>
       <w:rPr>
-        <w:rFonts w:ascii="Symbol" w:hAnsi="Symbol" w:hint="default"/>
+        <w:rFonts w:hint="default"/>
       </w:rPr>
     </w:lvl>
-    <w:lvl w:ilvl="7" w:tplc="040C0003" w:tentative="1">
+    <w:lvl w:ilvl="7">
       <w:start w:val="1"/>
-      <w:numFmt w:val="bullet"/>
-      <w:lvlText w:val="o"/>
+      <w:numFmt w:val="lowerLetter"/>
+      <w:lvlText w:val="%8."/>
       <w:lvlJc w:val="left"/>
       <w:pPr>
         <w:ind w:left="5760" w:hanging="360"/>
       </w:pPr>
       <w:rPr>
-        <w:rFonts w:ascii="Courier New" w:hAnsi="Courier New" w:cs="Courier New" w:hint="default"/>
+        <w:rFonts w:hint="default"/>
       </w:rPr>
     </w:lvl>
-    <w:lvl w:ilvl="8" w:tplc="040C0005" w:tentative="1">
+    <w:lvl w:ilvl="8">
       <w:start w:val="1"/>
-      <w:numFmt w:val="bullet"/>
-      <w:lvlText w:val=""/>
-      <w:lvlJc w:val="left"/>
-      <w:pPr>
-        <w:ind w:left="6480" w:hanging="360"/>
+      <w:numFmt w:val="lowerRoman"/>
+      <w:lvlText w:val="%9."/>
+      <w:lvlJc w:val="right"/>
+      <w:pPr>
+        <w:ind w:left="6480" w:hanging="180"/>
       </w:pPr>
       <w:rPr>
-        <w:rFonts w:ascii="Wingdings" w:hAnsi="Wingdings" w:hint="default"/>
+        <w:rFonts w:hint="default"/>
       </w:rPr>
     </w:lvl>
   </w:abstractNum>
-  <w:abstractNum w:abstractNumId="14" w15:restartNumberingAfterBreak="0">
-    <w:nsid w:val="63417856"/>
-    <w:multiLevelType w:val="hybridMultilevel"/>
-    <w:tmpl w:val="EBAA9B8C"/>
-    <w:lvl w:ilvl="0" w:tplc="8870B546">
-      <w:numFmt w:val="bullet"/>
-      <w:lvlText w:val="-"/>
+  <w:abstractNum w:abstractNumId="8" w15:restartNumberingAfterBreak="0">
+    <w:nsid w:val="24837B27"/>
+    <w:multiLevelType w:val="multilevel"/>
+    <w:tmpl w:val="8E9A55F0"/>
+    <w:lvl w:ilvl="0">
+      <w:start w:val="12"/>
+      <w:numFmt w:val="decimal"/>
+      <w:lvlText w:val="%1."/>
       <w:lvlJc w:val="left"/>
       <w:pPr>
-        <w:ind w:left="720" w:hanging="360"/>
+        <w:ind w:left="786" w:hanging="360"/>
       </w:pPr>
       <w:rPr>
-        <w:rFonts w:ascii="Calibri" w:eastAsia="Calibri" w:hAnsi="Calibri" w:cs="Calibri" w:hint="default"/>
+        <w:rFonts w:hint="default"/>
+        <w:i w:val="0"/>
+        <w:sz w:val="22"/>
+        <w:szCs w:val="22"/>
       </w:rPr>
     </w:lvl>
-    <w:lvl w:ilvl="1" w:tplc="040C0003" w:tentative="1">
+    <w:lvl w:ilvl="1">
       <w:start w:val="1"/>
-      <w:numFmt w:val="bullet"/>
-      <w:lvlText w:val="o"/>
+      <w:numFmt w:val="lowerLetter"/>
+      <w:lvlText w:val="%2."/>
       <w:lvlJc w:val="left"/>
       <w:pPr>
         <w:ind w:left="1440" w:hanging="360"/>
       </w:pPr>
       <w:rPr>
-        <w:rFonts w:ascii="Courier New" w:hAnsi="Courier New" w:cs="Courier New" w:hint="default"/>
+        <w:rFonts w:hint="default"/>
       </w:rPr>
     </w:lvl>
-    <w:lvl w:ilvl="2" w:tplc="040C0005" w:tentative="1">
+    <w:lvl w:ilvl="2">
       <w:start w:val="1"/>
-      <w:numFmt w:val="bullet"/>
-      <w:lvlText w:val=""/>
-      <w:lvlJc w:val="left"/>
-      <w:pPr>
-        <w:ind w:left="2160" w:hanging="360"/>
+      <w:numFmt w:val="lowerRoman"/>
+      <w:lvlText w:val="%3."/>
+      <w:lvlJc w:val="right"/>
+      <w:pPr>
+        <w:ind w:left="2160" w:hanging="180"/>
       </w:pPr>
       <w:rPr>
-        <w:rFonts w:ascii="Wingdings" w:hAnsi="Wingdings" w:hint="default"/>
+        <w:rFonts w:hint="default"/>
       </w:rPr>
     </w:lvl>
-    <w:lvl w:ilvl="3" w:tplc="040C0001" w:tentative="1">
+    <w:lvl w:ilvl="3">
       <w:start w:val="1"/>
-      <w:numFmt w:val="bullet"/>
-      <w:lvlText w:val=""/>
+      <w:numFmt w:val="decimal"/>
+      <w:lvlText w:val="%4."/>
       <w:lvlJc w:val="left"/>
       <w:pPr>
         <w:ind w:left="2880" w:hanging="360"/>
       </w:pPr>
       <w:rPr>
-        <w:rFonts w:ascii="Symbol" w:hAnsi="Symbol" w:hint="default"/>
+        <w:rFonts w:hint="default"/>
       </w:rPr>
     </w:lvl>
-    <w:lvl w:ilvl="4" w:tplc="040C0003" w:tentative="1">
+    <w:lvl w:ilvl="4">
       <w:start w:val="1"/>
-      <w:numFmt w:val="bullet"/>
-      <w:lvlText w:val="o"/>
+      <w:numFmt w:val="lowerLetter"/>
+      <w:lvlText w:val="%5."/>
       <w:lvlJc w:val="left"/>
       <w:pPr>
         <w:ind w:left="3600" w:hanging="360"/>
       </w:pPr>
       <w:rPr>
-        <w:rFonts w:ascii="Courier New" w:hAnsi="Courier New" w:cs="Courier New" w:hint="default"/>
+        <w:rFonts w:hint="default"/>
       </w:rPr>
     </w:lvl>
-    <w:lvl w:ilvl="5" w:tplc="040C0005" w:tentative="1">
+    <w:lvl w:ilvl="5">
       <w:start w:val="1"/>
-      <w:numFmt w:val="bullet"/>
-      <w:lvlText w:val=""/>
-      <w:lvlJc w:val="left"/>
-      <w:pPr>
-        <w:ind w:left="4320" w:hanging="360"/>
+      <w:numFmt w:val="lowerRoman"/>
+      <w:lvlText w:val="%6."/>
+      <w:lvlJc w:val="right"/>
+      <w:pPr>
+        <w:ind w:left="4320" w:hanging="180"/>
       </w:pPr>
       <w:rPr>
-        <w:rFonts w:ascii="Wingdings" w:hAnsi="Wingdings" w:hint="default"/>
+        <w:rFonts w:hint="default"/>
       </w:rPr>
     </w:lvl>
-    <w:lvl w:ilvl="6" w:tplc="040C0001" w:tentative="1">
+    <w:lvl w:ilvl="6">
       <w:start w:val="1"/>
-      <w:numFmt w:val="bullet"/>
-      <w:lvlText w:val=""/>
+      <w:numFmt w:val="decimal"/>
+      <w:lvlText w:val="%7."/>
       <w:lvlJc w:val="left"/>
       <w:pPr>
         <w:ind w:left="5040" w:hanging="360"/>
       </w:pPr>
       <w:rPr>
-        <w:rFonts w:ascii="Symbol" w:hAnsi="Symbol" w:hint="default"/>
+        <w:rFonts w:hint="default"/>
       </w:rPr>
     </w:lvl>
-    <w:lvl w:ilvl="7" w:tplc="040C0003" w:tentative="1">
+    <w:lvl w:ilvl="7">
       <w:start w:val="1"/>
-      <w:numFmt w:val="bullet"/>
-      <w:lvlText w:val="o"/>
+      <w:numFmt w:val="lowerLetter"/>
+      <w:lvlText w:val="%8."/>
       <w:lvlJc w:val="left"/>
       <w:pPr>
         <w:ind w:left="5760" w:hanging="360"/>
       </w:pPr>
       <w:rPr>
-        <w:rFonts w:ascii="Courier New" w:hAnsi="Courier New" w:cs="Courier New" w:hint="default"/>
+        <w:rFonts w:hint="default"/>
       </w:rPr>
     </w:lvl>
-    <w:lvl w:ilvl="8" w:tplc="040C0005" w:tentative="1">
+    <w:lvl w:ilvl="8">
       <w:start w:val="1"/>
-      <w:numFmt w:val="bullet"/>
-      <w:lvlText w:val=""/>
-      <w:lvlJc w:val="left"/>
-      <w:pPr>
-        <w:ind w:left="6480" w:hanging="360"/>
+      <w:numFmt w:val="lowerRoman"/>
+      <w:lvlText w:val="%9."/>
+      <w:lvlJc w:val="right"/>
+      <w:pPr>
+        <w:ind w:left="6480" w:hanging="180"/>
       </w:pPr>
       <w:rPr>
-        <w:rFonts w:ascii="Wingdings" w:hAnsi="Wingdings" w:hint="default"/>
+        <w:rFonts w:hint="default"/>
       </w:rPr>
     </w:lvl>
   </w:abstractNum>
-  <w:abstractNum w:abstractNumId="15" w15:restartNumberingAfterBreak="0">
-    <w:nsid w:val="70EC6CB4"/>
+  <w:abstractNum w:abstractNumId="9" w15:restartNumberingAfterBreak="0">
+    <w:nsid w:val="2CC96191"/>
     <w:multiLevelType w:val="multilevel"/>
-    <w:tmpl w:val="ECF86A84"/>
+    <w:tmpl w:val="7D7EE48E"/>
     <w:lvl w:ilvl="0">
-      <w:start w:val="5"/>
+      <w:start w:val="1"/>
       <w:numFmt w:val="decimal"/>
       <w:lvlText w:val="%1."/>
       <w:lvlJc w:val="left"/>
@@ -19681,59 +18843,1652 @@
       </w:pPr>
     </w:lvl>
   </w:abstractNum>
-  <w:num w:numId="1">
+  <w:abstractNum w:abstractNumId="10" w15:restartNumberingAfterBreak="0">
+    <w:nsid w:val="2D9B59AC"/>
+    <w:multiLevelType w:val="multilevel"/>
+    <w:tmpl w:val="4F4CA02A"/>
+    <w:lvl w:ilvl="0">
+      <w:start w:val="7"/>
+      <w:numFmt w:val="decimal"/>
+      <w:lvlText w:val="%1."/>
+      <w:lvlJc w:val="left"/>
+      <w:pPr>
+        <w:ind w:left="786" w:hanging="360"/>
+      </w:pPr>
+      <w:rPr>
+        <w:rFonts w:hint="default"/>
+        <w:i w:val="0"/>
+        <w:sz w:val="22"/>
+        <w:szCs w:val="22"/>
+      </w:rPr>
+    </w:lvl>
+    <w:lvl w:ilvl="1">
+      <w:start w:val="1"/>
+      <w:numFmt w:val="lowerLetter"/>
+      <w:lvlText w:val="%2."/>
+      <w:lvlJc w:val="left"/>
+      <w:pPr>
+        <w:ind w:left="1440" w:hanging="360"/>
+      </w:pPr>
+      <w:rPr>
+        <w:rFonts w:hint="default"/>
+      </w:rPr>
+    </w:lvl>
+    <w:lvl w:ilvl="2">
+      <w:start w:val="1"/>
+      <w:numFmt w:val="lowerRoman"/>
+      <w:lvlText w:val="%3."/>
+      <w:lvlJc w:val="right"/>
+      <w:pPr>
+        <w:ind w:left="2160" w:hanging="180"/>
+      </w:pPr>
+      <w:rPr>
+        <w:rFonts w:hint="default"/>
+      </w:rPr>
+    </w:lvl>
+    <w:lvl w:ilvl="3">
+      <w:start w:val="1"/>
+      <w:numFmt w:val="decimal"/>
+      <w:lvlText w:val="%4."/>
+      <w:lvlJc w:val="left"/>
+      <w:pPr>
+        <w:ind w:left="2880" w:hanging="360"/>
+      </w:pPr>
+      <w:rPr>
+        <w:rFonts w:hint="default"/>
+      </w:rPr>
+    </w:lvl>
+    <w:lvl w:ilvl="4">
+      <w:start w:val="1"/>
+      <w:numFmt w:val="lowerLetter"/>
+      <w:lvlText w:val="%5."/>
+      <w:lvlJc w:val="left"/>
+      <w:pPr>
+        <w:ind w:left="3600" w:hanging="360"/>
+      </w:pPr>
+      <w:rPr>
+        <w:rFonts w:hint="default"/>
+      </w:rPr>
+    </w:lvl>
+    <w:lvl w:ilvl="5">
+      <w:start w:val="1"/>
+      <w:numFmt w:val="lowerRoman"/>
+      <w:lvlText w:val="%6."/>
+      <w:lvlJc w:val="right"/>
+      <w:pPr>
+        <w:ind w:left="4320" w:hanging="180"/>
+      </w:pPr>
+      <w:rPr>
+        <w:rFonts w:hint="default"/>
+      </w:rPr>
+    </w:lvl>
+    <w:lvl w:ilvl="6">
+      <w:start w:val="1"/>
+      <w:numFmt w:val="decimal"/>
+      <w:lvlText w:val="%7."/>
+      <w:lvlJc w:val="left"/>
+      <w:pPr>
+        <w:ind w:left="5040" w:hanging="360"/>
+      </w:pPr>
+      <w:rPr>
+        <w:rFonts w:hint="default"/>
+      </w:rPr>
+    </w:lvl>
+    <w:lvl w:ilvl="7">
+      <w:start w:val="1"/>
+      <w:numFmt w:val="lowerLetter"/>
+      <w:lvlText w:val="%8."/>
+      <w:lvlJc w:val="left"/>
+      <w:pPr>
+        <w:ind w:left="5760" w:hanging="360"/>
+      </w:pPr>
+      <w:rPr>
+        <w:rFonts w:hint="default"/>
+      </w:rPr>
+    </w:lvl>
+    <w:lvl w:ilvl="8">
+      <w:start w:val="1"/>
+      <w:numFmt w:val="lowerRoman"/>
+      <w:lvlText w:val="%9."/>
+      <w:lvlJc w:val="right"/>
+      <w:pPr>
+        <w:ind w:left="6480" w:hanging="180"/>
+      </w:pPr>
+      <w:rPr>
+        <w:rFonts w:hint="default"/>
+      </w:rPr>
+    </w:lvl>
+  </w:abstractNum>
+  <w:abstractNum w:abstractNumId="11" w15:restartNumberingAfterBreak="0">
+    <w:nsid w:val="30A729A2"/>
+    <w:multiLevelType w:val="multilevel"/>
+    <w:tmpl w:val="DE0036EA"/>
+    <w:lvl w:ilvl="0">
+      <w:start w:val="27"/>
+      <w:numFmt w:val="decimal"/>
+      <w:lvlText w:val="%1."/>
+      <w:lvlJc w:val="left"/>
+      <w:pPr>
+        <w:ind w:left="786" w:hanging="360"/>
+      </w:pPr>
+      <w:rPr>
+        <w:rFonts w:hint="default"/>
+        <w:i w:val="0"/>
+        <w:sz w:val="22"/>
+        <w:szCs w:val="22"/>
+      </w:rPr>
+    </w:lvl>
+    <w:lvl w:ilvl="1">
+      <w:start w:val="1"/>
+      <w:numFmt w:val="lowerLetter"/>
+      <w:lvlText w:val="%2."/>
+      <w:lvlJc w:val="left"/>
+      <w:pPr>
+        <w:ind w:left="1440" w:hanging="360"/>
+      </w:pPr>
+      <w:rPr>
+        <w:rFonts w:hint="default"/>
+      </w:rPr>
+    </w:lvl>
+    <w:lvl w:ilvl="2">
+      <w:start w:val="1"/>
+      <w:numFmt w:val="lowerRoman"/>
+      <w:lvlText w:val="%3."/>
+      <w:lvlJc w:val="right"/>
+      <w:pPr>
+        <w:ind w:left="2160" w:hanging="180"/>
+      </w:pPr>
+      <w:rPr>
+        <w:rFonts w:hint="default"/>
+      </w:rPr>
+    </w:lvl>
+    <w:lvl w:ilvl="3">
+      <w:start w:val="1"/>
+      <w:numFmt w:val="decimal"/>
+      <w:lvlText w:val="%4."/>
+      <w:lvlJc w:val="left"/>
+      <w:pPr>
+        <w:ind w:left="2880" w:hanging="360"/>
+      </w:pPr>
+      <w:rPr>
+        <w:rFonts w:hint="default"/>
+      </w:rPr>
+    </w:lvl>
+    <w:lvl w:ilvl="4">
+      <w:start w:val="1"/>
+      <w:numFmt w:val="lowerLetter"/>
+      <w:lvlText w:val="%5."/>
+      <w:lvlJc w:val="left"/>
+      <w:pPr>
+        <w:ind w:left="3600" w:hanging="360"/>
+      </w:pPr>
+      <w:rPr>
+        <w:rFonts w:hint="default"/>
+      </w:rPr>
+    </w:lvl>
+    <w:lvl w:ilvl="5">
+      <w:start w:val="1"/>
+      <w:numFmt w:val="lowerRoman"/>
+      <w:lvlText w:val="%6."/>
+      <w:lvlJc w:val="right"/>
+      <w:pPr>
+        <w:ind w:left="4320" w:hanging="180"/>
+      </w:pPr>
+      <w:rPr>
+        <w:rFonts w:hint="default"/>
+      </w:rPr>
+    </w:lvl>
+    <w:lvl w:ilvl="6">
+      <w:start w:val="1"/>
+      <w:numFmt w:val="decimal"/>
+      <w:lvlText w:val="%7."/>
+      <w:lvlJc w:val="left"/>
+      <w:pPr>
+        <w:ind w:left="5040" w:hanging="360"/>
+      </w:pPr>
+      <w:rPr>
+        <w:rFonts w:hint="default"/>
+      </w:rPr>
+    </w:lvl>
+    <w:lvl w:ilvl="7">
+      <w:start w:val="1"/>
+      <w:numFmt w:val="lowerLetter"/>
+      <w:lvlText w:val="%8."/>
+      <w:lvlJc w:val="left"/>
+      <w:pPr>
+        <w:ind w:left="5760" w:hanging="360"/>
+      </w:pPr>
+      <w:rPr>
+        <w:rFonts w:hint="default"/>
+      </w:rPr>
+    </w:lvl>
+    <w:lvl w:ilvl="8">
+      <w:start w:val="1"/>
+      <w:numFmt w:val="lowerRoman"/>
+      <w:lvlText w:val="%9."/>
+      <w:lvlJc w:val="right"/>
+      <w:pPr>
+        <w:ind w:left="6480" w:hanging="180"/>
+      </w:pPr>
+      <w:rPr>
+        <w:rFonts w:hint="default"/>
+      </w:rPr>
+    </w:lvl>
+  </w:abstractNum>
+  <w:abstractNum w:abstractNumId="12" w15:restartNumberingAfterBreak="0">
+    <w:nsid w:val="31A8463D"/>
+    <w:multiLevelType w:val="multilevel"/>
+    <w:tmpl w:val="BE4631B6"/>
+    <w:lvl w:ilvl="0">
+      <w:start w:val="1"/>
+      <w:numFmt w:val="bullet"/>
+      <w:lvlText w:val="●"/>
+      <w:lvlJc w:val="left"/>
+      <w:pPr>
+        <w:ind w:left="720" w:hanging="360"/>
+      </w:pPr>
+      <w:rPr>
+        <w:rFonts w:ascii="Noto Sans Symbols" w:eastAsia="Noto Sans Symbols" w:hAnsi="Noto Sans Symbols" w:cs="Noto Sans Symbols"/>
+      </w:rPr>
+    </w:lvl>
+    <w:lvl w:ilvl="1">
+      <w:start w:val="1"/>
+      <w:numFmt w:val="bullet"/>
+      <w:lvlText w:val="o"/>
+      <w:lvlJc w:val="left"/>
+      <w:pPr>
+        <w:ind w:left="1440" w:hanging="360"/>
+      </w:pPr>
+      <w:rPr>
+        <w:rFonts w:ascii="Courier New" w:eastAsia="Courier New" w:hAnsi="Courier New" w:cs="Courier New"/>
+      </w:rPr>
+    </w:lvl>
+    <w:lvl w:ilvl="2">
+      <w:start w:val="1"/>
+      <w:numFmt w:val="bullet"/>
+      <w:lvlText w:val="▪"/>
+      <w:lvlJc w:val="left"/>
+      <w:pPr>
+        <w:ind w:left="2160" w:hanging="360"/>
+      </w:pPr>
+      <w:rPr>
+        <w:rFonts w:ascii="Noto Sans Symbols" w:eastAsia="Noto Sans Symbols" w:hAnsi="Noto Sans Symbols" w:cs="Noto Sans Symbols"/>
+      </w:rPr>
+    </w:lvl>
+    <w:lvl w:ilvl="3">
+      <w:start w:val="1"/>
+      <w:numFmt w:val="bullet"/>
+      <w:lvlText w:val="●"/>
+      <w:lvlJc w:val="left"/>
+      <w:pPr>
+        <w:ind w:left="2880" w:hanging="360"/>
+      </w:pPr>
+      <w:rPr>
+        <w:rFonts w:ascii="Noto Sans Symbols" w:eastAsia="Noto Sans Symbols" w:hAnsi="Noto Sans Symbols" w:cs="Noto Sans Symbols"/>
+      </w:rPr>
+    </w:lvl>
+    <w:lvl w:ilvl="4">
+      <w:start w:val="1"/>
+      <w:numFmt w:val="bullet"/>
+      <w:lvlText w:val="o"/>
+      <w:lvlJc w:val="left"/>
+      <w:pPr>
+        <w:ind w:left="3600" w:hanging="360"/>
+      </w:pPr>
+      <w:rPr>
+        <w:rFonts w:ascii="Courier New" w:eastAsia="Courier New" w:hAnsi="Courier New" w:cs="Courier New"/>
+      </w:rPr>
+    </w:lvl>
+    <w:lvl w:ilvl="5">
+      <w:start w:val="1"/>
+      <w:numFmt w:val="bullet"/>
+      <w:lvlText w:val="▪"/>
+      <w:lvlJc w:val="left"/>
+      <w:pPr>
+        <w:ind w:left="4320" w:hanging="360"/>
+      </w:pPr>
+      <w:rPr>
+        <w:rFonts w:ascii="Noto Sans Symbols" w:eastAsia="Noto Sans Symbols" w:hAnsi="Noto Sans Symbols" w:cs="Noto Sans Symbols"/>
+      </w:rPr>
+    </w:lvl>
+    <w:lvl w:ilvl="6">
+      <w:start w:val="1"/>
+      <w:numFmt w:val="bullet"/>
+      <w:lvlText w:val="●"/>
+      <w:lvlJc w:val="left"/>
+      <w:pPr>
+        <w:ind w:left="5040" w:hanging="360"/>
+      </w:pPr>
+      <w:rPr>
+        <w:rFonts w:ascii="Noto Sans Symbols" w:eastAsia="Noto Sans Symbols" w:hAnsi="Noto Sans Symbols" w:cs="Noto Sans Symbols"/>
+      </w:rPr>
+    </w:lvl>
+    <w:lvl w:ilvl="7">
+      <w:start w:val="1"/>
+      <w:numFmt w:val="bullet"/>
+      <w:lvlText w:val="o"/>
+      <w:lvlJc w:val="left"/>
+      <w:pPr>
+        <w:ind w:left="5760" w:hanging="360"/>
+      </w:pPr>
+      <w:rPr>
+        <w:rFonts w:ascii="Courier New" w:eastAsia="Courier New" w:hAnsi="Courier New" w:cs="Courier New"/>
+      </w:rPr>
+    </w:lvl>
+    <w:lvl w:ilvl="8">
+      <w:start w:val="1"/>
+      <w:numFmt w:val="bullet"/>
+      <w:lvlText w:val="▪"/>
+      <w:lvlJc w:val="left"/>
+      <w:pPr>
+        <w:ind w:left="6480" w:hanging="360"/>
+      </w:pPr>
+      <w:rPr>
+        <w:rFonts w:ascii="Noto Sans Symbols" w:eastAsia="Noto Sans Symbols" w:hAnsi="Noto Sans Symbols" w:cs="Noto Sans Symbols"/>
+      </w:rPr>
+    </w:lvl>
+  </w:abstractNum>
+  <w:abstractNum w:abstractNumId="13" w15:restartNumberingAfterBreak="0">
+    <w:nsid w:val="41580957"/>
+    <w:multiLevelType w:val="hybridMultilevel"/>
+    <w:tmpl w:val="03A8BBA8"/>
+    <w:lvl w:ilvl="0" w:tplc="2952AB02">
+      <w:start w:val="6"/>
+      <w:numFmt w:val="decimal"/>
+      <w:lvlText w:val="%1."/>
+      <w:lvlJc w:val="left"/>
+      <w:pPr>
+        <w:ind w:left="786" w:hanging="360"/>
+      </w:pPr>
+      <w:rPr>
+        <w:rFonts w:hint="default"/>
+        <w:color w:val="000000"/>
+      </w:rPr>
+    </w:lvl>
+    <w:lvl w:ilvl="1" w:tplc="040C0019" w:tentative="1">
+      <w:start w:val="1"/>
+      <w:numFmt w:val="lowerLetter"/>
+      <w:lvlText w:val="%2."/>
+      <w:lvlJc w:val="left"/>
+      <w:pPr>
+        <w:ind w:left="1506" w:hanging="360"/>
+      </w:pPr>
+    </w:lvl>
+    <w:lvl w:ilvl="2" w:tplc="040C001B" w:tentative="1">
+      <w:start w:val="1"/>
+      <w:numFmt w:val="lowerRoman"/>
+      <w:lvlText w:val="%3."/>
+      <w:lvlJc w:val="right"/>
+      <w:pPr>
+        <w:ind w:left="2226" w:hanging="180"/>
+      </w:pPr>
+    </w:lvl>
+    <w:lvl w:ilvl="3" w:tplc="040C000F" w:tentative="1">
+      <w:start w:val="1"/>
+      <w:numFmt w:val="decimal"/>
+      <w:lvlText w:val="%4."/>
+      <w:lvlJc w:val="left"/>
+      <w:pPr>
+        <w:ind w:left="2946" w:hanging="360"/>
+      </w:pPr>
+    </w:lvl>
+    <w:lvl w:ilvl="4" w:tplc="040C0019" w:tentative="1">
+      <w:start w:val="1"/>
+      <w:numFmt w:val="lowerLetter"/>
+      <w:lvlText w:val="%5."/>
+      <w:lvlJc w:val="left"/>
+      <w:pPr>
+        <w:ind w:left="3666" w:hanging="360"/>
+      </w:pPr>
+    </w:lvl>
+    <w:lvl w:ilvl="5" w:tplc="040C001B" w:tentative="1">
+      <w:start w:val="1"/>
+      <w:numFmt w:val="lowerRoman"/>
+      <w:lvlText w:val="%6."/>
+      <w:lvlJc w:val="right"/>
+      <w:pPr>
+        <w:ind w:left="4386" w:hanging="180"/>
+      </w:pPr>
+    </w:lvl>
+    <w:lvl w:ilvl="6" w:tplc="040C000F" w:tentative="1">
+      <w:start w:val="1"/>
+      <w:numFmt w:val="decimal"/>
+      <w:lvlText w:val="%7."/>
+      <w:lvlJc w:val="left"/>
+      <w:pPr>
+        <w:ind w:left="5106" w:hanging="360"/>
+      </w:pPr>
+    </w:lvl>
+    <w:lvl w:ilvl="7" w:tplc="040C0019" w:tentative="1">
+      <w:start w:val="1"/>
+      <w:numFmt w:val="lowerLetter"/>
+      <w:lvlText w:val="%8."/>
+      <w:lvlJc w:val="left"/>
+      <w:pPr>
+        <w:ind w:left="5826" w:hanging="360"/>
+      </w:pPr>
+    </w:lvl>
+    <w:lvl w:ilvl="8" w:tplc="040C001B" w:tentative="1">
+      <w:start w:val="1"/>
+      <w:numFmt w:val="lowerRoman"/>
+      <w:lvlText w:val="%9."/>
+      <w:lvlJc w:val="right"/>
+      <w:pPr>
+        <w:ind w:left="6546" w:hanging="180"/>
+      </w:pPr>
+    </w:lvl>
+  </w:abstractNum>
+  <w:abstractNum w:abstractNumId="14" w15:restartNumberingAfterBreak="0">
+    <w:nsid w:val="48EB235A"/>
+    <w:multiLevelType w:val="multilevel"/>
+    <w:tmpl w:val="0E36AE4E"/>
+    <w:lvl w:ilvl="0">
+      <w:start w:val="27"/>
+      <w:numFmt w:val="decimal"/>
+      <w:lvlText w:val="%1."/>
+      <w:lvlJc w:val="left"/>
+      <w:pPr>
+        <w:ind w:left="786" w:hanging="360"/>
+      </w:pPr>
+      <w:rPr>
+        <w:rFonts w:hint="default"/>
+        <w:i w:val="0"/>
+        <w:sz w:val="22"/>
+        <w:szCs w:val="22"/>
+      </w:rPr>
+    </w:lvl>
+    <w:lvl w:ilvl="1">
+      <w:start w:val="1"/>
+      <w:numFmt w:val="lowerLetter"/>
+      <w:lvlText w:val="%2."/>
+      <w:lvlJc w:val="left"/>
+      <w:pPr>
+        <w:ind w:left="1440" w:hanging="360"/>
+      </w:pPr>
+      <w:rPr>
+        <w:rFonts w:hint="default"/>
+      </w:rPr>
+    </w:lvl>
+    <w:lvl w:ilvl="2">
+      <w:start w:val="1"/>
+      <w:numFmt w:val="lowerRoman"/>
+      <w:lvlText w:val="%3."/>
+      <w:lvlJc w:val="right"/>
+      <w:pPr>
+        <w:ind w:left="2160" w:hanging="180"/>
+      </w:pPr>
+      <w:rPr>
+        <w:rFonts w:hint="default"/>
+      </w:rPr>
+    </w:lvl>
+    <w:lvl w:ilvl="3">
+      <w:start w:val="1"/>
+      <w:numFmt w:val="decimal"/>
+      <w:lvlText w:val="%4."/>
+      <w:lvlJc w:val="left"/>
+      <w:pPr>
+        <w:ind w:left="2880" w:hanging="360"/>
+      </w:pPr>
+      <w:rPr>
+        <w:rFonts w:hint="default"/>
+      </w:rPr>
+    </w:lvl>
+    <w:lvl w:ilvl="4">
+      <w:start w:val="1"/>
+      <w:numFmt w:val="lowerLetter"/>
+      <w:lvlText w:val="%5."/>
+      <w:lvlJc w:val="left"/>
+      <w:pPr>
+        <w:ind w:left="3600" w:hanging="360"/>
+      </w:pPr>
+      <w:rPr>
+        <w:rFonts w:hint="default"/>
+      </w:rPr>
+    </w:lvl>
+    <w:lvl w:ilvl="5">
+      <w:start w:val="1"/>
+      <w:numFmt w:val="lowerRoman"/>
+      <w:lvlText w:val="%6."/>
+      <w:lvlJc w:val="right"/>
+      <w:pPr>
+        <w:ind w:left="4320" w:hanging="180"/>
+      </w:pPr>
+      <w:rPr>
+        <w:rFonts w:hint="default"/>
+      </w:rPr>
+    </w:lvl>
+    <w:lvl w:ilvl="6">
+      <w:start w:val="1"/>
+      <w:numFmt w:val="decimal"/>
+      <w:lvlText w:val="%7."/>
+      <w:lvlJc w:val="left"/>
+      <w:pPr>
+        <w:ind w:left="5040" w:hanging="360"/>
+      </w:pPr>
+      <w:rPr>
+        <w:rFonts w:hint="default"/>
+      </w:rPr>
+    </w:lvl>
+    <w:lvl w:ilvl="7">
+      <w:start w:val="1"/>
+      <w:numFmt w:val="lowerLetter"/>
+      <w:lvlText w:val="%8."/>
+      <w:lvlJc w:val="left"/>
+      <w:pPr>
+        <w:ind w:left="5760" w:hanging="360"/>
+      </w:pPr>
+      <w:rPr>
+        <w:rFonts w:hint="default"/>
+      </w:rPr>
+    </w:lvl>
+    <w:lvl w:ilvl="8">
+      <w:start w:val="1"/>
+      <w:numFmt w:val="lowerRoman"/>
+      <w:lvlText w:val="%9."/>
+      <w:lvlJc w:val="right"/>
+      <w:pPr>
+        <w:ind w:left="6480" w:hanging="180"/>
+      </w:pPr>
+      <w:rPr>
+        <w:rFonts w:hint="default"/>
+      </w:rPr>
+    </w:lvl>
+  </w:abstractNum>
+  <w:abstractNum w:abstractNumId="15" w15:restartNumberingAfterBreak="0">
+    <w:nsid w:val="49C67214"/>
+    <w:multiLevelType w:val="hybridMultilevel"/>
+    <w:tmpl w:val="929047B2"/>
+    <w:lvl w:ilvl="0" w:tplc="F2D80978">
+      <w:start w:val="1"/>
+      <w:numFmt w:val="bullet"/>
+      <w:lvlText w:val=""/>
+      <w:lvlJc w:val="left"/>
+      <w:pPr>
+        <w:ind w:left="720" w:hanging="360"/>
+      </w:pPr>
+      <w:rPr>
+        <w:rFonts w:ascii="Wingdings" w:hAnsi="Wingdings" w:hint="default"/>
+      </w:rPr>
+    </w:lvl>
+    <w:lvl w:ilvl="1" w:tplc="040C0003" w:tentative="1">
+      <w:start w:val="1"/>
+      <w:numFmt w:val="bullet"/>
+      <w:lvlText w:val="o"/>
+      <w:lvlJc w:val="left"/>
+      <w:pPr>
+        <w:ind w:left="1440" w:hanging="360"/>
+      </w:pPr>
+      <w:rPr>
+        <w:rFonts w:ascii="Courier New" w:hAnsi="Courier New" w:cs="Courier New" w:hint="default"/>
+      </w:rPr>
+    </w:lvl>
+    <w:lvl w:ilvl="2" w:tplc="040C0005" w:tentative="1">
+      <w:start w:val="1"/>
+      <w:numFmt w:val="bullet"/>
+      <w:lvlText w:val=""/>
+      <w:lvlJc w:val="left"/>
+      <w:pPr>
+        <w:ind w:left="2160" w:hanging="360"/>
+      </w:pPr>
+      <w:rPr>
+        <w:rFonts w:ascii="Wingdings" w:hAnsi="Wingdings" w:hint="default"/>
+      </w:rPr>
+    </w:lvl>
+    <w:lvl w:ilvl="3" w:tplc="040C0001" w:tentative="1">
+      <w:start w:val="1"/>
+      <w:numFmt w:val="bullet"/>
+      <w:lvlText w:val=""/>
+      <w:lvlJc w:val="left"/>
+      <w:pPr>
+        <w:ind w:left="2880" w:hanging="360"/>
+      </w:pPr>
+      <w:rPr>
+        <w:rFonts w:ascii="Symbol" w:hAnsi="Symbol" w:hint="default"/>
+      </w:rPr>
+    </w:lvl>
+    <w:lvl w:ilvl="4" w:tplc="040C0003" w:tentative="1">
+      <w:start w:val="1"/>
+      <w:numFmt w:val="bullet"/>
+      <w:lvlText w:val="o"/>
+      <w:lvlJc w:val="left"/>
+      <w:pPr>
+        <w:ind w:left="3600" w:hanging="360"/>
+      </w:pPr>
+      <w:rPr>
+        <w:rFonts w:ascii="Courier New" w:hAnsi="Courier New" w:cs="Courier New" w:hint="default"/>
+      </w:rPr>
+    </w:lvl>
+    <w:lvl w:ilvl="5" w:tplc="040C0005" w:tentative="1">
+      <w:start w:val="1"/>
+      <w:numFmt w:val="bullet"/>
+      <w:lvlText w:val=""/>
+      <w:lvlJc w:val="left"/>
+      <w:pPr>
+        <w:ind w:left="4320" w:hanging="360"/>
+      </w:pPr>
+      <w:rPr>
+        <w:rFonts w:ascii="Wingdings" w:hAnsi="Wingdings" w:hint="default"/>
+      </w:rPr>
+    </w:lvl>
+    <w:lvl w:ilvl="6" w:tplc="040C0001" w:tentative="1">
+      <w:start w:val="1"/>
+      <w:numFmt w:val="bullet"/>
+      <w:lvlText w:val=""/>
+      <w:lvlJc w:val="left"/>
+      <w:pPr>
+        <w:ind w:left="5040" w:hanging="360"/>
+      </w:pPr>
+      <w:rPr>
+        <w:rFonts w:ascii="Symbol" w:hAnsi="Symbol" w:hint="default"/>
+      </w:rPr>
+    </w:lvl>
+    <w:lvl w:ilvl="7" w:tplc="040C0003" w:tentative="1">
+      <w:start w:val="1"/>
+      <w:numFmt w:val="bullet"/>
+      <w:lvlText w:val="o"/>
+      <w:lvlJc w:val="left"/>
+      <w:pPr>
+        <w:ind w:left="5760" w:hanging="360"/>
+      </w:pPr>
+      <w:rPr>
+        <w:rFonts w:ascii="Courier New" w:hAnsi="Courier New" w:cs="Courier New" w:hint="default"/>
+      </w:rPr>
+    </w:lvl>
+    <w:lvl w:ilvl="8" w:tplc="040C0005" w:tentative="1">
+      <w:start w:val="1"/>
+      <w:numFmt w:val="bullet"/>
+      <w:lvlText w:val=""/>
+      <w:lvlJc w:val="left"/>
+      <w:pPr>
+        <w:ind w:left="6480" w:hanging="360"/>
+      </w:pPr>
+      <w:rPr>
+        <w:rFonts w:ascii="Wingdings" w:hAnsi="Wingdings" w:hint="default"/>
+      </w:rPr>
+    </w:lvl>
+  </w:abstractNum>
+  <w:abstractNum w:abstractNumId="16" w15:restartNumberingAfterBreak="0">
+    <w:nsid w:val="50D709D8"/>
+    <w:multiLevelType w:val="hybridMultilevel"/>
+    <w:tmpl w:val="8D546E3C"/>
+    <w:lvl w:ilvl="0" w:tplc="7B26EBCE">
+      <w:start w:val="1"/>
+      <w:numFmt w:val="decimal"/>
+      <w:lvlText w:val="%1."/>
+      <w:lvlJc w:val="left"/>
+      <w:pPr>
+        <w:ind w:left="1020" w:hanging="360"/>
+      </w:pPr>
+    </w:lvl>
+    <w:lvl w:ilvl="1" w:tplc="EECEF12C">
+      <w:start w:val="1"/>
+      <w:numFmt w:val="decimal"/>
+      <w:lvlText w:val="%2."/>
+      <w:lvlJc w:val="left"/>
+      <w:pPr>
+        <w:ind w:left="1020" w:hanging="360"/>
+      </w:pPr>
+    </w:lvl>
+    <w:lvl w:ilvl="2" w:tplc="D4AC4D8C">
+      <w:start w:val="1"/>
+      <w:numFmt w:val="decimal"/>
+      <w:lvlText w:val="%3."/>
+      <w:lvlJc w:val="left"/>
+      <w:pPr>
+        <w:ind w:left="1020" w:hanging="360"/>
+      </w:pPr>
+    </w:lvl>
+    <w:lvl w:ilvl="3" w:tplc="874C0354">
+      <w:start w:val="1"/>
+      <w:numFmt w:val="decimal"/>
+      <w:lvlText w:val="%4."/>
+      <w:lvlJc w:val="left"/>
+      <w:pPr>
+        <w:ind w:left="1020" w:hanging="360"/>
+      </w:pPr>
+    </w:lvl>
+    <w:lvl w:ilvl="4" w:tplc="EE9C601A">
+      <w:start w:val="1"/>
+      <w:numFmt w:val="decimal"/>
+      <w:lvlText w:val="%5."/>
+      <w:lvlJc w:val="left"/>
+      <w:pPr>
+        <w:ind w:left="1020" w:hanging="360"/>
+      </w:pPr>
+    </w:lvl>
+    <w:lvl w:ilvl="5" w:tplc="52D67016">
+      <w:start w:val="1"/>
+      <w:numFmt w:val="decimal"/>
+      <w:lvlText w:val="%6."/>
+      <w:lvlJc w:val="left"/>
+      <w:pPr>
+        <w:ind w:left="1020" w:hanging="360"/>
+      </w:pPr>
+    </w:lvl>
+    <w:lvl w:ilvl="6" w:tplc="8DEE525C">
+      <w:start w:val="1"/>
+      <w:numFmt w:val="decimal"/>
+      <w:lvlText w:val="%7."/>
+      <w:lvlJc w:val="left"/>
+      <w:pPr>
+        <w:ind w:left="1020" w:hanging="360"/>
+      </w:pPr>
+    </w:lvl>
+    <w:lvl w:ilvl="7" w:tplc="2A3248E6">
+      <w:start w:val="1"/>
+      <w:numFmt w:val="decimal"/>
+      <w:lvlText w:val="%8."/>
+      <w:lvlJc w:val="left"/>
+      <w:pPr>
+        <w:ind w:left="1020" w:hanging="360"/>
+      </w:pPr>
+    </w:lvl>
+    <w:lvl w:ilvl="8" w:tplc="25488BA8">
+      <w:start w:val="1"/>
+      <w:numFmt w:val="decimal"/>
+      <w:lvlText w:val="%9."/>
+      <w:lvlJc w:val="left"/>
+      <w:pPr>
+        <w:ind w:left="1020" w:hanging="360"/>
+      </w:pPr>
+    </w:lvl>
+  </w:abstractNum>
+  <w:abstractNum w:abstractNumId="17" w15:restartNumberingAfterBreak="0">
+    <w:nsid w:val="566E003E"/>
+    <w:multiLevelType w:val="multilevel"/>
+    <w:tmpl w:val="EAB49FCA"/>
+    <w:lvl w:ilvl="0">
+      <w:start w:val="7"/>
+      <w:numFmt w:val="decimal"/>
+      <w:lvlText w:val="%1."/>
+      <w:lvlJc w:val="left"/>
+      <w:pPr>
+        <w:ind w:left="786" w:hanging="360"/>
+      </w:pPr>
+      <w:rPr>
+        <w:i w:val="0"/>
+        <w:sz w:val="22"/>
+        <w:szCs w:val="22"/>
+      </w:rPr>
+    </w:lvl>
+    <w:lvl w:ilvl="1">
+      <w:start w:val="1"/>
+      <w:numFmt w:val="lowerLetter"/>
+      <w:lvlText w:val="%2."/>
+      <w:lvlJc w:val="left"/>
+      <w:pPr>
+        <w:ind w:left="1440" w:hanging="360"/>
+      </w:pPr>
+    </w:lvl>
+    <w:lvl w:ilvl="2">
+      <w:start w:val="1"/>
+      <w:numFmt w:val="lowerRoman"/>
+      <w:lvlText w:val="%3."/>
+      <w:lvlJc w:val="right"/>
+      <w:pPr>
+        <w:ind w:left="2160" w:hanging="180"/>
+      </w:pPr>
+    </w:lvl>
+    <w:lvl w:ilvl="3">
+      <w:start w:val="1"/>
+      <w:numFmt w:val="decimal"/>
+      <w:lvlText w:val="%4."/>
+      <w:lvlJc w:val="left"/>
+      <w:pPr>
+        <w:ind w:left="2880" w:hanging="360"/>
+      </w:pPr>
+    </w:lvl>
+    <w:lvl w:ilvl="4">
+      <w:start w:val="1"/>
+      <w:numFmt w:val="lowerLetter"/>
+      <w:lvlText w:val="%5."/>
+      <w:lvlJc w:val="left"/>
+      <w:pPr>
+        <w:ind w:left="3600" w:hanging="360"/>
+      </w:pPr>
+    </w:lvl>
+    <w:lvl w:ilvl="5">
+      <w:start w:val="1"/>
+      <w:numFmt w:val="lowerRoman"/>
+      <w:lvlText w:val="%6."/>
+      <w:lvlJc w:val="right"/>
+      <w:pPr>
+        <w:ind w:left="4320" w:hanging="180"/>
+      </w:pPr>
+    </w:lvl>
+    <w:lvl w:ilvl="6">
+      <w:start w:val="1"/>
+      <w:numFmt w:val="decimal"/>
+      <w:lvlText w:val="%7."/>
+      <w:lvlJc w:val="left"/>
+      <w:pPr>
+        <w:ind w:left="5040" w:hanging="360"/>
+      </w:pPr>
+    </w:lvl>
+    <w:lvl w:ilvl="7">
+      <w:start w:val="1"/>
+      <w:numFmt w:val="lowerLetter"/>
+      <w:lvlText w:val="%8."/>
+      <w:lvlJc w:val="left"/>
+      <w:pPr>
+        <w:ind w:left="5760" w:hanging="360"/>
+      </w:pPr>
+    </w:lvl>
+    <w:lvl w:ilvl="8">
+      <w:start w:val="1"/>
+      <w:numFmt w:val="lowerRoman"/>
+      <w:lvlText w:val="%9."/>
+      <w:lvlJc w:val="right"/>
+      <w:pPr>
+        <w:ind w:left="6480" w:hanging="180"/>
+      </w:pPr>
+    </w:lvl>
+  </w:abstractNum>
+  <w:abstractNum w:abstractNumId="18" w15:restartNumberingAfterBreak="0">
+    <w:nsid w:val="58515F83"/>
+    <w:multiLevelType w:val="hybridMultilevel"/>
+    <w:tmpl w:val="6946F982"/>
+    <w:lvl w:ilvl="0" w:tplc="9A5A133C">
+      <w:numFmt w:val="bullet"/>
+      <w:lvlText w:val="-"/>
+      <w:lvlJc w:val="left"/>
+      <w:pPr>
+        <w:ind w:left="720" w:hanging="360"/>
+      </w:pPr>
+      <w:rPr>
+        <w:rFonts w:ascii="Calibri" w:eastAsia="Calibri" w:hAnsi="Calibri" w:cs="Calibri" w:hint="default"/>
+      </w:rPr>
+    </w:lvl>
+    <w:lvl w:ilvl="1" w:tplc="040C0003" w:tentative="1">
+      <w:start w:val="1"/>
+      <w:numFmt w:val="bullet"/>
+      <w:lvlText w:val="o"/>
+      <w:lvlJc w:val="left"/>
+      <w:pPr>
+        <w:ind w:left="1440" w:hanging="360"/>
+      </w:pPr>
+      <w:rPr>
+        <w:rFonts w:ascii="Courier New" w:hAnsi="Courier New" w:cs="Courier New" w:hint="default"/>
+      </w:rPr>
+    </w:lvl>
+    <w:lvl w:ilvl="2" w:tplc="040C0005" w:tentative="1">
+      <w:start w:val="1"/>
+      <w:numFmt w:val="bullet"/>
+      <w:lvlText w:val=""/>
+      <w:lvlJc w:val="left"/>
+      <w:pPr>
+        <w:ind w:left="2160" w:hanging="360"/>
+      </w:pPr>
+      <w:rPr>
+        <w:rFonts w:ascii="Wingdings" w:hAnsi="Wingdings" w:hint="default"/>
+      </w:rPr>
+    </w:lvl>
+    <w:lvl w:ilvl="3" w:tplc="040C0001" w:tentative="1">
+      <w:start w:val="1"/>
+      <w:numFmt w:val="bullet"/>
+      <w:lvlText w:val=""/>
+      <w:lvlJc w:val="left"/>
+      <w:pPr>
+        <w:ind w:left="2880" w:hanging="360"/>
+      </w:pPr>
+      <w:rPr>
+        <w:rFonts w:ascii="Symbol" w:hAnsi="Symbol" w:hint="default"/>
+      </w:rPr>
+    </w:lvl>
+    <w:lvl w:ilvl="4" w:tplc="040C0003" w:tentative="1">
+      <w:start w:val="1"/>
+      <w:numFmt w:val="bullet"/>
+      <w:lvlText w:val="o"/>
+      <w:lvlJc w:val="left"/>
+      <w:pPr>
+        <w:ind w:left="3600" w:hanging="360"/>
+      </w:pPr>
+      <w:rPr>
+        <w:rFonts w:ascii="Courier New" w:hAnsi="Courier New" w:cs="Courier New" w:hint="default"/>
+      </w:rPr>
+    </w:lvl>
+    <w:lvl w:ilvl="5" w:tplc="040C0005" w:tentative="1">
+      <w:start w:val="1"/>
+      <w:numFmt w:val="bullet"/>
+      <w:lvlText w:val=""/>
+      <w:lvlJc w:val="left"/>
+      <w:pPr>
+        <w:ind w:left="4320" w:hanging="360"/>
+      </w:pPr>
+      <w:rPr>
+        <w:rFonts w:ascii="Wingdings" w:hAnsi="Wingdings" w:hint="default"/>
+      </w:rPr>
+    </w:lvl>
+    <w:lvl w:ilvl="6" w:tplc="040C0001" w:tentative="1">
+      <w:start w:val="1"/>
+      <w:numFmt w:val="bullet"/>
+      <w:lvlText w:val=""/>
+      <w:lvlJc w:val="left"/>
+      <w:pPr>
+        <w:ind w:left="5040" w:hanging="360"/>
+      </w:pPr>
+      <w:rPr>
+        <w:rFonts w:ascii="Symbol" w:hAnsi="Symbol" w:hint="default"/>
+      </w:rPr>
+    </w:lvl>
+    <w:lvl w:ilvl="7" w:tplc="040C0003" w:tentative="1">
+      <w:start w:val="1"/>
+      <w:numFmt w:val="bullet"/>
+      <w:lvlText w:val="o"/>
+      <w:lvlJc w:val="left"/>
+      <w:pPr>
+        <w:ind w:left="5760" w:hanging="360"/>
+      </w:pPr>
+      <w:rPr>
+        <w:rFonts w:ascii="Courier New" w:hAnsi="Courier New" w:cs="Courier New" w:hint="default"/>
+      </w:rPr>
+    </w:lvl>
+    <w:lvl w:ilvl="8" w:tplc="040C0005" w:tentative="1">
+      <w:start w:val="1"/>
+      <w:numFmt w:val="bullet"/>
+      <w:lvlText w:val=""/>
+      <w:lvlJc w:val="left"/>
+      <w:pPr>
+        <w:ind w:left="6480" w:hanging="360"/>
+      </w:pPr>
+      <w:rPr>
+        <w:rFonts w:ascii="Wingdings" w:hAnsi="Wingdings" w:hint="default"/>
+      </w:rPr>
+    </w:lvl>
+  </w:abstractNum>
+  <w:abstractNum w:abstractNumId="19" w15:restartNumberingAfterBreak="0">
+    <w:nsid w:val="588D4F04"/>
+    <w:multiLevelType w:val="hybridMultilevel"/>
+    <w:tmpl w:val="29AE441C"/>
+    <w:lvl w:ilvl="0" w:tplc="79EE03E8">
+      <w:start w:val="1"/>
+      <w:numFmt w:val="decimal"/>
+      <w:lvlText w:val="%1."/>
+      <w:lvlJc w:val="left"/>
+      <w:pPr>
+        <w:ind w:left="1020" w:hanging="360"/>
+      </w:pPr>
+    </w:lvl>
+    <w:lvl w:ilvl="1" w:tplc="182C97CC">
+      <w:start w:val="1"/>
+      <w:numFmt w:val="decimal"/>
+      <w:lvlText w:val="%2."/>
+      <w:lvlJc w:val="left"/>
+      <w:pPr>
+        <w:ind w:left="1020" w:hanging="360"/>
+      </w:pPr>
+    </w:lvl>
+    <w:lvl w:ilvl="2" w:tplc="E2742AF6">
+      <w:start w:val="1"/>
+      <w:numFmt w:val="decimal"/>
+      <w:lvlText w:val="%3."/>
+      <w:lvlJc w:val="left"/>
+      <w:pPr>
+        <w:ind w:left="1020" w:hanging="360"/>
+      </w:pPr>
+    </w:lvl>
+    <w:lvl w:ilvl="3" w:tplc="7A56C7B6">
+      <w:start w:val="1"/>
+      <w:numFmt w:val="decimal"/>
+      <w:lvlText w:val="%4."/>
+      <w:lvlJc w:val="left"/>
+      <w:pPr>
+        <w:ind w:left="1020" w:hanging="360"/>
+      </w:pPr>
+    </w:lvl>
+    <w:lvl w:ilvl="4" w:tplc="3F2038F2">
+      <w:start w:val="1"/>
+      <w:numFmt w:val="decimal"/>
+      <w:lvlText w:val="%5."/>
+      <w:lvlJc w:val="left"/>
+      <w:pPr>
+        <w:ind w:left="1020" w:hanging="360"/>
+      </w:pPr>
+    </w:lvl>
+    <w:lvl w:ilvl="5" w:tplc="1676F3BC">
+      <w:start w:val="1"/>
+      <w:numFmt w:val="decimal"/>
+      <w:lvlText w:val="%6."/>
+      <w:lvlJc w:val="left"/>
+      <w:pPr>
+        <w:ind w:left="1020" w:hanging="360"/>
+      </w:pPr>
+    </w:lvl>
+    <w:lvl w:ilvl="6" w:tplc="0C6A9CD8">
+      <w:start w:val="1"/>
+      <w:numFmt w:val="decimal"/>
+      <w:lvlText w:val="%7."/>
+      <w:lvlJc w:val="left"/>
+      <w:pPr>
+        <w:ind w:left="1020" w:hanging="360"/>
+      </w:pPr>
+    </w:lvl>
+    <w:lvl w:ilvl="7" w:tplc="75C22C94">
+      <w:start w:val="1"/>
+      <w:numFmt w:val="decimal"/>
+      <w:lvlText w:val="%8."/>
+      <w:lvlJc w:val="left"/>
+      <w:pPr>
+        <w:ind w:left="1020" w:hanging="360"/>
+      </w:pPr>
+    </w:lvl>
+    <w:lvl w:ilvl="8" w:tplc="6E08AA4E">
+      <w:start w:val="1"/>
+      <w:numFmt w:val="decimal"/>
+      <w:lvlText w:val="%9."/>
+      <w:lvlJc w:val="left"/>
+      <w:pPr>
+        <w:ind w:left="1020" w:hanging="360"/>
+      </w:pPr>
+    </w:lvl>
+  </w:abstractNum>
+  <w:abstractNum w:abstractNumId="20" w15:restartNumberingAfterBreak="0">
+    <w:nsid w:val="5F545313"/>
+    <w:multiLevelType w:val="multilevel"/>
+    <w:tmpl w:val="717ACE7E"/>
+    <w:lvl w:ilvl="0">
+      <w:start w:val="3"/>
+      <w:numFmt w:val="decimal"/>
+      <w:lvlText w:val="%1."/>
+      <w:lvlJc w:val="left"/>
+      <w:pPr>
+        <w:ind w:left="786" w:hanging="360"/>
+      </w:pPr>
+      <w:rPr>
+        <w:i w:val="0"/>
+        <w:sz w:val="22"/>
+        <w:szCs w:val="22"/>
+      </w:rPr>
+    </w:lvl>
+    <w:lvl w:ilvl="1">
+      <w:start w:val="1"/>
+      <w:numFmt w:val="lowerLetter"/>
+      <w:lvlText w:val="%2."/>
+      <w:lvlJc w:val="left"/>
+      <w:pPr>
+        <w:ind w:left="1440" w:hanging="360"/>
+      </w:pPr>
+    </w:lvl>
+    <w:lvl w:ilvl="2">
+      <w:start w:val="1"/>
+      <w:numFmt w:val="lowerRoman"/>
+      <w:lvlText w:val="%3."/>
+      <w:lvlJc w:val="right"/>
+      <w:pPr>
+        <w:ind w:left="2160" w:hanging="180"/>
+      </w:pPr>
+    </w:lvl>
+    <w:lvl w:ilvl="3">
+      <w:start w:val="1"/>
+      <w:numFmt w:val="decimal"/>
+      <w:lvlText w:val="%4."/>
+      <w:lvlJc w:val="left"/>
+      <w:pPr>
+        <w:ind w:left="2880" w:hanging="360"/>
+      </w:pPr>
+    </w:lvl>
+    <w:lvl w:ilvl="4">
+      <w:start w:val="1"/>
+      <w:numFmt w:val="lowerLetter"/>
+      <w:lvlText w:val="%5."/>
+      <w:lvlJc w:val="left"/>
+      <w:pPr>
+        <w:ind w:left="3600" w:hanging="360"/>
+      </w:pPr>
+    </w:lvl>
+    <w:lvl w:ilvl="5">
+      <w:start w:val="1"/>
+      <w:numFmt w:val="lowerRoman"/>
+      <w:lvlText w:val="%6."/>
+      <w:lvlJc w:val="right"/>
+      <w:pPr>
+        <w:ind w:left="4320" w:hanging="180"/>
+      </w:pPr>
+    </w:lvl>
+    <w:lvl w:ilvl="6">
+      <w:start w:val="1"/>
+      <w:numFmt w:val="decimal"/>
+      <w:lvlText w:val="%7."/>
+      <w:lvlJc w:val="left"/>
+      <w:pPr>
+        <w:ind w:left="5040" w:hanging="360"/>
+      </w:pPr>
+    </w:lvl>
+    <w:lvl w:ilvl="7">
+      <w:start w:val="1"/>
+      <w:numFmt w:val="lowerLetter"/>
+      <w:lvlText w:val="%8."/>
+      <w:lvlJc w:val="left"/>
+      <w:pPr>
+        <w:ind w:left="5760" w:hanging="360"/>
+      </w:pPr>
+    </w:lvl>
+    <w:lvl w:ilvl="8">
+      <w:start w:val="1"/>
+      <w:numFmt w:val="lowerRoman"/>
+      <w:lvlText w:val="%9."/>
+      <w:lvlJc w:val="right"/>
+      <w:pPr>
+        <w:ind w:left="6480" w:hanging="180"/>
+      </w:pPr>
+    </w:lvl>
+  </w:abstractNum>
+  <w:abstractNum w:abstractNumId="21" w15:restartNumberingAfterBreak="0">
+    <w:nsid w:val="63406395"/>
+    <w:multiLevelType w:val="hybridMultilevel"/>
+    <w:tmpl w:val="D250F5C0"/>
+    <w:lvl w:ilvl="0" w:tplc="611031DA">
+      <w:numFmt w:val="bullet"/>
+      <w:lvlText w:val="-"/>
+      <w:lvlJc w:val="left"/>
+      <w:pPr>
+        <w:ind w:left="720" w:hanging="360"/>
+      </w:pPr>
+      <w:rPr>
+        <w:rFonts w:ascii="Calibri" w:eastAsia="Calibri" w:hAnsi="Calibri" w:cs="Calibri" w:hint="default"/>
+      </w:rPr>
+    </w:lvl>
+    <w:lvl w:ilvl="1" w:tplc="040C0003" w:tentative="1">
+      <w:start w:val="1"/>
+      <w:numFmt w:val="bullet"/>
+      <w:lvlText w:val="o"/>
+      <w:lvlJc w:val="left"/>
+      <w:pPr>
+        <w:ind w:left="1440" w:hanging="360"/>
+      </w:pPr>
+      <w:rPr>
+        <w:rFonts w:ascii="Courier New" w:hAnsi="Courier New" w:cs="Courier New" w:hint="default"/>
+      </w:rPr>
+    </w:lvl>
+    <w:lvl w:ilvl="2" w:tplc="040C0005" w:tentative="1">
+      <w:start w:val="1"/>
+      <w:numFmt w:val="bullet"/>
+      <w:lvlText w:val=""/>
+      <w:lvlJc w:val="left"/>
+      <w:pPr>
+        <w:ind w:left="2160" w:hanging="360"/>
+      </w:pPr>
+      <w:rPr>
+        <w:rFonts w:ascii="Wingdings" w:hAnsi="Wingdings" w:hint="default"/>
+      </w:rPr>
+    </w:lvl>
+    <w:lvl w:ilvl="3" w:tplc="040C0001" w:tentative="1">
+      <w:start w:val="1"/>
+      <w:numFmt w:val="bullet"/>
+      <w:lvlText w:val=""/>
+      <w:lvlJc w:val="left"/>
+      <w:pPr>
+        <w:ind w:left="2880" w:hanging="360"/>
+      </w:pPr>
+      <w:rPr>
+        <w:rFonts w:ascii="Symbol" w:hAnsi="Symbol" w:hint="default"/>
+      </w:rPr>
+    </w:lvl>
+    <w:lvl w:ilvl="4" w:tplc="040C0003" w:tentative="1">
+      <w:start w:val="1"/>
+      <w:numFmt w:val="bullet"/>
+      <w:lvlText w:val="o"/>
+      <w:lvlJc w:val="left"/>
+      <w:pPr>
+        <w:ind w:left="3600" w:hanging="360"/>
+      </w:pPr>
+      <w:rPr>
+        <w:rFonts w:ascii="Courier New" w:hAnsi="Courier New" w:cs="Courier New" w:hint="default"/>
+      </w:rPr>
+    </w:lvl>
+    <w:lvl w:ilvl="5" w:tplc="040C0005" w:tentative="1">
+      <w:start w:val="1"/>
+      <w:numFmt w:val="bullet"/>
+      <w:lvlText w:val=""/>
+      <w:lvlJc w:val="left"/>
+      <w:pPr>
+        <w:ind w:left="4320" w:hanging="360"/>
+      </w:pPr>
+      <w:rPr>
+        <w:rFonts w:ascii="Wingdings" w:hAnsi="Wingdings" w:hint="default"/>
+      </w:rPr>
+    </w:lvl>
+    <w:lvl w:ilvl="6" w:tplc="040C0001" w:tentative="1">
+      <w:start w:val="1"/>
+      <w:numFmt w:val="bullet"/>
+      <w:lvlText w:val=""/>
+      <w:lvlJc w:val="left"/>
+      <w:pPr>
+        <w:ind w:left="5040" w:hanging="360"/>
+      </w:pPr>
+      <w:rPr>
+        <w:rFonts w:ascii="Symbol" w:hAnsi="Symbol" w:hint="default"/>
+      </w:rPr>
+    </w:lvl>
+    <w:lvl w:ilvl="7" w:tplc="040C0003" w:tentative="1">
+      <w:start w:val="1"/>
+      <w:numFmt w:val="bullet"/>
+      <w:lvlText w:val="o"/>
+      <w:lvlJc w:val="left"/>
+      <w:pPr>
+        <w:ind w:left="5760" w:hanging="360"/>
+      </w:pPr>
+      <w:rPr>
+        <w:rFonts w:ascii="Courier New" w:hAnsi="Courier New" w:cs="Courier New" w:hint="default"/>
+      </w:rPr>
+    </w:lvl>
+    <w:lvl w:ilvl="8" w:tplc="040C0005" w:tentative="1">
+      <w:start w:val="1"/>
+      <w:numFmt w:val="bullet"/>
+      <w:lvlText w:val=""/>
+      <w:lvlJc w:val="left"/>
+      <w:pPr>
+        <w:ind w:left="6480" w:hanging="360"/>
+      </w:pPr>
+      <w:rPr>
+        <w:rFonts w:ascii="Wingdings" w:hAnsi="Wingdings" w:hint="default"/>
+      </w:rPr>
+    </w:lvl>
+  </w:abstractNum>
+  <w:abstractNum w:abstractNumId="22" w15:restartNumberingAfterBreak="0">
+    <w:nsid w:val="63417856"/>
+    <w:multiLevelType w:val="hybridMultilevel"/>
+    <w:tmpl w:val="EBAA9B8C"/>
+    <w:lvl w:ilvl="0" w:tplc="8870B546">
+      <w:numFmt w:val="bullet"/>
+      <w:lvlText w:val="-"/>
+      <w:lvlJc w:val="left"/>
+      <w:pPr>
+        <w:ind w:left="720" w:hanging="360"/>
+      </w:pPr>
+      <w:rPr>
+        <w:rFonts w:ascii="Calibri" w:eastAsia="Calibri" w:hAnsi="Calibri" w:cs="Calibri" w:hint="default"/>
+      </w:rPr>
+    </w:lvl>
+    <w:lvl w:ilvl="1" w:tplc="040C0003" w:tentative="1">
+      <w:start w:val="1"/>
+      <w:numFmt w:val="bullet"/>
+      <w:lvlText w:val="o"/>
+      <w:lvlJc w:val="left"/>
+      <w:pPr>
+        <w:ind w:left="1440" w:hanging="360"/>
+      </w:pPr>
+      <w:rPr>
+        <w:rFonts w:ascii="Courier New" w:hAnsi="Courier New" w:cs="Courier New" w:hint="default"/>
+      </w:rPr>
+    </w:lvl>
+    <w:lvl w:ilvl="2" w:tplc="040C0005" w:tentative="1">
+      <w:start w:val="1"/>
+      <w:numFmt w:val="bullet"/>
+      <w:lvlText w:val=""/>
+      <w:lvlJc w:val="left"/>
+      <w:pPr>
+        <w:ind w:left="2160" w:hanging="360"/>
+      </w:pPr>
+      <w:rPr>
+        <w:rFonts w:ascii="Wingdings" w:hAnsi="Wingdings" w:hint="default"/>
+      </w:rPr>
+    </w:lvl>
+    <w:lvl w:ilvl="3" w:tplc="040C0001" w:tentative="1">
+      <w:start w:val="1"/>
+      <w:numFmt w:val="bullet"/>
+      <w:lvlText w:val=""/>
+      <w:lvlJc w:val="left"/>
+      <w:pPr>
+        <w:ind w:left="2880" w:hanging="360"/>
+      </w:pPr>
+      <w:rPr>
+        <w:rFonts w:ascii="Symbol" w:hAnsi="Symbol" w:hint="default"/>
+      </w:rPr>
+    </w:lvl>
+    <w:lvl w:ilvl="4" w:tplc="040C0003" w:tentative="1">
+      <w:start w:val="1"/>
+      <w:numFmt w:val="bullet"/>
+      <w:lvlText w:val="o"/>
+      <w:lvlJc w:val="left"/>
+      <w:pPr>
+        <w:ind w:left="3600" w:hanging="360"/>
+      </w:pPr>
+      <w:rPr>
+        <w:rFonts w:ascii="Courier New" w:hAnsi="Courier New" w:cs="Courier New" w:hint="default"/>
+      </w:rPr>
+    </w:lvl>
+    <w:lvl w:ilvl="5" w:tplc="040C0005" w:tentative="1">
+      <w:start w:val="1"/>
+      <w:numFmt w:val="bullet"/>
+      <w:lvlText w:val=""/>
+      <w:lvlJc w:val="left"/>
+      <w:pPr>
+        <w:ind w:left="4320" w:hanging="360"/>
+      </w:pPr>
+      <w:rPr>
+        <w:rFonts w:ascii="Wingdings" w:hAnsi="Wingdings" w:hint="default"/>
+      </w:rPr>
+    </w:lvl>
+    <w:lvl w:ilvl="6" w:tplc="040C0001" w:tentative="1">
+      <w:start w:val="1"/>
+      <w:numFmt w:val="bullet"/>
+      <w:lvlText w:val=""/>
+      <w:lvlJc w:val="left"/>
+      <w:pPr>
+        <w:ind w:left="5040" w:hanging="360"/>
+      </w:pPr>
+      <w:rPr>
+        <w:rFonts w:ascii="Symbol" w:hAnsi="Symbol" w:hint="default"/>
+      </w:rPr>
+    </w:lvl>
+    <w:lvl w:ilvl="7" w:tplc="040C0003" w:tentative="1">
+      <w:start w:val="1"/>
+      <w:numFmt w:val="bullet"/>
+      <w:lvlText w:val="o"/>
+      <w:lvlJc w:val="left"/>
+      <w:pPr>
+        <w:ind w:left="5760" w:hanging="360"/>
+      </w:pPr>
+      <w:rPr>
+        <w:rFonts w:ascii="Courier New" w:hAnsi="Courier New" w:cs="Courier New" w:hint="default"/>
+      </w:rPr>
+    </w:lvl>
+    <w:lvl w:ilvl="8" w:tplc="040C0005" w:tentative="1">
+      <w:start w:val="1"/>
+      <w:numFmt w:val="bullet"/>
+      <w:lvlText w:val=""/>
+      <w:lvlJc w:val="left"/>
+      <w:pPr>
+        <w:ind w:left="6480" w:hanging="360"/>
+      </w:pPr>
+      <w:rPr>
+        <w:rFonts w:ascii="Wingdings" w:hAnsi="Wingdings" w:hint="default"/>
+      </w:rPr>
+    </w:lvl>
+  </w:abstractNum>
+  <w:abstractNum w:abstractNumId="23" w15:restartNumberingAfterBreak="0">
+    <w:nsid w:val="70EC6CB4"/>
+    <w:multiLevelType w:val="multilevel"/>
+    <w:tmpl w:val="ECF86A84"/>
+    <w:lvl w:ilvl="0">
+      <w:start w:val="5"/>
+      <w:numFmt w:val="decimal"/>
+      <w:lvlText w:val="%1."/>
+      <w:lvlJc w:val="left"/>
+      <w:pPr>
+        <w:ind w:left="786" w:hanging="360"/>
+      </w:pPr>
+      <w:rPr>
+        <w:i w:val="0"/>
+        <w:sz w:val="22"/>
+        <w:szCs w:val="22"/>
+      </w:rPr>
+    </w:lvl>
+    <w:lvl w:ilvl="1">
+      <w:start w:val="1"/>
+      <w:numFmt w:val="lowerLetter"/>
+      <w:lvlText w:val="%2."/>
+      <w:lvlJc w:val="left"/>
+      <w:pPr>
+        <w:ind w:left="1440" w:hanging="360"/>
+      </w:pPr>
+    </w:lvl>
+    <w:lvl w:ilvl="2">
+      <w:start w:val="1"/>
+      <w:numFmt w:val="lowerRoman"/>
+      <w:lvlText w:val="%3."/>
+      <w:lvlJc w:val="right"/>
+      <w:pPr>
+        <w:ind w:left="2160" w:hanging="180"/>
+      </w:pPr>
+    </w:lvl>
+    <w:lvl w:ilvl="3">
+      <w:start w:val="1"/>
+      <w:numFmt w:val="decimal"/>
+      <w:lvlText w:val="%4."/>
+      <w:lvlJc w:val="left"/>
+      <w:pPr>
+        <w:ind w:left="2880" w:hanging="360"/>
+      </w:pPr>
+    </w:lvl>
+    <w:lvl w:ilvl="4">
+      <w:start w:val="1"/>
+      <w:numFmt w:val="lowerLetter"/>
+      <w:lvlText w:val="%5."/>
+      <w:lvlJc w:val="left"/>
+      <w:pPr>
+        <w:ind w:left="3600" w:hanging="360"/>
+      </w:pPr>
+    </w:lvl>
+    <w:lvl w:ilvl="5">
+      <w:start w:val="1"/>
+      <w:numFmt w:val="lowerRoman"/>
+      <w:lvlText w:val="%6."/>
+      <w:lvlJc w:val="right"/>
+      <w:pPr>
+        <w:ind w:left="4320" w:hanging="180"/>
+      </w:pPr>
+    </w:lvl>
+    <w:lvl w:ilvl="6">
+      <w:start w:val="1"/>
+      <w:numFmt w:val="decimal"/>
+      <w:lvlText w:val="%7."/>
+      <w:lvlJc w:val="left"/>
+      <w:pPr>
+        <w:ind w:left="5040" w:hanging="360"/>
+      </w:pPr>
+    </w:lvl>
+    <w:lvl w:ilvl="7">
+      <w:start w:val="1"/>
+      <w:numFmt w:val="lowerLetter"/>
+      <w:lvlText w:val="%8."/>
+      <w:lvlJc w:val="left"/>
+      <w:pPr>
+        <w:ind w:left="5760" w:hanging="360"/>
+      </w:pPr>
+    </w:lvl>
+    <w:lvl w:ilvl="8">
+      <w:start w:val="1"/>
+      <w:numFmt w:val="lowerRoman"/>
+      <w:lvlText w:val="%9."/>
+      <w:lvlJc w:val="right"/>
+      <w:pPr>
+        <w:ind w:left="6480" w:hanging="180"/>
+      </w:pPr>
+    </w:lvl>
+  </w:abstractNum>
+  <w:abstractNum w:abstractNumId="24" w15:restartNumberingAfterBreak="0">
+    <w:nsid w:val="73392E06"/>
+    <w:multiLevelType w:val="hybridMultilevel"/>
+    <w:tmpl w:val="78909D82"/>
+    <w:lvl w:ilvl="0" w:tplc="040C0001">
+      <w:start w:val="1"/>
+      <w:numFmt w:val="bullet"/>
+      <w:lvlText w:val=""/>
+      <w:lvlJc w:val="left"/>
+      <w:pPr>
+        <w:ind w:left="720" w:hanging="360"/>
+      </w:pPr>
+      <w:rPr>
+        <w:rFonts w:ascii="Symbol" w:hAnsi="Symbol" w:hint="default"/>
+      </w:rPr>
+    </w:lvl>
+    <w:lvl w:ilvl="1" w:tplc="040C0003" w:tentative="1">
+      <w:start w:val="1"/>
+      <w:numFmt w:val="bullet"/>
+      <w:lvlText w:val="o"/>
+      <w:lvlJc w:val="left"/>
+      <w:pPr>
+        <w:ind w:left="1440" w:hanging="360"/>
+      </w:pPr>
+      <w:rPr>
+        <w:rFonts w:ascii="Courier New" w:hAnsi="Courier New" w:cs="Courier New" w:hint="default"/>
+      </w:rPr>
+    </w:lvl>
+    <w:lvl w:ilvl="2" w:tplc="040C0005" w:tentative="1">
+      <w:start w:val="1"/>
+      <w:numFmt w:val="bullet"/>
+      <w:lvlText w:val=""/>
+      <w:lvlJc w:val="left"/>
+      <w:pPr>
+        <w:ind w:left="2160" w:hanging="360"/>
+      </w:pPr>
+      <w:rPr>
+        <w:rFonts w:ascii="Wingdings" w:hAnsi="Wingdings" w:hint="default"/>
+      </w:rPr>
+    </w:lvl>
+    <w:lvl w:ilvl="3" w:tplc="040C0001" w:tentative="1">
+      <w:start w:val="1"/>
+      <w:numFmt w:val="bullet"/>
+      <w:lvlText w:val=""/>
+      <w:lvlJc w:val="left"/>
+      <w:pPr>
+        <w:ind w:left="2880" w:hanging="360"/>
+      </w:pPr>
+      <w:rPr>
+        <w:rFonts w:ascii="Symbol" w:hAnsi="Symbol" w:hint="default"/>
+      </w:rPr>
+    </w:lvl>
+    <w:lvl w:ilvl="4" w:tplc="040C0003" w:tentative="1">
+      <w:start w:val="1"/>
+      <w:numFmt w:val="bullet"/>
+      <w:lvlText w:val="o"/>
+      <w:lvlJc w:val="left"/>
+      <w:pPr>
+        <w:ind w:left="3600" w:hanging="360"/>
+      </w:pPr>
+      <w:rPr>
+        <w:rFonts w:ascii="Courier New" w:hAnsi="Courier New" w:cs="Courier New" w:hint="default"/>
+      </w:rPr>
+    </w:lvl>
+    <w:lvl w:ilvl="5" w:tplc="040C0005" w:tentative="1">
+      <w:start w:val="1"/>
+      <w:numFmt w:val="bullet"/>
+      <w:lvlText w:val=""/>
+      <w:lvlJc w:val="left"/>
+      <w:pPr>
+        <w:ind w:left="4320" w:hanging="360"/>
+      </w:pPr>
+      <w:rPr>
+        <w:rFonts w:ascii="Wingdings" w:hAnsi="Wingdings" w:hint="default"/>
+      </w:rPr>
+    </w:lvl>
+    <w:lvl w:ilvl="6" w:tplc="040C0001" w:tentative="1">
+      <w:start w:val="1"/>
+      <w:numFmt w:val="bullet"/>
+      <w:lvlText w:val=""/>
+      <w:lvlJc w:val="left"/>
+      <w:pPr>
+        <w:ind w:left="5040" w:hanging="360"/>
+      </w:pPr>
+      <w:rPr>
+        <w:rFonts w:ascii="Symbol" w:hAnsi="Symbol" w:hint="default"/>
+      </w:rPr>
+    </w:lvl>
+    <w:lvl w:ilvl="7" w:tplc="040C0003" w:tentative="1">
+      <w:start w:val="1"/>
+      <w:numFmt w:val="bullet"/>
+      <w:lvlText w:val="o"/>
+      <w:lvlJc w:val="left"/>
+      <w:pPr>
+        <w:ind w:left="5760" w:hanging="360"/>
+      </w:pPr>
+      <w:rPr>
+        <w:rFonts w:ascii="Courier New" w:hAnsi="Courier New" w:cs="Courier New" w:hint="default"/>
+      </w:rPr>
+    </w:lvl>
+    <w:lvl w:ilvl="8" w:tplc="040C0005" w:tentative="1">
+      <w:start w:val="1"/>
+      <w:numFmt w:val="bullet"/>
+      <w:lvlText w:val=""/>
+      <w:lvlJc w:val="left"/>
+      <w:pPr>
+        <w:ind w:left="6480" w:hanging="360"/>
+      </w:pPr>
+      <w:rPr>
+        <w:rFonts w:ascii="Wingdings" w:hAnsi="Wingdings" w:hint="default"/>
+      </w:rPr>
+    </w:lvl>
+  </w:abstractNum>
+  <w:num w:numId="1" w16cid:durableId="297148680">
+    <w:abstractNumId w:val="20"/>
+  </w:num>
+  <w:num w:numId="2" w16cid:durableId="433522076">
+    <w:abstractNumId w:val="6"/>
+  </w:num>
+  <w:num w:numId="3" w16cid:durableId="1157956057">
+    <w:abstractNumId w:val="1"/>
+  </w:num>
+  <w:num w:numId="4" w16cid:durableId="1224023379">
+    <w:abstractNumId w:val="17"/>
+  </w:num>
+  <w:num w:numId="5" w16cid:durableId="1408725706">
+    <w:abstractNumId w:val="14"/>
+  </w:num>
+  <w:num w:numId="6" w16cid:durableId="577905675">
     <w:abstractNumId w:val="12"/>
   </w:num>
-  <w:num w:numId="2">
+  <w:num w:numId="7" w16cid:durableId="214439900">
+    <w:abstractNumId w:val="9"/>
+  </w:num>
+  <w:num w:numId="8" w16cid:durableId="1515027159">
+    <w:abstractNumId w:val="23"/>
+  </w:num>
+  <w:num w:numId="9" w16cid:durableId="920943818">
+    <w:abstractNumId w:val="13"/>
+  </w:num>
+  <w:num w:numId="10" w16cid:durableId="1389567368">
     <w:abstractNumId w:val="4"/>
   </w:num>
-  <w:num w:numId="3">
-    <w:abstractNumId w:val="1"/>
+  <w:num w:numId="11" w16cid:durableId="2034990531">
+    <w:abstractNumId w:val="2"/>
   </w:num>
-  <w:num w:numId="4">
+  <w:num w:numId="12" w16cid:durableId="1606647144">
+    <w:abstractNumId w:val="22"/>
+  </w:num>
+  <w:num w:numId="13" w16cid:durableId="164561185">
+    <w:abstractNumId w:val="18"/>
+  </w:num>
+  <w:num w:numId="14" w16cid:durableId="1287351363">
+    <w:abstractNumId w:val="0"/>
+  </w:num>
+  <w:num w:numId="15" w16cid:durableId="1379548863">
+    <w:abstractNumId w:val="15"/>
+  </w:num>
+  <w:num w:numId="16" w16cid:durableId="1784883393">
+    <w:abstractNumId w:val="21"/>
+  </w:num>
+  <w:num w:numId="17" w16cid:durableId="56366258">
+    <w:abstractNumId w:val="5"/>
+  </w:num>
+  <w:num w:numId="18" w16cid:durableId="1701276862">
+    <w:abstractNumId w:val="24"/>
+  </w:num>
+  <w:num w:numId="19" w16cid:durableId="233781425">
+    <w:abstractNumId w:val="7"/>
+  </w:num>
+  <w:num w:numId="20" w16cid:durableId="1881477031">
     <w:abstractNumId w:val="10"/>
   </w:num>
-  <w:num w:numId="5">
+  <w:num w:numId="21" w16cid:durableId="528760366">
+    <w:abstractNumId w:val="3"/>
+  </w:num>
+  <w:num w:numId="22" w16cid:durableId="737630241">
     <w:abstractNumId w:val="8"/>
   </w:num>
-  <w:num w:numId="6">
-    <w:abstractNumId w:val="6"/>
-  </w:num>
-  <w:num w:numId="7">
-    <w:abstractNumId w:val="5"/>
-  </w:num>
-  <w:num w:numId="8">
-    <w:abstractNumId w:val="15"/>
-  </w:num>
-  <w:num w:numId="9">
-    <w:abstractNumId w:val="7"/>
-  </w:num>
-  <w:num w:numId="10">
-    <w:abstractNumId w:val="3"/>
-  </w:num>
-  <w:num w:numId="11">
-    <w:abstractNumId w:val="2"/>
-  </w:num>
-  <w:num w:numId="12">
-    <w:abstractNumId w:val="14"/>
-  </w:num>
-  <w:num w:numId="13">
+  <w:num w:numId="23" w16cid:durableId="292903492">
     <w:abstractNumId w:val="11"/>
   </w:num>
-  <w:num w:numId="14">
-    <w:abstractNumId w:val="0"/>
+  <w:num w:numId="24" w16cid:durableId="505438881">
+    <w:abstractNumId w:val="16"/>
   </w:num>
-  <w:num w:numId="15">
-    <w:abstractNumId w:val="9"/>
-  </w:num>
-  <w:num w:numId="16">
-    <w:abstractNumId w:val="13"/>
+  <w:num w:numId="25" w16cid:durableId="1937054970">
+    <w:abstractNumId w:val="19"/>
   </w:num>
 </w:numbering>
 </file>
 
+<file path=word/people.xml><?xml version="1.0" encoding="utf-8"?>
+<w15:people xmlns:wpc="http://schemas.microsoft.com/office/word/2010/wordprocessingCanvas" xmlns:cx="http://schemas.microsoft.com/office/drawing/2014/chartex" xmlns:cx1="http://schemas.microsoft.com/office/drawing/2015/9/8/chartex" xmlns:cx2="http://schemas.microsoft.com/office/drawing/2015/10/21/chartex" xmlns:cx3="http://schemas.microsoft.com/office/drawing/2016/5/9/chartex" xmlns:cx4="http://schemas.microsoft.com/office/drawing/2016/5/10/chartex" xmlns:cx5="http://schemas.microsoft.com/office/drawing/2016/5/11/chartex" xmlns:cx6="http://schemas.microsoft.com/office/drawing/2016/5/12/chartex" xmlns:cx7="http://schemas.microsoft.com/office/drawing/2016/5/13/chartex" xmlns:cx8="http://schemas.microsoft.com/office/drawing/2016/5/14/chartex" xmlns:mc="http://schemas.openxmlformats.org/markup-compatibility/2006" xmlns:aink="http://schemas.microsoft.com/office/drawing/2016/ink" xmlns:am3d="http://schemas.microsoft.com/office/drawing/2017/model3d" xmlns:o="urn:schemas-microsoft-com:office:office" xmlns:oel="http://schemas.microsoft.com/office/2019/extlst" xmlns:r="http://schemas.openxmlformats.org/officeDocument/2006/relationships" xmlns:m="http://schemas.openxmlformats.org/officeDocument/2006/math" xmlns:v="urn:schemas-microsoft-com:vml" xmlns:wp14="http://schemas.microsoft.com/office/word/2010/wordprocessingDrawing" xmlns:wp="http://schemas.openxmlformats.org/drawingml/2006/wordprocessingDrawing" xmlns:w10="urn:schemas-microsoft-com:office:word" xmlns:w="http://schemas.openxmlformats.org/wordprocessingml/2006/main" xmlns:w14="http://schemas.microsoft.com/office/word/2010/wordml" xmlns:w15="http://schemas.microsoft.com/office/word/2012/wordml" xmlns:w16cex="http://schemas.microsoft.com/office/word/2018/wordml/cex" xmlns:w16cid="http://schemas.microsoft.com/office/word/2016/wordml/cid" xmlns:w16="http://schemas.microsoft.com/office/word/2018/wordml" xmlns:w16du="http://schemas.microsoft.com/office/word/2023/wordml/word16du" xmlns:w16sdtdh="http://schemas.microsoft.com/office/word/2020/wordml/sdtdatahash" xmlns:w16sdtfl="http://schemas.microsoft.com/office/word/2024/wordml/sdtformatlock" xmlns:w16se="http://schemas.microsoft.com/office/word/2015/wordml/symex" xmlns:wpg="http://schemas.microsoft.com/office/word/2010/wordprocessingGroup" xmlns:wpi="http://schemas.microsoft.com/office/word/2010/wordprocessingInk" xmlns:wne="http://schemas.microsoft.com/office/word/2006/wordml" xmlns:wps="http://schemas.microsoft.com/office/word/2010/wordprocessingShape" mc:Ignorable="w14 w15 w16se w16cid w16 w16cex w16sdtdh w16sdtfl w16du wp14">
+  <w15:person w15:author="Anatole Marechal">
+    <w15:presenceInfo w15:providerId="AD" w15:userId="S::anatole.marechal@lpo.fr::0c718e57-c580-472a-99a7-15321d844b25"/>
+  </w15:person>
+</w15:people>
+</file>
+
 <file path=word/styles.xml><?xml version="1.0" encoding="utf-8"?>
-<w:styles xmlns:mc="http://schemas.openxmlformats.org/markup-compatibility/2006" xmlns:r="http://schemas.openxmlformats.org/officeDocument/2006/relationships" xmlns:w="http://schemas.openxmlformats.org/wordprocessingml/2006/main" xmlns:w14="http://schemas.microsoft.com/office/word/2010/wordml" xmlns:w15="http://schemas.microsoft.com/office/word/2012/wordml" xmlns:w16cid="http://schemas.microsoft.com/office/word/2016/wordml/cid" xmlns:w16se="http://schemas.microsoft.com/office/word/2015/wordml/symex" mc:Ignorable="w14 w15 w16se w16cid">
+<w:styles xmlns:mc="http://schemas.openxmlformats.org/markup-compatibility/2006" xmlns:r="http://schemas.openxmlformats.org/officeDocument/2006/relationships" xmlns:w="http://schemas.openxmlformats.org/wordprocessingml/2006/main" xmlns:w14="http://schemas.microsoft.com/office/word/2010/wordml" xmlns:w15="http://schemas.microsoft.com/office/word/2012/wordml" xmlns:w16cex="http://schemas.microsoft.com/office/word/2018/wordml/cex" xmlns:w16cid="http://schemas.microsoft.com/office/word/2016/wordml/cid" xmlns:w16="http://schemas.microsoft.com/office/word/2018/wordml" xmlns:w16du="http://schemas.microsoft.com/office/word/2023/wordml/word16du" xmlns:w16sdtdh="http://schemas.microsoft.com/office/word/2020/wordml/sdtdatahash" xmlns:w16sdtfl="http://schemas.microsoft.com/office/word/2024/wordml/sdtformatlock" xmlns:w16se="http://schemas.microsoft.com/office/word/2015/wordml/symex" mc:Ignorable="w14 w15 w16se w16cid w16 w16cex w16sdtdh w16sdtfl w16du">
   <w:docDefaults>
     <w:rPrDefault>
       <w:rPr>
@@ -19749,7 +20504,7 @@
       </w:pPr>
     </w:pPrDefault>
   </w:docDefaults>
-  <w:latentStyles w:defLockedState="0" w:defUIPriority="99" w:defSemiHidden="0" w:defUnhideWhenUsed="0" w:defQFormat="0" w:count="375">
+  <w:latentStyles w:defLockedState="0" w:defUIPriority="99" w:defSemiHidden="0" w:defUnhideWhenUsed="0" w:defQFormat="0" w:count="376">
     <w:lsdException w:name="Normal" w:uiPriority="0" w:qFormat="1"/>
     <w:lsdException w:name="heading 1" w:uiPriority="9" w:qFormat="1"/>
     <w:lsdException w:name="heading 2" w:semiHidden="1" w:uiPriority="9" w:unhideWhenUsed="1" w:qFormat="1"/>
@@ -20125,6 +20880,7 @@
     <w:lsdException w:name="Smart Hyperlink" w:semiHidden="1" w:unhideWhenUsed="1"/>
     <w:lsdException w:name="Hashtag" w:semiHidden="1" w:unhideWhenUsed="1"/>
     <w:lsdException w:name="Unresolved Mention" w:semiHidden="1" w:unhideWhenUsed="1"/>
+    <w:lsdException w:name="Smart Link" w:semiHidden="1" w:unhideWhenUsed="1"/>
   </w:latentStyles>
   <w:style w:type="paragraph" w:default="1" w:styleId="Normal">
     <w:name w:val="Normal"/>
@@ -21138,6 +21894,16 @@
       </w:tblCellMar>
     </w:tblPr>
   </w:style>
+  <w:style w:type="paragraph" w:styleId="Rvision">
+    <w:name w:val="Revision"/>
+    <w:hidden/>
+    <w:uiPriority w:val="99"/>
+    <w:semiHidden/>
+    <w:rsid w:val="007D26F6"/>
+    <w:pPr>
+      <w:spacing w:after="0" w:line="240" w:lineRule="auto"/>
+    </w:pPr>
+  </w:style>
 </w:styles>
 </file>
 
@@ -21403,16 +22169,287 @@
 </file>
 
 <file path=customXml/item1.xml><?xml version="1.0" encoding="utf-8"?>
+<?mso-contentType ?>
+<FormTemplates xmlns="http://schemas.microsoft.com/sharepoint/v3/contenttype/forms">
+  <Display>DocumentLibraryForm</Display>
+  <Edit>DocumentLibraryForm</Edit>
+  <New>DocumentLibraryForm</New>
+</FormTemplates>
+</file>
+
+<file path=customXml/item2.xml><?xml version="1.0" encoding="utf-8"?>
+<ct:contentTypeSchema xmlns:ct="http://schemas.microsoft.com/office/2006/metadata/contentType" xmlns:ma="http://schemas.microsoft.com/office/2006/metadata/properties/metaAttributes" ct:_="" ma:_="" ma:contentTypeName="Document" ma:contentTypeID="0x01010095F1D9710B37B3488B3E5AE6C22917A6" ma:contentTypeVersion="14" ma:contentTypeDescription="Crée un document." ma:contentTypeScope="" ma:versionID="437847ce58000e2a61a43e584d9da59a">
+  <xsd:schema xmlns:xsd="http://www.w3.org/2001/XMLSchema" xmlns:xs="http://www.w3.org/2001/XMLSchema" xmlns:p="http://schemas.microsoft.com/office/2006/metadata/properties" xmlns:ns2="a7a3b02e-0d6f-45c5-a105-1cac0dea614d" xmlns:ns3="469e3b35-704b-45a3-b8d2-5b0e99aa8d80" targetNamespace="http://schemas.microsoft.com/office/2006/metadata/properties" ma:root="true" ma:fieldsID="a127bc722cd73cd84511c0263e613c8d" ns2:_="" ns3:_="">
+    <xsd:import namespace="a7a3b02e-0d6f-45c5-a105-1cac0dea614d"/>
+    <xsd:import namespace="469e3b35-704b-45a3-b8d2-5b0e99aa8d80"/>
+    <xsd:element name="properties">
+      <xsd:complexType>
+        <xsd:sequence>
+          <xsd:element name="documentManagement">
+            <xsd:complexType>
+              <xsd:all>
+                <xsd:element ref="ns2:MediaServiceMetadata" minOccurs="0"/>
+                <xsd:element ref="ns2:MediaServiceFastMetadata" minOccurs="0"/>
+                <xsd:element ref="ns2:MediaServiceSearchProperties" minOccurs="0"/>
+                <xsd:element ref="ns2:MediaServiceObjectDetectorVersions" minOccurs="0"/>
+                <xsd:element ref="ns2:lcf76f155ced4ddcb4097134ff3c332f" minOccurs="0"/>
+                <xsd:element ref="ns3:TaxCatchAll" minOccurs="0"/>
+                <xsd:element ref="ns2:MediaServiceDateTaken" minOccurs="0"/>
+                <xsd:element ref="ns2:MediaServiceOCR" minOccurs="0"/>
+                <xsd:element ref="ns2:MediaServiceGenerationTime" minOccurs="0"/>
+                <xsd:element ref="ns2:MediaServiceEventHashCode" minOccurs="0"/>
+                <xsd:element ref="ns2:MediaLengthInSeconds" minOccurs="0"/>
+                <xsd:element ref="ns2:MediaServiceBillingMetadata" minOccurs="0"/>
+                <xsd:element ref="ns2:MediaServiceLocation" minOccurs="0"/>
+              </xsd:all>
+            </xsd:complexType>
+          </xsd:element>
+        </xsd:sequence>
+      </xsd:complexType>
+    </xsd:element>
+  </xsd:schema>
+  <xsd:schema xmlns:xsd="http://www.w3.org/2001/XMLSchema" xmlns:xs="http://www.w3.org/2001/XMLSchema" xmlns:dms="http://schemas.microsoft.com/office/2006/documentManagement/types" xmlns:pc="http://schemas.microsoft.com/office/infopath/2007/PartnerControls" targetNamespace="a7a3b02e-0d6f-45c5-a105-1cac0dea614d" elementFormDefault="qualified">
+    <xsd:import namespace="http://schemas.microsoft.com/office/2006/documentManagement/types"/>
+    <xsd:import namespace="http://schemas.microsoft.com/office/infopath/2007/PartnerControls"/>
+    <xsd:element name="MediaServiceMetadata" ma:index="8" nillable="true" ma:displayName="MediaServiceMetadata" ma:hidden="true" ma:internalName="MediaServiceMetadata" ma:readOnly="true">
+      <xsd:simpleType>
+        <xsd:restriction base="dms:Note"/>
+      </xsd:simpleType>
+    </xsd:element>
+    <xsd:element name="MediaServiceFastMetadata" ma:index="9" nillable="true" ma:displayName="MediaServiceFastMetadata" ma:hidden="true" ma:internalName="MediaServiceFastMetadata" ma:readOnly="true">
+      <xsd:simpleType>
+        <xsd:restriction base="dms:Note"/>
+      </xsd:simpleType>
+    </xsd:element>
+    <xsd:element name="MediaServiceSearchProperties" ma:index="10" nillable="true" ma:displayName="MediaServiceSearchProperties" ma:hidden="true" ma:internalName="MediaServiceSearchProperties" ma:readOnly="true">
+      <xsd:simpleType>
+        <xsd:restriction base="dms:Note"/>
+      </xsd:simpleType>
+    </xsd:element>
+    <xsd:element name="MediaServiceObjectDetectorVersions" ma:index="11" nillable="true" ma:displayName="MediaServiceObjectDetectorVersions" ma:hidden="true" ma:indexed="true" ma:internalName="MediaServiceObjectDetectorVersions" ma:readOnly="true">
+      <xsd:simpleType>
+        <xsd:restriction base="dms:Text"/>
+      </xsd:simpleType>
+    </xsd:element>
+    <xsd:element name="lcf76f155ced4ddcb4097134ff3c332f" ma:index="13" nillable="true" ma:taxonomy="true" ma:internalName="lcf76f155ced4ddcb4097134ff3c332f" ma:taxonomyFieldName="MediaServiceImageTags" ma:displayName="Balises d’images" ma:readOnly="false" ma:fieldId="{5cf76f15-5ced-4ddc-b409-7134ff3c332f}" ma:taxonomyMulti="true" ma:sspId="018a4383-8f52-4aef-9fa8-1bc1b56ee4c5" ma:termSetId="09814cd3-568e-fe90-9814-8d621ff8fb84" ma:anchorId="fba54fb3-c3e1-fe81-a776-ca4b69148c4d" ma:open="true" ma:isKeyword="false">
+      <xsd:complexType>
+        <xsd:sequence>
+          <xsd:element ref="pc:Terms" minOccurs="0" maxOccurs="1"/>
+        </xsd:sequence>
+      </xsd:complexType>
+    </xsd:element>
+    <xsd:element name="MediaServiceDateTaken" ma:index="15" nillable="true" ma:displayName="MediaServiceDateTaken" ma:hidden="true" ma:indexed="true" ma:internalName="MediaServiceDateTaken" ma:readOnly="true">
+      <xsd:simpleType>
+        <xsd:restriction base="dms:Text"/>
+      </xsd:simpleType>
+    </xsd:element>
+    <xsd:element name="MediaServiceOCR" ma:index="16" nillable="true" ma:displayName="Extracted Text" ma:internalName="MediaServiceOCR" ma:readOnly="true">
+      <xsd:simpleType>
+        <xsd:restriction base="dms:Note">
+          <xsd:maxLength value="255"/>
+        </xsd:restriction>
+      </xsd:simpleType>
+    </xsd:element>
+    <xsd:element name="MediaServiceGenerationTime" ma:index="17" nillable="true" ma:displayName="MediaServiceGenerationTime" ma:hidden="true" ma:internalName="MediaServiceGenerationTime" ma:readOnly="true">
+      <xsd:simpleType>
+        <xsd:restriction base="dms:Text"/>
+      </xsd:simpleType>
+    </xsd:element>
+    <xsd:element name="MediaServiceEventHashCode" ma:index="18" nillable="true" ma:displayName="MediaServiceEventHashCode" ma:hidden="true" ma:internalName="MediaServiceEventHashCode" ma:readOnly="true">
+      <xsd:simpleType>
+        <xsd:restriction base="dms:Text"/>
+      </xsd:simpleType>
+    </xsd:element>
+    <xsd:element name="MediaLengthInSeconds" ma:index="19" nillable="true" ma:displayName="MediaLengthInSeconds" ma:hidden="true" ma:internalName="MediaLengthInSeconds" ma:readOnly="true">
+      <xsd:simpleType>
+        <xsd:restriction base="dms:Unknown"/>
+      </xsd:simpleType>
+    </xsd:element>
+    <xsd:element name="MediaServiceBillingMetadata" ma:index="20" nillable="true" ma:displayName="MediaServiceBillingMetadata" ma:hidden="true" ma:internalName="MediaServiceBillingMetadata" ma:readOnly="true">
+      <xsd:simpleType>
+        <xsd:restriction base="dms:Note"/>
+      </xsd:simpleType>
+    </xsd:element>
+    <xsd:element name="MediaServiceLocation" ma:index="21" nillable="true" ma:displayName="Location" ma:description="" ma:indexed="true" ma:internalName="MediaServiceLocation" ma:readOnly="true">
+      <xsd:simpleType>
+        <xsd:restriction base="dms:Text"/>
+      </xsd:simpleType>
+    </xsd:element>
+  </xsd:schema>
+  <xsd:schema xmlns:xsd="http://www.w3.org/2001/XMLSchema" xmlns:xs="http://www.w3.org/2001/XMLSchema" xmlns:dms="http://schemas.microsoft.com/office/2006/documentManagement/types" xmlns:pc="http://schemas.microsoft.com/office/infopath/2007/PartnerControls" targetNamespace="469e3b35-704b-45a3-b8d2-5b0e99aa8d80" elementFormDefault="qualified">
+    <xsd:import namespace="http://schemas.microsoft.com/office/2006/documentManagement/types"/>
+    <xsd:import namespace="http://schemas.microsoft.com/office/infopath/2007/PartnerControls"/>
+    <xsd:element name="TaxCatchAll" ma:index="14" nillable="true" ma:displayName="Taxonomy Catch All Column" ma:hidden="true" ma:list="{c4f8953b-b7fc-4683-bdcd-a0d29d1a17d3}" ma:internalName="TaxCatchAll" ma:showField="CatchAllData" ma:web="469e3b35-704b-45a3-b8d2-5b0e99aa8d80">
+      <xsd:complexType>
+        <xsd:complexContent>
+          <xsd:extension base="dms:MultiChoiceLookup">
+            <xsd:sequence>
+              <xsd:element name="Value" type="dms:Lookup" maxOccurs="unbounded" minOccurs="0" nillable="true"/>
+            </xsd:sequence>
+          </xsd:extension>
+        </xsd:complexContent>
+      </xsd:complexType>
+    </xsd:element>
+  </xsd:schema>
+  <xsd:schema xmlns="http://schemas.openxmlformats.org/package/2006/metadata/core-properties" xmlns:xsd="http://www.w3.org/2001/XMLSchema" xmlns:xsi="http://www.w3.org/2001/XMLSchema-instance" xmlns:dc="http://purl.org/dc/elements/1.1/" xmlns:dcterms="http://purl.org/dc/terms/" xmlns:odoc="http://schemas.microsoft.com/internal/obd" targetNamespace="http://schemas.openxmlformats.org/package/2006/metadata/core-properties" elementFormDefault="qualified" attributeFormDefault="unqualified" blockDefault="#all">
+    <xsd:import namespace="http://purl.org/dc/elements/1.1/" schemaLocation="http://dublincore.org/schemas/xmls/qdc/2003/04/02/dc.xsd"/>
+    <xsd:import namespace="http://purl.org/dc/terms/" schemaLocation="http://dublincore.org/schemas/xmls/qdc/2003/04/02/dcterms.xsd"/>
+    <xsd:element name="coreProperties" type="CT_coreProperties"/>
+    <xsd:complexType name="CT_coreProperties">
+      <xsd:all>
+        <xsd:element ref="dc:creator" minOccurs="0" maxOccurs="1"/>
+        <xsd:element ref="dcterms:created" minOccurs="0" maxOccurs="1"/>
+        <xsd:element ref="dc:identifier" minOccurs="0" maxOccurs="1"/>
+        <xsd:element name="contentType" minOccurs="0" maxOccurs="1" type="xsd:string" ma:index="0" ma:displayName="Type de contenu"/>
+        <xsd:element ref="dc:title" minOccurs="0" maxOccurs="1" ma:index="4" ma:displayName="Titre"/>
+        <xsd:element ref="dc:subject" minOccurs="0" maxOccurs="1"/>
+        <xsd:element ref="dc:description" minOccurs="0" maxOccurs="1"/>
+        <xsd:element name="keywords" minOccurs="0" maxOccurs="1" type="xsd:string"/>
+        <xsd:element ref="dc:language" minOccurs="0" maxOccurs="1"/>
+        <xsd:element name="category" minOccurs="0" maxOccurs="1" type="xsd:string"/>
+        <xsd:element name="version" minOccurs="0" maxOccurs="1" type="xsd:string"/>
+        <xsd:element name="revision" minOccurs="0" maxOccurs="1" type="xsd:string">
+          <xsd:annotation>
+            <xsd:documentation>
+                        This value indicates the number of saves or revisions. The application is responsible for updating this value after each revision.
+                    </xsd:documentation>
+          </xsd:annotation>
+        </xsd:element>
+        <xsd:element name="lastModifiedBy" minOccurs="0" maxOccurs="1" type="xsd:string"/>
+        <xsd:element ref="dcterms:modified" minOccurs="0" maxOccurs="1"/>
+        <xsd:element name="contentStatus" minOccurs="0" maxOccurs="1" type="xsd:string"/>
+      </xsd:all>
+    </xsd:complexType>
+  </xsd:schema>
+  <xs:schema xmlns:pc="http://schemas.microsoft.com/office/infopath/2007/PartnerControls" xmlns:xs="http://www.w3.org/2001/XMLSchema" targetNamespace="http://schemas.microsoft.com/office/infopath/2007/PartnerControls" elementFormDefault="qualified" attributeFormDefault="unqualified">
+    <xs:element name="Person">
+      <xs:complexType>
+        <xs:sequence>
+          <xs:element ref="pc:DisplayName" minOccurs="0"/>
+          <xs:element ref="pc:AccountId" minOccurs="0"/>
+          <xs:element ref="pc:AccountType" minOccurs="0"/>
+        </xs:sequence>
+      </xs:complexType>
+    </xs:element>
+    <xs:element name="DisplayName" type="xs:string"/>
+    <xs:element name="AccountId" type="xs:string"/>
+    <xs:element name="AccountType" type="xs:string"/>
+    <xs:element name="BDCAssociatedEntity">
+      <xs:complexType>
+        <xs:sequence>
+          <xs:element ref="pc:BDCEntity" minOccurs="0" maxOccurs="unbounded"/>
+        </xs:sequence>
+        <xs:attribute ref="pc:EntityNamespace"/>
+        <xs:attribute ref="pc:EntityName"/>
+        <xs:attribute ref="pc:SystemInstanceName"/>
+        <xs:attribute ref="pc:AssociationName"/>
+      </xs:complexType>
+    </xs:element>
+    <xs:attribute name="EntityNamespace" type="xs:string"/>
+    <xs:attribute name="EntityName" type="xs:string"/>
+    <xs:attribute name="SystemInstanceName" type="xs:string"/>
+    <xs:attribute name="AssociationName" type="xs:string"/>
+    <xs:element name="BDCEntity">
+      <xs:complexType>
+        <xs:sequence>
+          <xs:element ref="pc:EntityDisplayName" minOccurs="0"/>
+          <xs:element ref="pc:EntityInstanceReference" minOccurs="0"/>
+          <xs:element ref="pc:EntityId1" minOccurs="0"/>
+          <xs:element ref="pc:EntityId2" minOccurs="0"/>
+          <xs:element ref="pc:EntityId3" minOccurs="0"/>
+          <xs:element ref="pc:EntityId4" minOccurs="0"/>
+          <xs:element ref="pc:EntityId5" minOccurs="0"/>
+        </xs:sequence>
+      </xs:complexType>
+    </xs:element>
+    <xs:element name="EntityDisplayName" type="xs:string"/>
+    <xs:element name="EntityInstanceReference" type="xs:string"/>
+    <xs:element name="EntityId1" type="xs:string"/>
+    <xs:element name="EntityId2" type="xs:string"/>
+    <xs:element name="EntityId3" type="xs:string"/>
+    <xs:element name="EntityId4" type="xs:string"/>
+    <xs:element name="EntityId5" type="xs:string"/>
+    <xs:element name="Terms">
+      <xs:complexType>
+        <xs:sequence>
+          <xs:element ref="pc:TermInfo" minOccurs="0" maxOccurs="unbounded"/>
+        </xs:sequence>
+      </xs:complexType>
+    </xs:element>
+    <xs:element name="TermInfo">
+      <xs:complexType>
+        <xs:sequence>
+          <xs:element ref="pc:TermName" minOccurs="0"/>
+          <xs:element ref="pc:TermId" minOccurs="0"/>
+        </xs:sequence>
+      </xs:complexType>
+    </xs:element>
+    <xs:element name="TermName" type="xs:string"/>
+    <xs:element name="TermId" type="xs:string"/>
+  </xs:schema>
+</ct:contentTypeSchema>
+</file>
+
+<file path=customXml/item3.xml><?xml version="1.0" encoding="utf-8"?>
 <go:gDocsCustomXmlDataStorage xmlns:go="http://customooxmlschemas.google.com/" xmlns:r="http://schemas.openxmlformats.org/officeDocument/2006/relationships">
   <go:docsCustomData xmlns:go="http://customooxmlschemas.google.com/" roundtripDataSignature="AMtx7mg4g0B1l82a/LGKVZ/S+Anc5c4JKw==">AMUW2mXJEfvYtcNIxuM2A5ScV0zsJzRMQUyn5KEoDCF19154GA//E3ac6TCC9KkG0ocWvWzH7pJVj2XE4SJThu9FxIAqU0++k3Hq4SM8EiG0HwwwpYA9SU33qFXBemlU77LHlMLK0NLk</go:docsCustomData>
 </go:gDocsCustomXmlDataStorage>
 </file>
 
+<file path=customXml/item4.xml><?xml version="1.0" encoding="utf-8"?>
+<p:properties xmlns:p="http://schemas.microsoft.com/office/2006/metadata/properties" xmlns:xsi="http://www.w3.org/2001/XMLSchema-instance" xmlns:pc="http://schemas.microsoft.com/office/infopath/2007/PartnerControls">
+  <documentManagement>
+    <TaxCatchAll xmlns="469e3b35-704b-45a3-b8d2-5b0e99aa8d80" xsi:nil="true"/>
+    <lcf76f155ced4ddcb4097134ff3c332f xmlns="a7a3b02e-0d6f-45c5-a105-1cac0dea614d">
+      <Terms xmlns="http://schemas.microsoft.com/office/infopath/2007/PartnerControls"/>
+    </lcf76f155ced4ddcb4097134ff3c332f>
+  </documentManagement>
+</p:properties>
+</file>
+
 <file path=customXml/itemProps1.xml><?xml version="1.0" encoding="utf-8"?>
+<ds:datastoreItem xmlns:ds="http://schemas.openxmlformats.org/officeDocument/2006/customXml" ds:itemID="{8DF8A655-3655-47B6-A062-9E04AB4C5A3E}">
+  <ds:schemaRefs>
+    <ds:schemaRef ds:uri="http://schemas.microsoft.com/sharepoint/v3/contenttype/forms"/>
+  </ds:schemaRefs>
+</ds:datastoreItem>
+</file>
+
+<file path=customXml/itemProps2.xml><?xml version="1.0" encoding="utf-8"?>
+<ds:datastoreItem xmlns:ds="http://schemas.openxmlformats.org/officeDocument/2006/customXml" ds:itemID="{90480056-AE29-4DD4-949E-5DF8DC4672A7}">
+  <ds:schemaRefs>
+    <ds:schemaRef ds:uri="http://schemas.microsoft.com/office/2006/metadata/contentType"/>
+    <ds:schemaRef ds:uri="http://schemas.microsoft.com/office/2006/metadata/properties/metaAttributes"/>
+    <ds:schemaRef ds:uri="http://www.w3.org/2001/XMLSchema"/>
+    <ds:schemaRef ds:uri="http://schemas.microsoft.com/office/2006/metadata/properties"/>
+    <ds:schemaRef ds:uri="a7a3b02e-0d6f-45c5-a105-1cac0dea614d"/>
+    <ds:schemaRef ds:uri="469e3b35-704b-45a3-b8d2-5b0e99aa8d80"/>
+    <ds:schemaRef ds:uri="http://schemas.microsoft.com/office/2006/documentManagement/types"/>
+    <ds:schemaRef ds:uri="http://schemas.microsoft.com/office/infopath/2007/PartnerControls"/>
+    <ds:schemaRef ds:uri="http://schemas.openxmlformats.org/package/2006/metadata/core-properties"/>
+    <ds:schemaRef ds:uri="http://purl.org/dc/elements/1.1/"/>
+    <ds:schemaRef ds:uri="http://purl.org/dc/terms/"/>
+    <ds:schemaRef ds:uri="http://schemas.microsoft.com/internal/obd"/>
+  </ds:schemaRefs>
+</ds:datastoreItem>
+</file>
+
+<file path=customXml/itemProps3.xml><?xml version="1.0" encoding="utf-8"?>
 <ds:datastoreItem xmlns:ds="http://schemas.openxmlformats.org/officeDocument/2006/customXml" ds:itemID="{11111111-1234-1234-1234-123412341234}">
   <ds:schemaRefs>
     <ds:schemaRef ds:uri="http://customooxmlschemas.google.com/"/>
     <ds:schemaRef ds:uri="http://schemas.openxmlformats.org/officeDocument/2006/relationships"/>
   </ds:schemaRefs>
 </ds:datastoreItem>
+</file>
+
+<file path=customXml/itemProps4.xml><?xml version="1.0" encoding="utf-8"?>
+<ds:datastoreItem xmlns:ds="http://schemas.openxmlformats.org/officeDocument/2006/customXml" ds:itemID="{7ECDCED4-23FE-436F-B353-EE8D3D4E4A8C}">
+  <ds:schemaRefs>
+    <ds:schemaRef ds:uri="http://schemas.microsoft.com/office/2006/metadata/properties"/>
+    <ds:schemaRef ds:uri="http://schemas.microsoft.com/office/infopath/2007/PartnerControls"/>
+    <ds:schemaRef ds:uri="469e3b35-704b-45a3-b8d2-5b0e99aa8d80"/>
+    <ds:schemaRef ds:uri="a7a3b02e-0d6f-45c5-a105-1cac0dea614d"/>
+  </ds:schemaRefs>
+</ds:datastoreItem>
 </file>